--- a/RevANPEGE_Template_manuscrito.docx
+++ b/RevANPEGE_Template_manuscrito.docx
@@ -120,10 +120,32 @@
     <w:p>
       <w:pPr>
         <w:pStyle w:val="RA13titleotherlanguage"/>
-      </w:pPr>
-      <w:r>
-        <w:t>Title in English</w:t>
-      </w:r>
+        <w:rPr>
+          <w:lang w:val="pt-BR"/>
+        </w:rPr>
+      </w:pPr>
+      <w:proofErr w:type="spellStart"/>
+      <w:r>
+        <w:rPr>
+          <w:lang w:val="pt-BR"/>
+        </w:rPr>
+        <w:t>Title</w:t>
+      </w:r>
+      <w:proofErr w:type="spellEnd"/>
+      <w:r>
+        <w:rPr>
+          <w:lang w:val="pt-BR"/>
+        </w:rPr>
+        <w:t xml:space="preserve"> in </w:t>
+      </w:r>
+      <w:proofErr w:type="spellStart"/>
+      <w:r>
+        <w:rPr>
+          <w:lang w:val="pt-BR"/>
+        </w:rPr>
+        <w:t>English</w:t>
+      </w:r>
+      <w:proofErr w:type="spellEnd"/>
     </w:p>
     <w:p>
       <w:pPr>
@@ -164,7 +186,7 @@
           <w:szCs w:val="20"/>
           <w:lang w:val="pt-BR"/>
         </w:rPr>
-        <w:t>(</w:t>
+        <w:t>(Obrigatório apresenta</w:t>
       </w:r>
       <w:r>
         <w:rPr>
@@ -172,7 +194,7 @@
           <w:szCs w:val="20"/>
           <w:lang w:val="pt-BR"/>
         </w:rPr>
-        <w:t>Obrigatório apresenta</w:t>
+        <w:t>r</w:t>
       </w:r>
       <w:r>
         <w:rPr>
@@ -180,7 +202,7 @@
           <w:szCs w:val="20"/>
           <w:lang w:val="pt-BR"/>
         </w:rPr>
-        <w:t>r</w:t>
+        <w:t xml:space="preserve"> três idiomas, independentemente do idioma principal do texto. </w:t>
       </w:r>
       <w:r>
         <w:rPr>
@@ -188,7 +210,7 @@
           <w:szCs w:val="20"/>
           <w:lang w:val="pt-BR"/>
         </w:rPr>
-        <w:t xml:space="preserve"> três idiomas, independentemente do idioma principal do texto</w:t>
+        <w:t>Português e inglês são obrigatórios, a</w:t>
       </w:r>
       <w:r>
         <w:rPr>
@@ -196,7 +218,7 @@
           <w:szCs w:val="20"/>
           <w:lang w:val="pt-BR"/>
         </w:rPr>
-        <w:t xml:space="preserve">. </w:t>
+        <w:t>lternativamente</w:t>
       </w:r>
       <w:r>
         <w:rPr>
@@ -204,7 +226,7 @@
           <w:szCs w:val="20"/>
           <w:lang w:val="pt-BR"/>
         </w:rPr>
-        <w:t>Português e inglês são obrigatórios</w:t>
+        <w:t>,</w:t>
       </w:r>
       <w:r>
         <w:rPr>
@@ -212,7 +234,7 @@
           <w:szCs w:val="20"/>
           <w:lang w:val="pt-BR"/>
         </w:rPr>
-        <w:t>, a</w:t>
+        <w:t xml:space="preserve"> pode-se usar o francês</w:t>
       </w:r>
       <w:r>
         <w:rPr>
@@ -220,7 +242,7 @@
           <w:szCs w:val="20"/>
           <w:lang w:val="pt-BR"/>
         </w:rPr>
-        <w:t>lternativamente</w:t>
+        <w:t xml:space="preserve"> no lugar do espanhol.</w:t>
       </w:r>
       <w:r>
         <w:rPr>
@@ -228,30 +250,6 @@
           <w:szCs w:val="20"/>
           <w:lang w:val="pt-BR"/>
         </w:rPr>
-        <w:t>,</w:t>
-      </w:r>
-      <w:r>
-        <w:rPr>
-          <w:sz w:val="20"/>
-          <w:szCs w:val="20"/>
-          <w:lang w:val="pt-BR"/>
-        </w:rPr>
-        <w:t xml:space="preserve"> pode-se usar o francês</w:t>
-      </w:r>
-      <w:r>
-        <w:rPr>
-          <w:sz w:val="20"/>
-          <w:szCs w:val="20"/>
-          <w:lang w:val="pt-BR"/>
-        </w:rPr>
-        <w:t xml:space="preserve"> no lugar do espanhol.</w:t>
-      </w:r>
-      <w:r>
-        <w:rPr>
-          <w:sz w:val="20"/>
-          <w:szCs w:val="20"/>
-          <w:lang w:val="pt-BR"/>
-        </w:rPr>
         <w:t>)</w:t>
       </w:r>
     </w:p>
@@ -305,14 +303,7 @@
           <w:color w:val="FF0000"/>
           <w:lang w:val="pt-BR"/>
         </w:rPr>
-        <w:t xml:space="preserve"> </w:t>
-      </w:r>
-      <w:r>
-        <w:rPr>
-          <w:color w:val="FF0000"/>
-          <w:lang w:val="pt-BR"/>
-        </w:rPr>
-        <w:t>Preencher após aceite</w:t>
+        <w:t xml:space="preserve"> Preencher após aceite</w:t>
       </w:r>
     </w:p>
     <w:p>
@@ -535,6 +526,9 @@
     <w:p>
       <w:pPr>
         <w:pStyle w:val="RA31text"/>
+        <w:rPr>
+          <w:lang w:val="pt-BR"/>
+        </w:rPr>
       </w:pPr>
       <w:r>
         <w:rPr>
@@ -711,13 +705,7 @@
         <w:rPr>
           <w:lang w:val="pt-BR"/>
         </w:rPr>
-        <w:t>entre 3 e 5</w:t>
-      </w:r>
-      <w:r>
-        <w:rPr>
-          <w:lang w:val="pt-BR"/>
-        </w:rPr>
-        <w:t xml:space="preserve"> </w:t>
+        <w:t xml:space="preserve">entre 3 e 5 </w:t>
       </w:r>
       <w:r>
         <w:rPr>
@@ -759,1372 +747,33 @@
     <w:p>
       <w:pPr>
         <w:pStyle w:val="RA17abstract"/>
-        <w:rPr>
-          <w:lang w:val="pt-BR"/>
-        </w:rPr>
       </w:pPr>
       <w:r>
         <w:rPr>
           <w:b/>
           <w:bCs/>
-          <w:lang w:val="pt-BR"/>
         </w:rPr>
         <w:t>ABSTRACT:</w:t>
       </w:r>
       <w:r>
-        <w:rPr>
-          <w:lang w:val="pt-BR"/>
-        </w:rPr>
         <w:t xml:space="preserve"> </w:t>
       </w:r>
       <w:r>
-        <w:rPr>
-          <w:lang w:val="pt-BR"/>
-        </w:rPr>
-        <w:t xml:space="preserve">The abstract must </w:t>
-      </w:r>
-      <w:proofErr w:type="spellStart"/>
-      <w:r>
-        <w:rPr>
-          <w:lang w:val="pt-BR"/>
-        </w:rPr>
-        <w:t>be</w:t>
-      </w:r>
-      <w:proofErr w:type="spellEnd"/>
-      <w:r>
-        <w:rPr>
-          <w:lang w:val="pt-BR"/>
-        </w:rPr>
+        <w:t xml:space="preserve">The abstract must be written as a single paragraph of up to 200 words and provide a clear, concise, and accurate summary of the manuscript. It should briefly situate the topic within the field of Geography, clearly state the research problem or objective, outline the methodological approach, summarize the principal findings, and present the main conclusions. The abstract must accurately reflect the content of the article and should not introduce interpretations, claims, or results that are not fully developed in the main text. Citations, footnotes, and references are not permitted. Avoid uncommon abbreviations, evaluative language, and overly broad generalizations. The abstract should enable readers to grasp the </w:t>
+      </w:r>
+      <w:r>
+        <w:t>study's</w:t>
+      </w:r>
+      <w:r>
         <w:t xml:space="preserve"> </w:t>
       </w:r>
-      <w:proofErr w:type="spellStart"/>
-      <w:r>
-        <w:rPr>
-          <w:lang w:val="pt-BR"/>
-        </w:rPr>
-        <w:t>written</w:t>
-      </w:r>
-      <w:proofErr w:type="spellEnd"/>
-      <w:r>
-        <w:rPr>
-          <w:lang w:val="pt-BR"/>
-        </w:rPr>
-        <w:t xml:space="preserve"> as a single </w:t>
-      </w:r>
-      <w:proofErr w:type="spellStart"/>
-      <w:r>
-        <w:rPr>
-          <w:lang w:val="pt-BR"/>
-        </w:rPr>
-        <w:t>paragraph</w:t>
-      </w:r>
-      <w:proofErr w:type="spellEnd"/>
-      <w:r>
-        <w:rPr>
-          <w:lang w:val="pt-BR"/>
-        </w:rPr>
-        <w:t xml:space="preserve"> </w:t>
-      </w:r>
-      <w:proofErr w:type="spellStart"/>
-      <w:r>
-        <w:rPr>
-          <w:lang w:val="pt-BR"/>
-        </w:rPr>
-        <w:t>of</w:t>
-      </w:r>
-      <w:proofErr w:type="spellEnd"/>
-      <w:r>
-        <w:rPr>
-          <w:lang w:val="pt-BR"/>
-        </w:rPr>
-        <w:t xml:space="preserve"> </w:t>
-      </w:r>
-      <w:proofErr w:type="spellStart"/>
-      <w:r>
-        <w:rPr>
-          <w:lang w:val="pt-BR"/>
-        </w:rPr>
-        <w:t>up</w:t>
-      </w:r>
-      <w:proofErr w:type="spellEnd"/>
-      <w:r>
-        <w:rPr>
-          <w:lang w:val="pt-BR"/>
-        </w:rPr>
-        <w:t xml:space="preserve"> </w:t>
-      </w:r>
-      <w:proofErr w:type="spellStart"/>
-      <w:r>
-        <w:rPr>
-          <w:lang w:val="pt-BR"/>
-        </w:rPr>
-        <w:t>to</w:t>
-      </w:r>
-      <w:proofErr w:type="spellEnd"/>
-      <w:r>
-        <w:rPr>
-          <w:lang w:val="pt-BR"/>
-        </w:rPr>
-        <w:t xml:space="preserve"> 200 words </w:t>
-      </w:r>
-      <w:proofErr w:type="spellStart"/>
-      <w:r>
-        <w:rPr>
-          <w:lang w:val="pt-BR"/>
-        </w:rPr>
-        <w:t>and</w:t>
-      </w:r>
-      <w:proofErr w:type="spellEnd"/>
-      <w:r>
-        <w:rPr>
-          <w:lang w:val="pt-BR"/>
-        </w:rPr>
-        <w:t xml:space="preserve"> </w:t>
-      </w:r>
-      <w:proofErr w:type="spellStart"/>
-      <w:r>
-        <w:rPr>
-          <w:lang w:val="pt-BR"/>
-        </w:rPr>
-        <w:t>provide</w:t>
-      </w:r>
-      <w:proofErr w:type="spellEnd"/>
-      <w:r>
-        <w:rPr>
-          <w:lang w:val="pt-BR"/>
-        </w:rPr>
-        <w:t xml:space="preserve"> a </w:t>
-      </w:r>
-      <w:proofErr w:type="spellStart"/>
-      <w:r>
-        <w:rPr>
-          <w:lang w:val="pt-BR"/>
-        </w:rPr>
-        <w:t>clear</w:t>
-      </w:r>
-      <w:proofErr w:type="spellEnd"/>
-      <w:r>
-        <w:rPr>
-          <w:lang w:val="pt-BR"/>
-        </w:rPr>
-        <w:t xml:space="preserve">, </w:t>
-      </w:r>
-      <w:proofErr w:type="spellStart"/>
-      <w:r>
-        <w:rPr>
-          <w:lang w:val="pt-BR"/>
-        </w:rPr>
-        <w:t>concise</w:t>
-      </w:r>
-      <w:proofErr w:type="spellEnd"/>
-      <w:r>
-        <w:rPr>
-          <w:lang w:val="pt-BR"/>
-        </w:rPr>
-        <w:t xml:space="preserve">, </w:t>
-      </w:r>
-      <w:proofErr w:type="spellStart"/>
-      <w:r>
-        <w:rPr>
-          <w:lang w:val="pt-BR"/>
-        </w:rPr>
-        <w:t>and</w:t>
-      </w:r>
-      <w:proofErr w:type="spellEnd"/>
-      <w:r>
-        <w:rPr>
-          <w:lang w:val="pt-BR"/>
-        </w:rPr>
-        <w:t xml:space="preserve"> </w:t>
-      </w:r>
-      <w:proofErr w:type="spellStart"/>
-      <w:r>
-        <w:rPr>
-          <w:lang w:val="pt-BR"/>
-        </w:rPr>
-        <w:t>accurate</w:t>
-      </w:r>
-      <w:proofErr w:type="spellEnd"/>
-      <w:r>
-        <w:rPr>
-          <w:lang w:val="pt-BR"/>
-        </w:rPr>
-        <w:t xml:space="preserve"> </w:t>
-      </w:r>
-      <w:proofErr w:type="spellStart"/>
-      <w:r>
-        <w:rPr>
-          <w:lang w:val="pt-BR"/>
-        </w:rPr>
-        <w:t>summary</w:t>
-      </w:r>
-      <w:proofErr w:type="spellEnd"/>
-      <w:r>
-        <w:rPr>
-          <w:lang w:val="pt-BR"/>
-        </w:rPr>
-        <w:t xml:space="preserve"> </w:t>
-      </w:r>
-      <w:proofErr w:type="spellStart"/>
-      <w:r>
-        <w:rPr>
-          <w:lang w:val="pt-BR"/>
-        </w:rPr>
-        <w:t>of</w:t>
-      </w:r>
-      <w:proofErr w:type="spellEnd"/>
-      <w:r>
-        <w:rPr>
-          <w:lang w:val="pt-BR"/>
-        </w:rPr>
-        <w:t xml:space="preserve"> </w:t>
-      </w:r>
-      <w:proofErr w:type="spellStart"/>
-      <w:r>
-        <w:rPr>
-          <w:lang w:val="pt-BR"/>
-        </w:rPr>
-        <w:t>the</w:t>
-      </w:r>
-      <w:proofErr w:type="spellEnd"/>
-      <w:r>
-        <w:rPr>
-          <w:lang w:val="pt-BR"/>
-        </w:rPr>
-        <w:t xml:space="preserve"> </w:t>
-      </w:r>
-      <w:proofErr w:type="spellStart"/>
-      <w:r>
-        <w:rPr>
-          <w:lang w:val="pt-BR"/>
-        </w:rPr>
-        <w:t>manuscript</w:t>
-      </w:r>
-      <w:proofErr w:type="spellEnd"/>
-      <w:r>
-        <w:rPr>
-          <w:lang w:val="pt-BR"/>
-        </w:rPr>
-        <w:t xml:space="preserve">. It </w:t>
-      </w:r>
-      <w:proofErr w:type="spellStart"/>
-      <w:r>
-        <w:rPr>
-          <w:lang w:val="pt-BR"/>
-        </w:rPr>
-        <w:t>should</w:t>
-      </w:r>
-      <w:proofErr w:type="spellEnd"/>
-      <w:r>
-        <w:rPr>
-          <w:lang w:val="pt-BR"/>
-        </w:rPr>
-        <w:t xml:space="preserve"> </w:t>
-      </w:r>
-      <w:proofErr w:type="spellStart"/>
-      <w:r>
-        <w:rPr>
-          <w:lang w:val="pt-BR"/>
-        </w:rPr>
-        <w:t>briefly</w:t>
-      </w:r>
-      <w:proofErr w:type="spellEnd"/>
-      <w:r>
-        <w:rPr>
-          <w:lang w:val="pt-BR"/>
-        </w:rPr>
-        <w:t xml:space="preserve"> </w:t>
-      </w:r>
-      <w:proofErr w:type="spellStart"/>
-      <w:r>
-        <w:rPr>
-          <w:lang w:val="pt-BR"/>
-        </w:rPr>
-        <w:t>situate</w:t>
-      </w:r>
-      <w:proofErr w:type="spellEnd"/>
-      <w:r>
-        <w:rPr>
-          <w:lang w:val="pt-BR"/>
-        </w:rPr>
-        <w:t xml:space="preserve"> </w:t>
-      </w:r>
-      <w:proofErr w:type="spellStart"/>
-      <w:r>
-        <w:rPr>
-          <w:lang w:val="pt-BR"/>
-        </w:rPr>
-        <w:t>the</w:t>
-      </w:r>
-      <w:proofErr w:type="spellEnd"/>
-      <w:r>
-        <w:rPr>
-          <w:lang w:val="pt-BR"/>
-        </w:rPr>
-        <w:t xml:space="preserve"> </w:t>
-      </w:r>
-      <w:proofErr w:type="spellStart"/>
-      <w:r>
-        <w:rPr>
-          <w:lang w:val="pt-BR"/>
-        </w:rPr>
-        <w:t>topic</w:t>
-      </w:r>
-      <w:proofErr w:type="spellEnd"/>
-      <w:r>
-        <w:rPr>
-          <w:lang w:val="pt-BR"/>
-        </w:rPr>
-        <w:t xml:space="preserve"> </w:t>
-      </w:r>
-      <w:proofErr w:type="spellStart"/>
-      <w:r>
-        <w:rPr>
-          <w:lang w:val="pt-BR"/>
-        </w:rPr>
-        <w:t>within</w:t>
-      </w:r>
-      <w:proofErr w:type="spellEnd"/>
-      <w:r>
-        <w:rPr>
-          <w:lang w:val="pt-BR"/>
-        </w:rPr>
-        <w:t xml:space="preserve"> </w:t>
-      </w:r>
-      <w:proofErr w:type="spellStart"/>
-      <w:r>
-        <w:rPr>
-          <w:lang w:val="pt-BR"/>
-        </w:rPr>
-        <w:t>the</w:t>
-      </w:r>
-      <w:proofErr w:type="spellEnd"/>
-      <w:r>
-        <w:rPr>
-          <w:lang w:val="pt-BR"/>
-        </w:rPr>
-        <w:t xml:space="preserve"> </w:t>
-      </w:r>
-      <w:proofErr w:type="spellStart"/>
-      <w:r>
-        <w:rPr>
-          <w:lang w:val="pt-BR"/>
-        </w:rPr>
-        <w:t>field</w:t>
-      </w:r>
-      <w:proofErr w:type="spellEnd"/>
-      <w:r>
-        <w:rPr>
-          <w:lang w:val="pt-BR"/>
-        </w:rPr>
-        <w:t xml:space="preserve"> </w:t>
-      </w:r>
-      <w:proofErr w:type="spellStart"/>
-      <w:r>
-        <w:rPr>
-          <w:lang w:val="pt-BR"/>
-        </w:rPr>
-        <w:t>of</w:t>
-      </w:r>
-      <w:proofErr w:type="spellEnd"/>
-      <w:r>
-        <w:rPr>
-          <w:lang w:val="pt-BR"/>
-        </w:rPr>
-        <w:t xml:space="preserve"> </w:t>
-      </w:r>
-      <w:proofErr w:type="spellStart"/>
-      <w:r>
-        <w:rPr>
-          <w:lang w:val="pt-BR"/>
-        </w:rPr>
-        <w:t>Geography</w:t>
-      </w:r>
-      <w:proofErr w:type="spellEnd"/>
-      <w:r>
-        <w:rPr>
-          <w:lang w:val="pt-BR"/>
-        </w:rPr>
-        <w:t xml:space="preserve">, </w:t>
-      </w:r>
-      <w:proofErr w:type="spellStart"/>
-      <w:r>
-        <w:rPr>
-          <w:lang w:val="pt-BR"/>
-        </w:rPr>
-        <w:t>clearly</w:t>
-      </w:r>
-      <w:proofErr w:type="spellEnd"/>
-      <w:r>
-        <w:rPr>
-          <w:lang w:val="pt-BR"/>
-        </w:rPr>
-        <w:t xml:space="preserve"> </w:t>
-      </w:r>
-      <w:proofErr w:type="spellStart"/>
-      <w:r>
-        <w:rPr>
-          <w:lang w:val="pt-BR"/>
-        </w:rPr>
-        <w:t>state</w:t>
-      </w:r>
-      <w:proofErr w:type="spellEnd"/>
-      <w:r>
-        <w:rPr>
-          <w:lang w:val="pt-BR"/>
-        </w:rPr>
-        <w:t xml:space="preserve"> </w:t>
-      </w:r>
-      <w:proofErr w:type="spellStart"/>
-      <w:r>
-        <w:rPr>
-          <w:lang w:val="pt-BR"/>
-        </w:rPr>
-        <w:t>the</w:t>
-      </w:r>
-      <w:proofErr w:type="spellEnd"/>
-      <w:r>
-        <w:rPr>
-          <w:lang w:val="pt-BR"/>
-        </w:rPr>
-        <w:t xml:space="preserve"> </w:t>
-      </w:r>
-      <w:proofErr w:type="spellStart"/>
-      <w:r>
-        <w:rPr>
-          <w:lang w:val="pt-BR"/>
-        </w:rPr>
-        <w:t>research</w:t>
-      </w:r>
-      <w:proofErr w:type="spellEnd"/>
-      <w:r>
-        <w:rPr>
-          <w:lang w:val="pt-BR"/>
-        </w:rPr>
-        <w:t xml:space="preserve"> </w:t>
-      </w:r>
-      <w:proofErr w:type="spellStart"/>
-      <w:r>
-        <w:rPr>
-          <w:lang w:val="pt-BR"/>
-        </w:rPr>
-        <w:t>problem</w:t>
-      </w:r>
-      <w:proofErr w:type="spellEnd"/>
-      <w:r>
-        <w:rPr>
-          <w:lang w:val="pt-BR"/>
-        </w:rPr>
-        <w:t xml:space="preserve"> </w:t>
-      </w:r>
-      <w:proofErr w:type="spellStart"/>
-      <w:r>
-        <w:rPr>
-          <w:lang w:val="pt-BR"/>
-        </w:rPr>
-        <w:t>or</w:t>
-      </w:r>
-      <w:proofErr w:type="spellEnd"/>
-      <w:r>
-        <w:rPr>
-          <w:lang w:val="pt-BR"/>
-        </w:rPr>
-        <w:t xml:space="preserve"> </w:t>
-      </w:r>
-      <w:proofErr w:type="spellStart"/>
-      <w:r>
-        <w:rPr>
-          <w:lang w:val="pt-BR"/>
-        </w:rPr>
-        <w:t>objective</w:t>
-      </w:r>
-      <w:proofErr w:type="spellEnd"/>
-      <w:r>
-        <w:rPr>
-          <w:lang w:val="pt-BR"/>
-        </w:rPr>
-        <w:t xml:space="preserve">, </w:t>
-      </w:r>
-      <w:proofErr w:type="spellStart"/>
-      <w:r>
-        <w:rPr>
-          <w:lang w:val="pt-BR"/>
-        </w:rPr>
-        <w:t>outline</w:t>
-      </w:r>
-      <w:proofErr w:type="spellEnd"/>
-      <w:r>
-        <w:rPr>
-          <w:lang w:val="pt-BR"/>
-        </w:rPr>
-        <w:t xml:space="preserve"> </w:t>
-      </w:r>
-      <w:proofErr w:type="spellStart"/>
-      <w:r>
-        <w:rPr>
-          <w:lang w:val="pt-BR"/>
-        </w:rPr>
-        <w:t>the</w:t>
-      </w:r>
-      <w:proofErr w:type="spellEnd"/>
-      <w:r>
-        <w:rPr>
-          <w:lang w:val="pt-BR"/>
-        </w:rPr>
-        <w:t xml:space="preserve"> </w:t>
-      </w:r>
-      <w:proofErr w:type="spellStart"/>
-      <w:r>
-        <w:rPr>
-          <w:lang w:val="pt-BR"/>
-        </w:rPr>
-        <w:t>methodological</w:t>
-      </w:r>
-      <w:proofErr w:type="spellEnd"/>
-      <w:r>
-        <w:rPr>
-          <w:lang w:val="pt-BR"/>
-        </w:rPr>
-        <w:t xml:space="preserve"> approach, </w:t>
-      </w:r>
-      <w:proofErr w:type="spellStart"/>
-      <w:r>
-        <w:rPr>
-          <w:lang w:val="pt-BR"/>
-        </w:rPr>
-        <w:t>summarize</w:t>
-      </w:r>
-      <w:proofErr w:type="spellEnd"/>
-      <w:r>
-        <w:rPr>
-          <w:lang w:val="pt-BR"/>
-        </w:rPr>
-        <w:t xml:space="preserve"> </w:t>
-      </w:r>
-      <w:proofErr w:type="spellStart"/>
-      <w:r>
-        <w:rPr>
-          <w:lang w:val="pt-BR"/>
-        </w:rPr>
-        <w:t>the</w:t>
-      </w:r>
-      <w:proofErr w:type="spellEnd"/>
-      <w:r>
-        <w:rPr>
-          <w:lang w:val="pt-BR"/>
-        </w:rPr>
-        <w:t xml:space="preserve"> principal </w:t>
-      </w:r>
-      <w:proofErr w:type="spellStart"/>
-      <w:r>
-        <w:rPr>
-          <w:lang w:val="pt-BR"/>
-        </w:rPr>
-        <w:t>findings</w:t>
-      </w:r>
-      <w:proofErr w:type="spellEnd"/>
-      <w:r>
-        <w:rPr>
-          <w:lang w:val="pt-BR"/>
-        </w:rPr>
-        <w:t xml:space="preserve">, </w:t>
-      </w:r>
-      <w:proofErr w:type="spellStart"/>
-      <w:r>
-        <w:rPr>
-          <w:lang w:val="pt-BR"/>
-        </w:rPr>
-        <w:t>and</w:t>
-      </w:r>
-      <w:proofErr w:type="spellEnd"/>
-      <w:r>
-        <w:rPr>
-          <w:lang w:val="pt-BR"/>
-        </w:rPr>
-        <w:t xml:space="preserve"> </w:t>
-      </w:r>
-      <w:proofErr w:type="spellStart"/>
-      <w:r>
-        <w:rPr>
-          <w:lang w:val="pt-BR"/>
-        </w:rPr>
-        <w:t>present</w:t>
-      </w:r>
-      <w:proofErr w:type="spellEnd"/>
-      <w:r>
-        <w:rPr>
-          <w:lang w:val="pt-BR"/>
-        </w:rPr>
-        <w:t xml:space="preserve"> </w:t>
-      </w:r>
-      <w:proofErr w:type="spellStart"/>
-      <w:r>
-        <w:rPr>
-          <w:lang w:val="pt-BR"/>
-        </w:rPr>
-        <w:t>the</w:t>
-      </w:r>
-      <w:proofErr w:type="spellEnd"/>
-      <w:r>
-        <w:rPr>
-          <w:lang w:val="pt-BR"/>
-        </w:rPr>
-        <w:t xml:space="preserve"> </w:t>
-      </w:r>
-      <w:proofErr w:type="spellStart"/>
-      <w:r>
-        <w:rPr>
-          <w:lang w:val="pt-BR"/>
-        </w:rPr>
-        <w:t>main</w:t>
-      </w:r>
-      <w:proofErr w:type="spellEnd"/>
-      <w:r>
-        <w:rPr>
-          <w:lang w:val="pt-BR"/>
-        </w:rPr>
-        <w:t xml:space="preserve"> </w:t>
-      </w:r>
-      <w:proofErr w:type="spellStart"/>
-      <w:r>
-        <w:rPr>
-          <w:lang w:val="pt-BR"/>
-        </w:rPr>
-        <w:t>conclusions</w:t>
-      </w:r>
-      <w:proofErr w:type="spellEnd"/>
-      <w:r>
-        <w:rPr>
-          <w:lang w:val="pt-BR"/>
-        </w:rPr>
-        <w:t xml:space="preserve">. The abstract must </w:t>
-      </w:r>
-      <w:proofErr w:type="spellStart"/>
-      <w:r>
-        <w:rPr>
-          <w:lang w:val="pt-BR"/>
-        </w:rPr>
-        <w:t>accurately</w:t>
-      </w:r>
-      <w:proofErr w:type="spellEnd"/>
-      <w:r>
-        <w:rPr>
-          <w:lang w:val="pt-BR"/>
-        </w:rPr>
-        <w:t xml:space="preserve"> </w:t>
-      </w:r>
-      <w:proofErr w:type="spellStart"/>
-      <w:r>
-        <w:rPr>
-          <w:lang w:val="pt-BR"/>
-        </w:rPr>
-        <w:t>reflect</w:t>
-      </w:r>
-      <w:proofErr w:type="spellEnd"/>
-      <w:r>
-        <w:rPr>
-          <w:lang w:val="pt-BR"/>
-        </w:rPr>
-        <w:t xml:space="preserve"> </w:t>
-      </w:r>
-      <w:proofErr w:type="spellStart"/>
-      <w:r>
-        <w:rPr>
-          <w:lang w:val="pt-BR"/>
-        </w:rPr>
-        <w:t>the</w:t>
-      </w:r>
-      <w:proofErr w:type="spellEnd"/>
-      <w:r>
-        <w:rPr>
-          <w:lang w:val="pt-BR"/>
-        </w:rPr>
-        <w:t xml:space="preserve"> </w:t>
-      </w:r>
-      <w:proofErr w:type="spellStart"/>
-      <w:r>
-        <w:rPr>
-          <w:lang w:val="pt-BR"/>
-        </w:rPr>
-        <w:t>content</w:t>
-      </w:r>
-      <w:proofErr w:type="spellEnd"/>
-      <w:r>
-        <w:rPr>
-          <w:lang w:val="pt-BR"/>
-        </w:rPr>
-        <w:t xml:space="preserve"> </w:t>
-      </w:r>
-      <w:proofErr w:type="spellStart"/>
-      <w:r>
-        <w:rPr>
-          <w:lang w:val="pt-BR"/>
-        </w:rPr>
-        <w:t>of</w:t>
-      </w:r>
-      <w:proofErr w:type="spellEnd"/>
-      <w:r>
-        <w:rPr>
-          <w:lang w:val="pt-BR"/>
-        </w:rPr>
-        <w:t xml:space="preserve"> </w:t>
-      </w:r>
-      <w:proofErr w:type="spellStart"/>
-      <w:r>
-        <w:rPr>
-          <w:lang w:val="pt-BR"/>
-        </w:rPr>
-        <w:t>the</w:t>
-      </w:r>
-      <w:proofErr w:type="spellEnd"/>
-      <w:r>
-        <w:rPr>
-          <w:lang w:val="pt-BR"/>
-        </w:rPr>
-        <w:t xml:space="preserve"> </w:t>
-      </w:r>
-      <w:proofErr w:type="spellStart"/>
-      <w:r>
-        <w:rPr>
-          <w:lang w:val="pt-BR"/>
-        </w:rPr>
-        <w:t>article</w:t>
-      </w:r>
-      <w:proofErr w:type="spellEnd"/>
-      <w:r>
-        <w:rPr>
-          <w:lang w:val="pt-BR"/>
-        </w:rPr>
-        <w:t xml:space="preserve"> </w:t>
-      </w:r>
-      <w:proofErr w:type="spellStart"/>
-      <w:r>
-        <w:rPr>
-          <w:lang w:val="pt-BR"/>
-        </w:rPr>
-        <w:t>and</w:t>
-      </w:r>
-      <w:proofErr w:type="spellEnd"/>
-      <w:r>
-        <w:rPr>
-          <w:lang w:val="pt-BR"/>
-        </w:rPr>
-        <w:t xml:space="preserve"> </w:t>
-      </w:r>
-      <w:proofErr w:type="spellStart"/>
-      <w:r>
-        <w:rPr>
-          <w:lang w:val="pt-BR"/>
-        </w:rPr>
-        <w:t>should</w:t>
-      </w:r>
-      <w:proofErr w:type="spellEnd"/>
-      <w:r>
-        <w:rPr>
-          <w:lang w:val="pt-BR"/>
-        </w:rPr>
-        <w:t xml:space="preserve"> </w:t>
-      </w:r>
-      <w:proofErr w:type="spellStart"/>
-      <w:r>
-        <w:rPr>
-          <w:lang w:val="pt-BR"/>
-        </w:rPr>
-        <w:t>not</w:t>
-      </w:r>
-      <w:proofErr w:type="spellEnd"/>
-      <w:r>
-        <w:rPr>
-          <w:lang w:val="pt-BR"/>
-        </w:rPr>
-        <w:t xml:space="preserve"> </w:t>
-      </w:r>
-      <w:proofErr w:type="spellStart"/>
-      <w:r>
-        <w:rPr>
-          <w:lang w:val="pt-BR"/>
-        </w:rPr>
-        <w:t>introduce</w:t>
-      </w:r>
-      <w:proofErr w:type="spellEnd"/>
-      <w:r>
-        <w:rPr>
-          <w:lang w:val="pt-BR"/>
-        </w:rPr>
-        <w:t xml:space="preserve"> </w:t>
-      </w:r>
-      <w:proofErr w:type="spellStart"/>
-      <w:r>
-        <w:rPr>
-          <w:lang w:val="pt-BR"/>
-        </w:rPr>
-        <w:t>interpretations</w:t>
-      </w:r>
-      <w:proofErr w:type="spellEnd"/>
-      <w:r>
-        <w:rPr>
-          <w:lang w:val="pt-BR"/>
-        </w:rPr>
-        <w:t xml:space="preserve">, </w:t>
-      </w:r>
-      <w:proofErr w:type="spellStart"/>
-      <w:r>
-        <w:rPr>
-          <w:lang w:val="pt-BR"/>
-        </w:rPr>
-        <w:t>claims</w:t>
-      </w:r>
-      <w:proofErr w:type="spellEnd"/>
-      <w:r>
-        <w:rPr>
-          <w:lang w:val="pt-BR"/>
-        </w:rPr>
-        <w:t xml:space="preserve">, </w:t>
-      </w:r>
-      <w:proofErr w:type="spellStart"/>
-      <w:r>
-        <w:rPr>
-          <w:lang w:val="pt-BR"/>
-        </w:rPr>
-        <w:t>or</w:t>
-      </w:r>
-      <w:proofErr w:type="spellEnd"/>
-      <w:r>
-        <w:rPr>
-          <w:lang w:val="pt-BR"/>
-        </w:rPr>
-        <w:t xml:space="preserve"> </w:t>
-      </w:r>
-      <w:proofErr w:type="spellStart"/>
-      <w:r>
-        <w:rPr>
-          <w:lang w:val="pt-BR"/>
-        </w:rPr>
-        <w:t>results</w:t>
-      </w:r>
-      <w:proofErr w:type="spellEnd"/>
-      <w:r>
-        <w:rPr>
-          <w:lang w:val="pt-BR"/>
-        </w:rPr>
-        <w:t xml:space="preserve"> </w:t>
-      </w:r>
-      <w:proofErr w:type="spellStart"/>
-      <w:r>
-        <w:rPr>
-          <w:lang w:val="pt-BR"/>
-        </w:rPr>
-        <w:t>that</w:t>
-      </w:r>
-      <w:proofErr w:type="spellEnd"/>
-      <w:r>
-        <w:rPr>
-          <w:lang w:val="pt-BR"/>
-        </w:rPr>
-        <w:t xml:space="preserve"> are </w:t>
-      </w:r>
-      <w:proofErr w:type="spellStart"/>
-      <w:r>
-        <w:rPr>
-          <w:lang w:val="pt-BR"/>
-        </w:rPr>
-        <w:t>not</w:t>
-      </w:r>
-      <w:proofErr w:type="spellEnd"/>
-      <w:r>
-        <w:rPr>
-          <w:lang w:val="pt-BR"/>
-        </w:rPr>
-        <w:t xml:space="preserve"> </w:t>
-      </w:r>
-      <w:proofErr w:type="spellStart"/>
-      <w:r>
-        <w:rPr>
-          <w:lang w:val="pt-BR"/>
-        </w:rPr>
-        <w:t>fully</w:t>
-      </w:r>
-      <w:proofErr w:type="spellEnd"/>
-      <w:r>
-        <w:rPr>
-          <w:lang w:val="pt-BR"/>
-        </w:rPr>
-        <w:t xml:space="preserve"> </w:t>
-      </w:r>
-      <w:proofErr w:type="spellStart"/>
-      <w:r>
-        <w:rPr>
-          <w:lang w:val="pt-BR"/>
-        </w:rPr>
-        <w:t>developed</w:t>
-      </w:r>
-      <w:proofErr w:type="spellEnd"/>
-      <w:r>
-        <w:rPr>
-          <w:lang w:val="pt-BR"/>
-        </w:rPr>
-        <w:t xml:space="preserve"> in </w:t>
-      </w:r>
-      <w:proofErr w:type="spellStart"/>
-      <w:r>
-        <w:rPr>
-          <w:lang w:val="pt-BR"/>
-        </w:rPr>
-        <w:t>the</w:t>
-      </w:r>
-      <w:proofErr w:type="spellEnd"/>
-      <w:r>
-        <w:rPr>
-          <w:lang w:val="pt-BR"/>
-        </w:rPr>
-        <w:t xml:space="preserve"> </w:t>
-      </w:r>
-      <w:proofErr w:type="spellStart"/>
-      <w:r>
-        <w:rPr>
-          <w:lang w:val="pt-BR"/>
-        </w:rPr>
-        <w:t>main</w:t>
-      </w:r>
-      <w:proofErr w:type="spellEnd"/>
-      <w:r>
-        <w:rPr>
-          <w:lang w:val="pt-BR"/>
-        </w:rPr>
-        <w:t xml:space="preserve"> </w:t>
-      </w:r>
-      <w:proofErr w:type="spellStart"/>
-      <w:r>
-        <w:rPr>
-          <w:lang w:val="pt-BR"/>
-        </w:rPr>
-        <w:t>text</w:t>
-      </w:r>
-      <w:proofErr w:type="spellEnd"/>
-      <w:r>
-        <w:rPr>
-          <w:lang w:val="pt-BR"/>
-        </w:rPr>
-        <w:t xml:space="preserve">. </w:t>
-      </w:r>
-      <w:proofErr w:type="spellStart"/>
-      <w:r>
-        <w:rPr>
-          <w:lang w:val="pt-BR"/>
-        </w:rPr>
-        <w:t>Citations</w:t>
-      </w:r>
-      <w:proofErr w:type="spellEnd"/>
-      <w:r>
-        <w:rPr>
-          <w:lang w:val="pt-BR"/>
-        </w:rPr>
-        <w:t xml:space="preserve">, </w:t>
-      </w:r>
-      <w:proofErr w:type="spellStart"/>
-      <w:r>
-        <w:rPr>
-          <w:lang w:val="pt-BR"/>
-        </w:rPr>
-        <w:t>footnotes</w:t>
-      </w:r>
-      <w:proofErr w:type="spellEnd"/>
-      <w:r>
-        <w:rPr>
-          <w:lang w:val="pt-BR"/>
-        </w:rPr>
-        <w:t xml:space="preserve">, </w:t>
-      </w:r>
-      <w:proofErr w:type="spellStart"/>
-      <w:r>
-        <w:rPr>
-          <w:lang w:val="pt-BR"/>
-        </w:rPr>
-        <w:t>and</w:t>
-      </w:r>
-      <w:proofErr w:type="spellEnd"/>
-      <w:r>
-        <w:rPr>
-          <w:lang w:val="pt-BR"/>
-        </w:rPr>
-        <w:t xml:space="preserve"> </w:t>
-      </w:r>
-      <w:proofErr w:type="spellStart"/>
-      <w:r>
-        <w:rPr>
-          <w:lang w:val="pt-BR"/>
-        </w:rPr>
-        <w:t>references</w:t>
-      </w:r>
-      <w:proofErr w:type="spellEnd"/>
-      <w:r>
-        <w:rPr>
-          <w:lang w:val="pt-BR"/>
-        </w:rPr>
-        <w:t xml:space="preserve"> are </w:t>
-      </w:r>
-      <w:proofErr w:type="spellStart"/>
-      <w:r>
-        <w:rPr>
-          <w:lang w:val="pt-BR"/>
-        </w:rPr>
-        <w:t>not</w:t>
-      </w:r>
-      <w:proofErr w:type="spellEnd"/>
-      <w:r>
-        <w:rPr>
-          <w:lang w:val="pt-BR"/>
-        </w:rPr>
-        <w:t xml:space="preserve"> </w:t>
-      </w:r>
-      <w:proofErr w:type="spellStart"/>
-      <w:r>
-        <w:rPr>
-          <w:lang w:val="pt-BR"/>
-        </w:rPr>
-        <w:t>permitted</w:t>
-      </w:r>
-      <w:proofErr w:type="spellEnd"/>
-      <w:r>
-        <w:rPr>
-          <w:lang w:val="pt-BR"/>
-        </w:rPr>
-        <w:t xml:space="preserve">. </w:t>
-      </w:r>
-      <w:proofErr w:type="spellStart"/>
-      <w:r>
-        <w:rPr>
-          <w:lang w:val="pt-BR"/>
-        </w:rPr>
-        <w:t>Avoid</w:t>
-      </w:r>
-      <w:proofErr w:type="spellEnd"/>
-      <w:r>
-        <w:rPr>
-          <w:lang w:val="pt-BR"/>
-        </w:rPr>
-        <w:t xml:space="preserve"> </w:t>
-      </w:r>
-      <w:proofErr w:type="spellStart"/>
-      <w:r>
-        <w:rPr>
-          <w:lang w:val="pt-BR"/>
-        </w:rPr>
-        <w:t>uncommon</w:t>
-      </w:r>
-      <w:proofErr w:type="spellEnd"/>
-      <w:r>
-        <w:rPr>
-          <w:lang w:val="pt-BR"/>
-        </w:rPr>
-        <w:t xml:space="preserve"> </w:t>
-      </w:r>
-      <w:proofErr w:type="spellStart"/>
-      <w:r>
-        <w:rPr>
-          <w:lang w:val="pt-BR"/>
-        </w:rPr>
-        <w:t>abbreviations</w:t>
-      </w:r>
-      <w:proofErr w:type="spellEnd"/>
-      <w:r>
-        <w:rPr>
-          <w:lang w:val="pt-BR"/>
-        </w:rPr>
-        <w:t xml:space="preserve">, </w:t>
-      </w:r>
-      <w:proofErr w:type="spellStart"/>
-      <w:r>
-        <w:rPr>
-          <w:lang w:val="pt-BR"/>
-        </w:rPr>
-        <w:t>evaluative</w:t>
-      </w:r>
-      <w:proofErr w:type="spellEnd"/>
-      <w:r>
-        <w:rPr>
-          <w:lang w:val="pt-BR"/>
-        </w:rPr>
-        <w:t xml:space="preserve"> </w:t>
-      </w:r>
-      <w:proofErr w:type="spellStart"/>
-      <w:r>
-        <w:rPr>
-          <w:lang w:val="pt-BR"/>
-        </w:rPr>
-        <w:t>language</w:t>
-      </w:r>
-      <w:proofErr w:type="spellEnd"/>
-      <w:r>
-        <w:rPr>
-          <w:lang w:val="pt-BR"/>
-        </w:rPr>
-        <w:t xml:space="preserve">, </w:t>
-      </w:r>
-      <w:proofErr w:type="spellStart"/>
-      <w:r>
-        <w:rPr>
-          <w:lang w:val="pt-BR"/>
-        </w:rPr>
-        <w:t>and</w:t>
-      </w:r>
-      <w:proofErr w:type="spellEnd"/>
-      <w:r>
-        <w:rPr>
-          <w:lang w:val="pt-BR"/>
-        </w:rPr>
-        <w:t xml:space="preserve"> </w:t>
-      </w:r>
-      <w:proofErr w:type="spellStart"/>
-      <w:r>
-        <w:rPr>
-          <w:lang w:val="pt-BR"/>
-        </w:rPr>
-        <w:t>overly</w:t>
-      </w:r>
-      <w:proofErr w:type="spellEnd"/>
-      <w:r>
-        <w:rPr>
-          <w:lang w:val="pt-BR"/>
-        </w:rPr>
-        <w:t xml:space="preserve"> </w:t>
-      </w:r>
-      <w:proofErr w:type="spellStart"/>
-      <w:r>
-        <w:rPr>
-          <w:lang w:val="pt-BR"/>
-        </w:rPr>
-        <w:t>broad</w:t>
-      </w:r>
-      <w:proofErr w:type="spellEnd"/>
-      <w:r>
-        <w:rPr>
-          <w:lang w:val="pt-BR"/>
-        </w:rPr>
-        <w:t xml:space="preserve"> </w:t>
-      </w:r>
-      <w:proofErr w:type="spellStart"/>
-      <w:r>
-        <w:rPr>
-          <w:lang w:val="pt-BR"/>
-        </w:rPr>
-        <w:t>generalizations</w:t>
-      </w:r>
-      <w:proofErr w:type="spellEnd"/>
-      <w:r>
-        <w:rPr>
-          <w:lang w:val="pt-BR"/>
-        </w:rPr>
-        <w:t xml:space="preserve">. The abstract </w:t>
-      </w:r>
-      <w:proofErr w:type="spellStart"/>
-      <w:r>
-        <w:rPr>
-          <w:lang w:val="pt-BR"/>
-        </w:rPr>
-        <w:t>should</w:t>
-      </w:r>
-      <w:proofErr w:type="spellEnd"/>
-      <w:r>
-        <w:rPr>
-          <w:lang w:val="pt-BR"/>
-        </w:rPr>
-        <w:t xml:space="preserve"> </w:t>
-      </w:r>
-      <w:proofErr w:type="spellStart"/>
-      <w:r>
-        <w:rPr>
-          <w:lang w:val="pt-BR"/>
-        </w:rPr>
-        <w:t>enable</w:t>
-      </w:r>
-      <w:proofErr w:type="spellEnd"/>
-      <w:r>
-        <w:rPr>
-          <w:lang w:val="pt-BR"/>
-        </w:rPr>
-        <w:t xml:space="preserve"> </w:t>
-      </w:r>
-      <w:proofErr w:type="spellStart"/>
-      <w:r>
-        <w:rPr>
-          <w:lang w:val="pt-BR"/>
-        </w:rPr>
-        <w:t>readers</w:t>
-      </w:r>
-      <w:proofErr w:type="spellEnd"/>
-      <w:r>
-        <w:rPr>
-          <w:lang w:val="pt-BR"/>
-        </w:rPr>
-        <w:t xml:space="preserve"> </w:t>
-      </w:r>
-      <w:proofErr w:type="spellStart"/>
-      <w:r>
-        <w:rPr>
-          <w:lang w:val="pt-BR"/>
-        </w:rPr>
-        <w:t>to</w:t>
-      </w:r>
-      <w:proofErr w:type="spellEnd"/>
-      <w:r>
-        <w:rPr>
-          <w:lang w:val="pt-BR"/>
-        </w:rPr>
-        <w:t xml:space="preserve"> </w:t>
-      </w:r>
-      <w:proofErr w:type="spellStart"/>
-      <w:r>
-        <w:rPr>
-          <w:lang w:val="pt-BR"/>
-        </w:rPr>
-        <w:t>grasp</w:t>
-      </w:r>
-      <w:proofErr w:type="spellEnd"/>
-      <w:r>
-        <w:rPr>
-          <w:lang w:val="pt-BR"/>
-        </w:rPr>
-        <w:t xml:space="preserve"> </w:t>
-      </w:r>
-      <w:proofErr w:type="spellStart"/>
-      <w:r>
-        <w:rPr>
-          <w:lang w:val="pt-BR"/>
-        </w:rPr>
-        <w:t>the</w:t>
-      </w:r>
-      <w:proofErr w:type="spellEnd"/>
-      <w:r>
-        <w:rPr>
-          <w:lang w:val="pt-BR"/>
-        </w:rPr>
-        <w:t xml:space="preserve"> </w:t>
-      </w:r>
-      <w:proofErr w:type="spellStart"/>
-      <w:r>
-        <w:rPr>
-          <w:lang w:val="pt-BR"/>
-        </w:rPr>
-        <w:t>study's</w:t>
-      </w:r>
-      <w:proofErr w:type="spellEnd"/>
-      <w:r>
-        <w:rPr>
-          <w:lang w:val="pt-BR"/>
-        </w:rPr>
-        <w:t xml:space="preserve"> </w:t>
-      </w:r>
-      <w:proofErr w:type="spellStart"/>
-      <w:r>
-        <w:rPr>
-          <w:lang w:val="pt-BR"/>
-        </w:rPr>
+      <w:r>
         <w:t>relevance</w:t>
       </w:r>
-      <w:proofErr w:type="spellEnd"/>
-      <w:r>
-        <w:rPr>
-          <w:lang w:val="pt-BR"/>
-        </w:rPr>
-        <w:t xml:space="preserve">, its </w:t>
-      </w:r>
-      <w:proofErr w:type="spellStart"/>
-      <w:r>
-        <w:rPr>
-          <w:lang w:val="pt-BR"/>
-        </w:rPr>
-        <w:t>methodological</w:t>
-      </w:r>
-      <w:proofErr w:type="spellEnd"/>
-      <w:r>
-        <w:rPr>
-          <w:lang w:val="pt-BR"/>
-        </w:rPr>
-        <w:t xml:space="preserve"> framework, </w:t>
-      </w:r>
-      <w:proofErr w:type="spellStart"/>
-      <w:r>
-        <w:rPr>
-          <w:lang w:val="pt-BR"/>
-        </w:rPr>
-        <w:t>and</w:t>
-      </w:r>
-      <w:proofErr w:type="spellEnd"/>
-      <w:r>
-        <w:rPr>
-          <w:lang w:val="pt-BR"/>
-        </w:rPr>
-        <w:t xml:space="preserve"> its </w:t>
-      </w:r>
-      <w:proofErr w:type="spellStart"/>
-      <w:r>
-        <w:rPr>
-          <w:lang w:val="pt-BR"/>
-        </w:rPr>
-        <w:t>contribution</w:t>
-      </w:r>
-      <w:proofErr w:type="spellEnd"/>
-      <w:r>
-        <w:rPr>
-          <w:lang w:val="pt-BR"/>
-        </w:rPr>
-        <w:t xml:space="preserve"> </w:t>
-      </w:r>
-      <w:proofErr w:type="spellStart"/>
-      <w:r>
-        <w:rPr>
-          <w:lang w:val="pt-BR"/>
-        </w:rPr>
-        <w:t>to</w:t>
-      </w:r>
-      <w:proofErr w:type="spellEnd"/>
-      <w:r>
-        <w:rPr>
-          <w:lang w:val="pt-BR"/>
-        </w:rPr>
-        <w:t xml:space="preserve"> </w:t>
-      </w:r>
-      <w:proofErr w:type="spellStart"/>
-      <w:r>
-        <w:rPr>
-          <w:lang w:val="pt-BR"/>
-        </w:rPr>
-        <w:t>contemporary</w:t>
-      </w:r>
-      <w:proofErr w:type="spellEnd"/>
-      <w:r>
-        <w:rPr>
-          <w:lang w:val="pt-BR"/>
-        </w:rPr>
-        <w:t xml:space="preserve"> </w:t>
-      </w:r>
-      <w:proofErr w:type="spellStart"/>
-      <w:r>
-        <w:rPr>
-          <w:lang w:val="pt-BR"/>
-        </w:rPr>
-        <w:t>geographical</w:t>
-      </w:r>
-      <w:proofErr w:type="spellEnd"/>
-      <w:r>
-        <w:rPr>
-          <w:lang w:val="pt-BR"/>
-        </w:rPr>
-        <w:t xml:space="preserve"> </w:t>
-      </w:r>
-      <w:proofErr w:type="spellStart"/>
-      <w:r>
-        <w:rPr>
-          <w:lang w:val="pt-BR"/>
-        </w:rPr>
-        <w:t>scholarship</w:t>
-      </w:r>
-      <w:proofErr w:type="spellEnd"/>
-      <w:r>
-        <w:rPr>
-          <w:lang w:val="pt-BR"/>
-        </w:rPr>
+      <w:r>
+        <w:t>, its methodological framework, and its contribution to contemporary geographical scholarship</w:t>
+      </w:r>
+      <w:r>
         <w:t>.</w:t>
       </w:r>
     </w:p>
@@ -3233,6 +1882,9 @@
     <w:p>
       <w:pPr>
         <w:pStyle w:val="RA19line"/>
+        <w:rPr>
+          <w:lang w:val="pt-BR"/>
+        </w:rPr>
       </w:pPr>
     </w:p>
     <w:tbl>
@@ -3268,6 +1920,7 @@
               <w:rPr>
                 <w:rFonts w:eastAsia="SimSun"/>
                 <w:bCs/>
+                <w:noProof/>
                 <w:snapToGrid/>
                 <w:lang w:val="pt-BR" w:eastAsia="pt-BR" w:bidi="ar-SA"/>
               </w:rPr>
@@ -3490,43 +2143,7 @@
         <w:rPr>
           <w:lang w:val="pt-BR"/>
         </w:rPr>
-        <w:t xml:space="preserve">A originalidade do estudo deve estar claramente indicada, podendo assumir caráter teórico, metodológico, empírico ou interpretativo. A Introdução deve demonstrar coerência entre </w:t>
-      </w:r>
-      <w:r>
-        <w:rPr>
-          <w:lang w:val="pt-BR"/>
-        </w:rPr>
-        <w:t xml:space="preserve">o </w:t>
-      </w:r>
-      <w:r>
-        <w:rPr>
-          <w:lang w:val="pt-BR"/>
-        </w:rPr>
-        <w:t xml:space="preserve">problema, </w:t>
-      </w:r>
-      <w:r>
-        <w:rPr>
-          <w:lang w:val="pt-BR"/>
-        </w:rPr>
-        <w:t xml:space="preserve">o </w:t>
-      </w:r>
-      <w:r>
-        <w:rPr>
-          <w:lang w:val="pt-BR"/>
-        </w:rPr>
-        <w:t>referencial teórico e</w:t>
-      </w:r>
-      <w:r>
-        <w:rPr>
-          <w:lang w:val="pt-BR"/>
-        </w:rPr>
-        <w:t xml:space="preserve"> a</w:t>
-      </w:r>
-      <w:r>
-        <w:rPr>
-          <w:lang w:val="pt-BR"/>
-        </w:rPr>
-        <w:t xml:space="preserve"> abordagem metodológica, assegurando consistência epistemológica ao longo do manuscrito. A seção deve conduzir de forma lógica à explicitação do objetivo principal do trabalho, que deve ser apresentado ao final da Introdução. Todas as obras citadas devem constar na lista de referências ao final do manuscrito, organizada em ordem alfabética, conforme as normas da revista.</w:t>
+        <w:t>A originalidade do estudo deve estar claramente indicada, podendo assumir caráter teórico, metodológico, empírico ou interpretativo. A Introdução deve demonstrar coerência entre o problema, o referencial teórico e a abordagem metodológica, assegurando consistência epistemológica ao longo do manuscrito. A seção deve conduzir de forma lógica à explicitação do objetivo principal do trabalho, que deve ser apresentado ao final da Introdução. Todas as obras citadas devem constar na lista de referências ao final do manuscrito, organizada em ordem alfabética, conforme as normas da revista.</w:t>
       </w:r>
     </w:p>
     <w:p>
@@ -3599,19 +2216,7 @@
         <w:rPr>
           <w:lang w:val="pt-BR"/>
         </w:rPr>
-        <w:t>A seção Área de Estudo pode ser apresentada como item independente ou integrada à seção de Materiais e Métodos, conforme a natureza da pesquisa. Quando o problema investigado estiver diretamente vinculado a uma área específica e às suas condições particulares, recomenda-se a</w:t>
-      </w:r>
-      <w:r>
-        <w:rPr>
-          <w:lang w:val="pt-BR"/>
-        </w:rPr>
-        <w:t>presentar</w:t>
-      </w:r>
-      <w:r>
-        <w:rPr>
-          <w:lang w:val="pt-BR"/>
-        </w:rPr>
-        <w:t xml:space="preserve"> a Área de Estudo como seção própria, posicionada após a Introdução. Quando os procedimentos metodológicos forem aplicáveis a diferentes contextos espaciais, a caracterização da área pode ser incorporada à seção de Materiais e Métodos.</w:t>
+        <w:t>A seção Área de Estudo pode ser apresentada como item independente ou integrada à seção de Materiais e Métodos, conforme a natureza da pesquisa. Quando o problema investigado estiver diretamente vinculado a uma área específica e às suas condições particulares, recomenda-se apresentar a Área de Estudo como seção própria, posicionada após a Introdução. Quando os procedimentos metodológicos forem aplicáveis a diferentes contextos espaciais, a caracterização da área pode ser incorporada à seção de Materiais e Métodos.</w:t>
       </w:r>
     </w:p>
     <w:p>
@@ -3625,31 +2230,7 @@
         <w:rPr>
           <w:lang w:val="pt-BR"/>
         </w:rPr>
-        <w:t xml:space="preserve">A seção deve apresentar a delimitação espacial da área investigada, sua inserção regional e os elementos físicos, ambientais, socioeconômicos, políticos ou culturais relevantes para a compreensão do problema analisado. A descrição deve ser suficiente para contextualizar o leitor </w:t>
-      </w:r>
-      <w:r>
-        <w:rPr>
-          <w:lang w:val="pt-BR"/>
-        </w:rPr>
-        <w:t>sobre</w:t>
-      </w:r>
-      <w:r>
-        <w:rPr>
-          <w:lang w:val="pt-BR"/>
-        </w:rPr>
-        <w:t xml:space="preserve"> </w:t>
-      </w:r>
-      <w:r>
-        <w:rPr>
-          <w:lang w:val="pt-BR"/>
-        </w:rPr>
-        <w:t>a</w:t>
-      </w:r>
-      <w:r>
-        <w:rPr>
-          <w:lang w:val="pt-BR"/>
-        </w:rPr>
-        <w:t>s condições que fundamentam a pesquisa, evitando levantamentos bibliográficos extensos ou caracterizações desvinculadas dos objetivos do estudo.</w:t>
+        <w:t>A seção deve apresentar a delimitação espacial da área investigada, sua inserção regional e os elementos físicos, ambientais, socioeconômicos, políticos ou culturais relevantes para a compreensão do problema analisado. A descrição deve ser suficiente para contextualizar o leitor sobre as condições que fundamentam a pesquisa, evitando levantamentos bibliográficos extensos ou caracterizações desvinculadas dos objetivos do estudo.</w:t>
       </w:r>
     </w:p>
     <w:p>
@@ -3923,7 +2504,7 @@
         <w:rPr>
           <w:color w:val="auto"/>
           <w:sz w:val="24"/>
-          <w:lang w:eastAsia="pt-BR"/>
+          <w:lang w:val="pt-BR" w:eastAsia="pt-BR"/>
         </w:rPr>
       </w:pPr>
       <w:r>
@@ -3944,80 +2525,76 @@
         </w:rPr>
         <w:t xml:space="preserve">, os principais achados do estudo, em coerência com o objetivo e os procedimentos metodológicos descritos. </w:t>
       </w:r>
-      <w:proofErr w:type="spellStart"/>
-      <w:r>
-        <w:t>Os</w:t>
-      </w:r>
-      <w:proofErr w:type="spellEnd"/>
-      <w:r>
-        <w:t xml:space="preserve"> </w:t>
-      </w:r>
-      <w:proofErr w:type="spellStart"/>
-      <w:r>
-        <w:t>resultados</w:t>
-      </w:r>
-      <w:proofErr w:type="spellEnd"/>
-      <w:r>
-        <w:t xml:space="preserve"> </w:t>
-      </w:r>
-      <w:proofErr w:type="spellStart"/>
-      <w:r>
-        <w:t>devem</w:t>
-      </w:r>
-      <w:proofErr w:type="spellEnd"/>
-      <w:r>
-        <w:t xml:space="preserve"> ser expostos com base em evidências (dados, documentos, observações, mapeamentos, análises, narrativas sistematizadas etc.), evitando interpretações extensas que devem ser desenvolvidas na </w:t>
+      <w:r>
+        <w:rPr>
+          <w:lang w:val="pt-BR"/>
+        </w:rPr>
+        <w:t xml:space="preserve">Os resultados devem ser expostos com base em evidências (dados, documentos, observações, mapeamentos, análises, narrativas sistematizadas etc.), evitando interpretações extensas que devem ser desenvolvidas na </w:t>
       </w:r>
       <w:r>
         <w:rPr>
           <w:rStyle w:val="Forte"/>
+          <w:lang w:val="pt-BR"/>
         </w:rPr>
         <w:t>Discussão</w:t>
       </w:r>
       <w:r>
+        <w:rPr>
+          <w:lang w:val="pt-BR"/>
+        </w:rPr>
         <w:t xml:space="preserve"> (quando houver) ou ao longo da argumentação, conforme o desenho do manuscrito.</w:t>
       </w:r>
     </w:p>
     <w:p>
       <w:pPr>
         <w:pStyle w:val="RA31text"/>
-      </w:pPr>
-      <w:r>
+        <w:rPr>
+          <w:lang w:val="pt-BR"/>
+        </w:rPr>
+      </w:pPr>
+      <w:r>
+        <w:rPr>
+          <w:lang w:val="pt-BR"/>
+        </w:rPr>
         <w:t xml:space="preserve">Em trabalhos de caráter predominantemente </w:t>
       </w:r>
       <w:r>
         <w:rPr>
           <w:rStyle w:val="Forte"/>
+          <w:lang w:val="pt-BR"/>
         </w:rPr>
         <w:t>teórico-conceitual, ensaístico, historiográfico ou reflexivo</w:t>
       </w:r>
       <w:r>
+        <w:rPr>
+          <w:lang w:val="pt-BR"/>
+        </w:rPr>
         <w:t xml:space="preserve">, esta seção pode ser </w:t>
       </w:r>
       <w:r>
         <w:rPr>
           <w:rStyle w:val="Forte"/>
+          <w:lang w:val="pt-BR"/>
         </w:rPr>
         <w:t>omitida</w:t>
       </w:r>
       <w:r>
-        <w:t xml:space="preserve"> ou integrada à seção de desenvolvimento, desde que </w:t>
-      </w:r>
-      <w:proofErr w:type="gramStart"/>
-      <w:r>
-        <w:t>a</w:t>
-      </w:r>
-      <w:proofErr w:type="gramEnd"/>
-      <w:r>
-        <w:t xml:space="preserve"> organização do texto permaneça clara e compatível com o objetivo proposto. Quando pertinente, </w:t>
+        <w:rPr>
+          <w:lang w:val="pt-BR"/>
+        </w:rPr>
+        <w:t xml:space="preserve"> ou integrada à seção de desenvolvimento, desde que a organização do texto permaneça clara e compatível com o objetivo proposto. Quando pertinente, </w:t>
       </w:r>
       <w:r>
         <w:rPr>
           <w:rStyle w:val="Forte"/>
+          <w:lang w:val="pt-BR"/>
         </w:rPr>
         <w:t>Resultados e Discussão</w:t>
       </w:r>
       <w:r>
+        <w:rPr>
+          <w:lang w:val="pt-BR"/>
+        </w:rPr>
         <w:t xml:space="preserve"> podem ser apresentados de forma integrada.</w:t>
       </w:r>
     </w:p>
@@ -5297,15 +3874,48 @@
           <w:b w:val="0"/>
           <w:bCs w:val="0"/>
         </w:rPr>
-        <w:t xml:space="preserve">.2.1 </w:t>
+        <w:t>.2.1 Figuras</w:t>
+      </w:r>
+    </w:p>
+    <w:p>
+      <w:pPr>
+        <w:pStyle w:val="RA35bullet"/>
+        <w:rPr>
+          <w:lang w:val="pt-BR"/>
+        </w:rPr>
+      </w:pPr>
+      <w:r>
+        <w:rPr>
+          <w:lang w:val="pt-BR"/>
+        </w:rPr>
+        <w:t xml:space="preserve">Devem ser inseridas no texto e acompanhadas de </w:t>
+      </w:r>
+      <w:r>
+        <w:rPr>
+          <w:lang w:val="pt-BR"/>
+        </w:rPr>
+        <w:t xml:space="preserve">uma </w:t>
+      </w:r>
+      <w:r>
+        <w:rPr>
+          <w:lang w:val="pt-BR"/>
+        </w:rPr>
+        <w:t xml:space="preserve">legenda. Figuras com múltiplos painéis devem ser identificadas como </w:t>
       </w:r>
       <w:r>
         <w:rPr>
           <w:rStyle w:val="Forte"/>
           <w:b w:val="0"/>
           <w:bCs w:val="0"/>
-        </w:rPr>
-        <w:t>Figuras</w:t>
+          <w:lang w:val="pt-BR"/>
+        </w:rPr>
+        <w:t>(a), (b), (c)</w:t>
+      </w:r>
+      <w:r>
+        <w:rPr>
+          <w:lang w:val="pt-BR"/>
+        </w:rPr>
+        <w:t>, etc., com descrição correspondente na legenda.</w:t>
       </w:r>
     </w:p>
     <w:p>
@@ -5319,19 +3929,7 @@
         <w:rPr>
           <w:lang w:val="pt-BR"/>
         </w:rPr>
-        <w:t xml:space="preserve">Devem ser inseridas no texto e acompanhadas de </w:t>
-      </w:r>
-      <w:r>
-        <w:rPr>
-          <w:lang w:val="pt-BR"/>
-        </w:rPr>
-        <w:t xml:space="preserve">uma </w:t>
-      </w:r>
-      <w:r>
-        <w:rPr>
-          <w:lang w:val="pt-BR"/>
-        </w:rPr>
-        <w:t xml:space="preserve">legenda. Figuras com múltiplos painéis devem ser identificadas como </w:t>
+        <w:t xml:space="preserve">Recomenda-se resolução mínima de </w:t>
       </w:r>
       <w:r>
         <w:rPr>
@@ -5340,28 +3938,9 @@
           <w:bCs w:val="0"/>
           <w:lang w:val="pt-BR"/>
         </w:rPr>
-        <w:t>(a), (b), (c)</w:t>
-      </w:r>
-      <w:r>
-        <w:rPr>
-          <w:lang w:val="pt-BR"/>
-        </w:rPr>
-        <w:t>, etc., com descrição correspondente na legenda.</w:t>
-      </w:r>
-    </w:p>
-    <w:p>
-      <w:pPr>
-        <w:pStyle w:val="RA35bullet"/>
-        <w:rPr>
-          <w:lang w:val="pt-BR"/>
-        </w:rPr>
-      </w:pPr>
-      <w:r>
-        <w:rPr>
-          <w:lang w:val="pt-BR"/>
-        </w:rPr>
-        <w:t xml:space="preserve">Recomenda-se resolução mínima de </w:t>
-      </w:r>
+        <w:t xml:space="preserve">300 </w:t>
+      </w:r>
+      <w:proofErr w:type="spellStart"/>
       <w:r>
         <w:rPr>
           <w:rStyle w:val="Forte"/>
@@ -5369,9 +3948,27 @@
           <w:bCs w:val="0"/>
           <w:lang w:val="pt-BR"/>
         </w:rPr>
-        <w:t xml:space="preserve">300 </w:t>
-      </w:r>
-      <w:proofErr w:type="spellStart"/>
+        <w:t>dpi</w:t>
+      </w:r>
+      <w:proofErr w:type="spellEnd"/>
+      <w:r>
+        <w:rPr>
+          <w:lang w:val="pt-BR"/>
+        </w:rPr>
+        <w:t xml:space="preserve">. Para minimizar </w:t>
+      </w:r>
+      <w:r>
+        <w:rPr>
+          <w:lang w:val="pt-BR"/>
+        </w:rPr>
+        <w:t xml:space="preserve">a </w:t>
+      </w:r>
+      <w:r>
+        <w:rPr>
+          <w:lang w:val="pt-BR"/>
+        </w:rPr>
+        <w:t xml:space="preserve">perda de qualidade, priorize formatos como </w:t>
+      </w:r>
       <w:r>
         <w:rPr>
           <w:rStyle w:val="Forte"/>
@@ -5379,26 +3976,45 @@
           <w:bCs w:val="0"/>
           <w:lang w:val="pt-BR"/>
         </w:rPr>
-        <w:t>dpi</w:t>
-      </w:r>
-      <w:proofErr w:type="spellEnd"/>
-      <w:r>
-        <w:rPr>
-          <w:lang w:val="pt-BR"/>
-        </w:rPr>
-        <w:t xml:space="preserve">. Para minimizar </w:t>
-      </w:r>
-      <w:r>
-        <w:rPr>
-          <w:lang w:val="pt-BR"/>
-        </w:rPr>
-        <w:t xml:space="preserve">a </w:t>
-      </w:r>
-      <w:r>
-        <w:rPr>
-          <w:lang w:val="pt-BR"/>
-        </w:rPr>
-        <w:t xml:space="preserve">perda de qualidade, priorize formatos como </w:t>
+        <w:t>.png</w:t>
+      </w:r>
+      <w:r>
+        <w:rPr>
+          <w:lang w:val="pt-BR"/>
+        </w:rPr>
+        <w:t xml:space="preserve"> (ou equivalente</w:t>
+      </w:r>
+      <w:r>
+        <w:rPr>
+          <w:lang w:val="pt-BR"/>
+        </w:rPr>
+        <w:t>s</w:t>
+      </w:r>
+      <w:r>
+        <w:rPr>
+          <w:lang w:val="pt-BR"/>
+        </w:rPr>
+        <w:t>)</w:t>
+      </w:r>
+      <w:r>
+        <w:rPr>
+          <w:lang w:val="pt-BR"/>
+        </w:rPr>
+        <w:t xml:space="preserve"> sem compressão excessiva.</w:t>
+      </w:r>
+    </w:p>
+    <w:p>
+      <w:pPr>
+        <w:pStyle w:val="RA35bullet"/>
+        <w:rPr>
+          <w:lang w:val="pt-BR"/>
+        </w:rPr>
+      </w:pPr>
+      <w:r>
+        <w:rPr>
+          <w:lang w:val="pt-BR"/>
+        </w:rPr>
+        <w:t xml:space="preserve">Use apenas </w:t>
       </w:r>
       <w:r>
         <w:rPr>
@@ -5407,31 +4023,61 @@
           <w:bCs w:val="0"/>
           <w:lang w:val="pt-BR"/>
         </w:rPr>
-        <w:t>.png</w:t>
-      </w:r>
-      <w:r>
-        <w:rPr>
-          <w:lang w:val="pt-BR"/>
-        </w:rPr>
-        <w:t xml:space="preserve"> (ou equivalente</w:t>
-      </w:r>
-      <w:r>
-        <w:rPr>
-          <w:lang w:val="pt-BR"/>
-        </w:rPr>
-        <w:t>s</w:t>
-      </w:r>
-      <w:r>
-        <w:rPr>
-          <w:lang w:val="pt-BR"/>
-        </w:rPr>
-        <w:t>)</w:t>
-      </w:r>
-      <w:r>
-        <w:rPr>
-          <w:lang w:val="pt-BR"/>
-        </w:rPr>
-        <w:t xml:space="preserve"> sem compressão excessiva.</w:t>
+        <w:t>uma família de fontes</w:t>
+      </w:r>
+      <w:r>
+        <w:rPr>
+          <w:lang w:val="pt-BR"/>
+        </w:rPr>
+        <w:t xml:space="preserve"> nas figuras</w:t>
+      </w:r>
+      <w:r>
+        <w:rPr>
+          <w:lang w:val="pt-BR"/>
+        </w:rPr>
+        <w:t xml:space="preserve"> para</w:t>
+      </w:r>
+      <w:r>
+        <w:rPr>
+          <w:lang w:val="pt-BR"/>
+        </w:rPr>
+        <w:t xml:space="preserve"> garanti</w:t>
+      </w:r>
+      <w:r>
+        <w:rPr>
+          <w:lang w:val="pt-BR"/>
+        </w:rPr>
+        <w:t>r</w:t>
+      </w:r>
+      <w:r>
+        <w:rPr>
+          <w:lang w:val="pt-BR"/>
+        </w:rPr>
+        <w:t xml:space="preserve"> </w:t>
+      </w:r>
+      <w:r>
+        <w:rPr>
+          <w:lang w:val="pt-BR"/>
+        </w:rPr>
+        <w:t xml:space="preserve">a </w:t>
+      </w:r>
+      <w:r>
+        <w:rPr>
+          <w:lang w:val="pt-BR"/>
+        </w:rPr>
+        <w:t>legibilidade</w:t>
+      </w:r>
+      <w:r>
+        <w:rPr>
+          <w:lang w:val="pt-BR"/>
+        </w:rPr>
+        <w:t xml:space="preserve"> (exemplos: Times New Roman, Arial etc.)</w:t>
+      </w:r>
+      <w:r>
+        <w:rPr>
+          <w:lang w:val="pt-BR"/>
+        </w:rPr>
+        <w:t>.</w:t>
       </w:r>
     </w:p>
     <w:p>
@@ -5445,46 +4091,7 @@
         <w:rPr>
           <w:lang w:val="pt-BR"/>
         </w:rPr>
-        <w:t xml:space="preserve">Use apenas </w:t>
-      </w:r>
-      <w:r>
-        <w:rPr>
-          <w:rStyle w:val="Forte"/>
-          <w:b w:val="0"/>
-          <w:bCs w:val="0"/>
-          <w:lang w:val="pt-BR"/>
-        </w:rPr>
-        <w:t>uma família de fontes</w:t>
-      </w:r>
-      <w:r>
-        <w:rPr>
-          <w:lang w:val="pt-BR"/>
-        </w:rPr>
-        <w:t xml:space="preserve"> nas figuras</w:t>
-      </w:r>
-      <w:r>
-        <w:rPr>
-          <w:lang w:val="pt-BR"/>
-        </w:rPr>
-        <w:t xml:space="preserve"> para</w:t>
-      </w:r>
-      <w:r>
-        <w:rPr>
-          <w:lang w:val="pt-BR"/>
-        </w:rPr>
-        <w:t xml:space="preserve"> garanti</w:t>
-      </w:r>
-      <w:r>
-        <w:rPr>
-          <w:lang w:val="pt-BR"/>
-        </w:rPr>
-        <w:t>r</w:t>
-      </w:r>
-      <w:r>
-        <w:rPr>
-          <w:lang w:val="pt-BR"/>
-        </w:rPr>
-        <w:t xml:space="preserve"> </w:t>
+        <w:t xml:space="preserve">Em mapas e gráficos, priorize </w:t>
       </w:r>
       <w:r>
         <w:rPr>
@@ -5496,44 +4103,6 @@
         <w:rPr>
           <w:lang w:val="pt-BR"/>
         </w:rPr>
-        <w:t>legibilidade</w:t>
-      </w:r>
-      <w:r>
-        <w:rPr>
-          <w:lang w:val="pt-BR"/>
-        </w:rPr>
-        <w:t xml:space="preserve"> (exemplos: Times New Roman, Arial etc.)</w:t>
-      </w:r>
-      <w:r>
-        <w:rPr>
-          <w:lang w:val="pt-BR"/>
-        </w:rPr>
-        <w:t>.</w:t>
-      </w:r>
-    </w:p>
-    <w:p>
-      <w:pPr>
-        <w:pStyle w:val="RA35bullet"/>
-        <w:rPr>
-          <w:lang w:val="pt-BR"/>
-        </w:rPr>
-      </w:pPr>
-      <w:r>
-        <w:rPr>
-          <w:lang w:val="pt-BR"/>
-        </w:rPr>
-        <w:t xml:space="preserve">Em mapas e gráficos, priorize </w:t>
-      </w:r>
-      <w:r>
-        <w:rPr>
-          <w:lang w:val="pt-BR"/>
-        </w:rPr>
-        <w:t xml:space="preserve">a </w:t>
-      </w:r>
-      <w:r>
-        <w:rPr>
-          <w:lang w:val="pt-BR"/>
-        </w:rPr>
         <w:t>acessibilidade visual: evite combinações difíceis para leitores com daltonismo (por exemplo, vermelho/verde), utilize contrastes adequados e, quando necessário, diferencie categorias também por padrões</w:t>
       </w:r>
       <w:r>
@@ -5553,14 +4122,7 @@
           <w:color w:val="auto"/>
           <w:lang w:val="pt-BR"/>
         </w:rPr>
-        <w:t xml:space="preserve"> </w:t>
-      </w:r>
-      <w:r>
-        <w:rPr>
-          <w:color w:val="auto"/>
-          <w:lang w:val="pt-BR"/>
-        </w:rPr>
-        <w:t xml:space="preserve">Para uma lista de escalas de cores legíveis para um número significativo de leitores, por favor, veja as opções de combinações de cores no </w:t>
+        <w:t xml:space="preserve"> Para uma lista de escalas de cores legíveis para um número significativo de leitores, por favor, veja as opções de combinações de cores no </w:t>
       </w:r>
       <w:proofErr w:type="spellStart"/>
       <w:r>
@@ -5813,30 +4375,15 @@
     <w:p>
       <w:pPr>
         <w:pStyle w:val="RA35bullet"/>
-      </w:pPr>
-      <w:proofErr w:type="spellStart"/>
-      <w:r>
-        <w:t>Notas</w:t>
-      </w:r>
-      <w:proofErr w:type="spellEnd"/>
-      <w:r>
-        <w:t xml:space="preserve"> de </w:t>
-      </w:r>
-      <w:proofErr w:type="spellStart"/>
-      <w:r>
-        <w:t>rodapé</w:t>
-      </w:r>
-      <w:proofErr w:type="spellEnd"/>
-      <w:r>
-        <w:t xml:space="preserve"> </w:t>
-      </w:r>
-      <w:proofErr w:type="spellStart"/>
-      <w:r>
-        <w:t>podem</w:t>
-      </w:r>
-      <w:proofErr w:type="spellEnd"/>
-      <w:r>
-        <w:t xml:space="preserve"> ser usadas quando necessário para esclarecer abreviações, fontes ou procedimentos.</w:t>
+        <w:rPr>
+          <w:lang w:val="pt-BR"/>
+        </w:rPr>
+      </w:pPr>
+      <w:r>
+        <w:rPr>
+          <w:lang w:val="pt-BR"/>
+        </w:rPr>
+        <w:t>Notas de rodapé podem ser usadas quando necessário para esclarecer abreviações, fontes ou procedimentos.</w:t>
       </w:r>
     </w:p>
     <w:p>
@@ -5936,982 +4483,6 @@
           <w:color w:val="auto"/>
         </w:rPr>
         <w:t>Cartografia e Mapas</w:t>
-      </w:r>
-    </w:p>
-    <w:p>
-      <w:pPr>
-        <w:pStyle w:val="RA31text"/>
-        <w:rPr>
-          <w:color w:val="auto"/>
-          <w:sz w:val="24"/>
-          <w:lang w:eastAsia="pt-BR"/>
-        </w:rPr>
-      </w:pPr>
-      <w:r>
-        <w:rPr>
-          <w:lang w:val="pt-BR"/>
-        </w:rPr>
-        <w:t xml:space="preserve">Mapas devem ser apresentados como figuras e elaborados com foco </w:t>
-      </w:r>
-      <w:r>
-        <w:rPr>
-          <w:lang w:val="pt-BR"/>
-        </w:rPr>
-        <w:t>na</w:t>
-      </w:r>
-      <w:r>
-        <w:rPr>
-          <w:lang w:val="pt-BR"/>
-        </w:rPr>
-        <w:t xml:space="preserve"> clareza, </w:t>
-      </w:r>
-      <w:r>
-        <w:rPr>
-          <w:lang w:val="pt-BR"/>
-        </w:rPr>
-        <w:t xml:space="preserve">na </w:t>
-      </w:r>
-      <w:r>
-        <w:rPr>
-          <w:lang w:val="pt-BR"/>
-        </w:rPr>
-        <w:t>legibilidade e</w:t>
-      </w:r>
-      <w:r>
-        <w:rPr>
-          <w:lang w:val="pt-BR"/>
-        </w:rPr>
-        <w:t xml:space="preserve"> na</w:t>
-      </w:r>
-      <w:r>
-        <w:rPr>
-          <w:lang w:val="pt-BR"/>
-        </w:rPr>
-        <w:t xml:space="preserve"> consistência visual. </w:t>
-      </w:r>
-      <w:r>
-        <w:t xml:space="preserve">A </w:t>
-      </w:r>
-      <w:proofErr w:type="spellStart"/>
-      <w:r>
-        <w:t>composição</w:t>
-      </w:r>
-      <w:proofErr w:type="spellEnd"/>
-      <w:r>
-        <w:t xml:space="preserve"> </w:t>
-      </w:r>
-      <w:proofErr w:type="spellStart"/>
-      <w:r>
-        <w:t>deve</w:t>
-      </w:r>
-      <w:proofErr w:type="spellEnd"/>
-      <w:r>
-        <w:t xml:space="preserve"> </w:t>
-      </w:r>
-      <w:proofErr w:type="spellStart"/>
-      <w:r>
-        <w:t>considerar</w:t>
-      </w:r>
-      <w:proofErr w:type="spellEnd"/>
-      <w:r>
-        <w:t xml:space="preserve"> o formato da página e evitar excesso de informação, priorizando hierarquia visual, contraste adequado, tipografia legível, simbologia coerente e uso de cores acessível (inclusive para leitores com daltonismo). Quando pertinente, podem ser adotadas convenções cartográficas reconhecidas no tema tratado, desde que não comprometam a leitura.</w:t>
-      </w:r>
-    </w:p>
-    <w:p>
-      <w:pPr>
-        <w:pStyle w:val="RA31text"/>
-        <w:rPr>
-          <w:lang w:val="pt-BR"/>
-        </w:rPr>
-      </w:pPr>
-      <w:r>
-        <w:rPr>
-          <w:lang w:val="pt-BR"/>
-        </w:rPr>
-        <w:t xml:space="preserve">Sempre que o mapa for central para a análise, recomenda-se incluir os elementos necessários </w:t>
-      </w:r>
-      <w:r>
-        <w:rPr>
-          <w:lang w:val="pt-BR"/>
-        </w:rPr>
-        <w:t>à</w:t>
-      </w:r>
-      <w:r>
-        <w:rPr>
-          <w:lang w:val="pt-BR"/>
-        </w:rPr>
-        <w:t xml:space="preserve"> interpretação: escala gráfica, sistema de referência cartográfica/projeção (e </w:t>
-      </w:r>
-      <w:proofErr w:type="spellStart"/>
-      <w:r>
-        <w:rPr>
-          <w:lang w:val="pt-BR"/>
-        </w:rPr>
-        <w:t>datum</w:t>
-      </w:r>
-      <w:proofErr w:type="spellEnd"/>
-      <w:r>
-        <w:rPr>
-          <w:lang w:val="pt-BR"/>
-        </w:rPr>
-        <w:t xml:space="preserve">, quando relevante), fonte(s) dos dados e recorte temporal (quando aplicável). Outros elementos (como </w:t>
-      </w:r>
-      <w:r>
-        <w:rPr>
-          <w:lang w:val="pt-BR"/>
-        </w:rPr>
-        <w:t xml:space="preserve">o </w:t>
-      </w:r>
-      <w:proofErr w:type="gramStart"/>
-      <w:r>
-        <w:rPr>
-          <w:lang w:val="pt-BR"/>
-        </w:rPr>
-        <w:t>norte</w:t>
-      </w:r>
-      <w:proofErr w:type="gramEnd"/>
-      <w:r>
-        <w:rPr>
-          <w:lang w:val="pt-BR"/>
-        </w:rPr>
-        <w:t xml:space="preserve"> e</w:t>
-      </w:r>
-      <w:r>
-        <w:rPr>
-          <w:lang w:val="pt-BR"/>
-        </w:rPr>
-        <w:t xml:space="preserve"> a</w:t>
-      </w:r>
-      <w:r>
-        <w:rPr>
-          <w:lang w:val="pt-BR"/>
-        </w:rPr>
-        <w:t xml:space="preserve"> grade/coordenadas) devem ser utilizados quando contribuírem efetivamente para a leitura do mapa, sem comprometer o layout.</w:t>
-      </w:r>
-    </w:p>
-    <w:p>
-      <w:pPr>
-        <w:pStyle w:val="RA31text"/>
-      </w:pPr>
-      <w:proofErr w:type="spellStart"/>
-      <w:r>
-        <w:t>Anonimato</w:t>
-      </w:r>
-      <w:proofErr w:type="spellEnd"/>
-      <w:r>
-        <w:t xml:space="preserve"> </w:t>
-      </w:r>
-      <w:proofErr w:type="spellStart"/>
-      <w:r>
-        <w:t>na</w:t>
-      </w:r>
-      <w:proofErr w:type="spellEnd"/>
-      <w:r>
-        <w:t xml:space="preserve"> </w:t>
-      </w:r>
-      <w:proofErr w:type="spellStart"/>
-      <w:r>
-        <w:t>avaliação</w:t>
-      </w:r>
-      <w:proofErr w:type="spellEnd"/>
-      <w:r>
-        <w:t xml:space="preserve">: </w:t>
-      </w:r>
-      <w:proofErr w:type="spellStart"/>
-      <w:r>
-        <w:t>na</w:t>
-      </w:r>
-      <w:proofErr w:type="spellEnd"/>
-      <w:r>
-        <w:t xml:space="preserve"> versão submetida para avaliação por pares, o mapa não deve conter nomes, logotipos, créditos institucionais, identificação de laboratório/grupo ou qualquer marca que permita inferir autoria. </w:t>
-      </w:r>
-      <w:proofErr w:type="gramStart"/>
-      <w:r>
-        <w:t>A</w:t>
-      </w:r>
-      <w:proofErr w:type="gramEnd"/>
-      <w:r>
-        <w:t xml:space="preserve"> indicação de autoria/cartografia pode ser inserida somente na versão final, </w:t>
-      </w:r>
-      <w:proofErr w:type="spellStart"/>
-      <w:r>
-        <w:t>após</w:t>
-      </w:r>
-      <w:proofErr w:type="spellEnd"/>
-      <w:r>
-        <w:t xml:space="preserve"> o </w:t>
-      </w:r>
-      <w:proofErr w:type="spellStart"/>
-      <w:r>
-        <w:t>aceite</w:t>
-      </w:r>
-      <w:proofErr w:type="spellEnd"/>
-      <w:r>
-        <w:t>.</w:t>
-      </w:r>
-    </w:p>
-    <w:p>
-      <w:pPr>
-        <w:pStyle w:val="RA31text"/>
-        <w:rPr>
-          <w:lang w:val="pt-BR"/>
-        </w:rPr>
-      </w:pPr>
-      <w:r>
-        <w:rPr>
-          <w:lang w:val="pt-BR"/>
-        </w:rPr>
-        <w:t xml:space="preserve">Fontes, licenças e atribuição: ao utilizar mapas-base, imagens, camadas ou serviços de terceiros (plataformas, instituições, empresas ou repositórios), os autores devem respeitar as condições de uso e redistribuição e registrar a </w:t>
-      </w:r>
-      <w:r>
-        <w:rPr>
-          <w:lang w:val="pt-BR"/>
-        </w:rPr>
-        <w:t>respectiva</w:t>
-      </w:r>
-      <w:r>
-        <w:rPr>
-          <w:lang w:val="pt-BR"/>
-        </w:rPr>
-        <w:t xml:space="preserve"> </w:t>
-      </w:r>
-      <w:r>
-        <w:rPr>
-          <w:lang w:val="pt-BR"/>
-        </w:rPr>
-        <w:t>atribuição</w:t>
-      </w:r>
-      <w:r>
-        <w:rPr>
-          <w:lang w:val="pt-BR"/>
-        </w:rPr>
-        <w:t>. Quando a atribuição/copyright já estiver visível no próprio mapa, não é necessário repeti-la na legenda; quando não estiver, a informação deve ser inserida no mapa ou na legenda, conforme a licença.</w:t>
-      </w:r>
-      <w:r>
-        <w:rPr>
-          <w:lang w:val="pt-BR"/>
-        </w:rPr>
-        <w:t xml:space="preserve"> </w:t>
-      </w:r>
-      <w:r>
-        <w:rPr>
-          <w:lang w:val="pt-BR"/>
-        </w:rPr>
-        <w:t>De modo geral:</w:t>
-      </w:r>
-    </w:p>
-    <w:p>
-      <w:pPr>
-        <w:pStyle w:val="RA35bullet"/>
-      </w:pPr>
-      <w:r>
-        <w:t xml:space="preserve">Cartografia </w:t>
-      </w:r>
-      <w:r>
-        <w:t xml:space="preserve">original (elaboração própria): indicar as fontes dos dados utilizados; </w:t>
-      </w:r>
-      <w:proofErr w:type="gramStart"/>
-      <w:r>
-        <w:t>a</w:t>
-      </w:r>
-      <w:proofErr w:type="gramEnd"/>
-      <w:r>
-        <w:t xml:space="preserve"> autoria/cartografia pode ser acrescentada apenas após o aceite.</w:t>
-      </w:r>
-    </w:p>
-    <w:p>
-      <w:pPr>
-        <w:pStyle w:val="RA35bullet"/>
-      </w:pPr>
-      <w:r>
-        <w:t xml:space="preserve">Dados, cartas e imagens de terceiros: citar a fonte conforme as normas da revista e </w:t>
-      </w:r>
-      <w:proofErr w:type="spellStart"/>
-      <w:r>
-        <w:t>incluir</w:t>
-      </w:r>
-      <w:proofErr w:type="spellEnd"/>
-      <w:r>
-        <w:t xml:space="preserve"> a </w:t>
-      </w:r>
-      <w:proofErr w:type="spellStart"/>
-      <w:r>
-        <w:t>respectiva</w:t>
-      </w:r>
-      <w:proofErr w:type="spellEnd"/>
-      <w:r>
-        <w:t xml:space="preserve"> </w:t>
-      </w:r>
-      <w:proofErr w:type="spellStart"/>
-      <w:r>
-        <w:t>atribuição</w:t>
-      </w:r>
-      <w:proofErr w:type="spellEnd"/>
-      <w:r>
-        <w:t>/</w:t>
-      </w:r>
-      <w:proofErr w:type="spellStart"/>
-      <w:r>
-        <w:t>licença</w:t>
-      </w:r>
-      <w:proofErr w:type="spellEnd"/>
-      <w:r>
-        <w:t xml:space="preserve"> </w:t>
-      </w:r>
-      <w:proofErr w:type="spellStart"/>
-      <w:r>
-        <w:t>quando</w:t>
-      </w:r>
-      <w:proofErr w:type="spellEnd"/>
-      <w:r>
-        <w:t xml:space="preserve"> </w:t>
-      </w:r>
-      <w:proofErr w:type="spellStart"/>
-      <w:r>
-        <w:t>exigida</w:t>
-      </w:r>
-      <w:proofErr w:type="spellEnd"/>
-      <w:r>
-        <w:t>.</w:t>
-      </w:r>
-    </w:p>
-    <w:p>
-      <w:pPr>
-        <w:pStyle w:val="RA35bullet"/>
-      </w:pPr>
-      <w:r>
-        <w:t xml:space="preserve">Serviços e mapas-base licenciados: manter </w:t>
-      </w:r>
-      <w:proofErr w:type="gramStart"/>
-      <w:r>
-        <w:t>a</w:t>
-      </w:r>
-      <w:proofErr w:type="gramEnd"/>
-      <w:r>
-        <w:t xml:space="preserve"> atribuição exigida pelo provedor quando a licença determinar; não substituir por crédito genérico</w:t>
-      </w:r>
-      <w:r>
-        <w:t>.</w:t>
-      </w:r>
-    </w:p>
-    <w:p>
-      <w:pPr>
-        <w:pStyle w:val="RA35bullet"/>
-      </w:pPr>
-      <w:r>
-        <w:t>Domínio público ou licenças abertas</w:t>
-      </w:r>
-      <w:r>
-        <w:t>: indicar a fonte institucional e, quando aplicável, a licença associada.</w:t>
-      </w:r>
-    </w:p>
-    <w:p>
-      <w:pPr>
-        <w:pStyle w:val="RA31text"/>
-        <w:rPr>
-          <w:lang w:val="pt-BR"/>
-        </w:rPr>
-      </w:pPr>
-      <w:r>
-        <w:rPr>
-          <w:lang w:val="pt-BR"/>
-        </w:rPr>
-        <w:t>Normas gerais para apresentação:</w:t>
-      </w:r>
-    </w:p>
-    <w:p>
-      <w:pPr>
-        <w:pStyle w:val="RA35bullet"/>
-        <w:rPr>
-          <w:lang w:val="pt-BR"/>
-        </w:rPr>
-      </w:pPr>
-      <w:r>
-        <w:rPr>
-          <w:lang w:val="pt-BR"/>
-        </w:rPr>
-        <w:t xml:space="preserve">Nomes de autores e afiliações </w:t>
-      </w:r>
-      <w:r>
-        <w:rPr>
-          <w:b/>
-          <w:bCs/>
-          <w:lang w:val="pt-BR"/>
-        </w:rPr>
-        <w:t xml:space="preserve">NÃO </w:t>
-      </w:r>
-      <w:r>
-        <w:rPr>
-          <w:lang w:val="pt-BR"/>
-        </w:rPr>
-        <w:t xml:space="preserve">devem ser incluídos na versão submetida </w:t>
-      </w:r>
-      <w:r>
-        <w:rPr>
-          <w:lang w:val="pt-BR"/>
-        </w:rPr>
-        <w:t>à</w:t>
-      </w:r>
-      <w:r>
-        <w:rPr>
-          <w:lang w:val="pt-BR"/>
-        </w:rPr>
-        <w:t xml:space="preserve"> avaliação.</w:t>
-      </w:r>
-    </w:p>
-    <w:p>
-      <w:pPr>
-        <w:pStyle w:val="RA35bullet"/>
-        <w:rPr>
-          <w:lang w:val="pt-BR"/>
-        </w:rPr>
-      </w:pPr>
-      <w:r>
-        <w:rPr>
-          <w:lang w:val="pt-BR"/>
-        </w:rPr>
-        <w:t>Deve constar informação sobre o sistema de referência cartográfica/projeção</w:t>
-      </w:r>
-      <w:r>
-        <w:rPr>
-          <w:lang w:val="pt-BR"/>
-        </w:rPr>
-        <w:t>; q</w:t>
-      </w:r>
-      <w:r>
-        <w:rPr>
-          <w:lang w:val="pt-BR"/>
-        </w:rPr>
-        <w:t xml:space="preserve">uando pertinente, incluir também a grade ou o sistema de coordenadas </w:t>
-      </w:r>
-      <w:r>
-        <w:rPr>
-          <w:lang w:val="pt-BR"/>
-        </w:rPr>
-        <w:t>utilizados</w:t>
-      </w:r>
-      <w:r>
-        <w:rPr>
-          <w:lang w:val="pt-BR"/>
-        </w:rPr>
-        <w:t>.</w:t>
-      </w:r>
-    </w:p>
-    <w:p>
-      <w:pPr>
-        <w:pStyle w:val="RA35bullet"/>
-        <w:rPr>
-          <w:lang w:val="pt-BR"/>
-        </w:rPr>
-      </w:pPr>
-      <w:r>
-        <w:rPr>
-          <w:lang w:val="pt-BR"/>
-        </w:rPr>
-        <w:t>O mapa deve estar adequadamente enquadrado na página, com margens e bordas consistentes</w:t>
-      </w:r>
-      <w:r>
-        <w:rPr>
-          <w:lang w:val="pt-BR"/>
-        </w:rPr>
-        <w:t>;</w:t>
-      </w:r>
-      <w:r>
-        <w:rPr>
-          <w:lang w:val="pt-BR"/>
-        </w:rPr>
-        <w:t xml:space="preserve"> </w:t>
-      </w:r>
-      <w:r>
-        <w:rPr>
-          <w:lang w:val="pt-BR"/>
-        </w:rPr>
-        <w:t>quando coordenadas/grade forem apresentadas, devem permanecer visíveis.</w:t>
-      </w:r>
-    </w:p>
-    <w:p>
-      <w:pPr>
-        <w:pStyle w:val="RA35bullet"/>
-      </w:pPr>
-      <w:r>
-        <w:t xml:space="preserve">O </w:t>
-      </w:r>
-      <w:proofErr w:type="spellStart"/>
-      <w:r>
-        <w:t>conteúdo</w:t>
-      </w:r>
-      <w:proofErr w:type="spellEnd"/>
-      <w:r>
-        <w:t xml:space="preserve"> do </w:t>
-      </w:r>
-      <w:proofErr w:type="spellStart"/>
-      <w:r>
-        <w:t>mapa</w:t>
-      </w:r>
-      <w:proofErr w:type="spellEnd"/>
-      <w:r>
-        <w:t xml:space="preserve"> deve ser inequívoco: rótulos e notas descritivas devem ter tamanho, posição e estilo compatíveis com a relevância das feições representadas.</w:t>
-      </w:r>
-    </w:p>
-    <w:p>
-      <w:pPr>
-        <w:pStyle w:val="RA35bullet"/>
-      </w:pPr>
-      <w:r>
-        <w:lastRenderedPageBreak/>
-        <w:t xml:space="preserve">A rotulagem deve ser criteriosa. Rotulagem excessiva, desalinhada ou pouco legível compromete a qualidade cartográfica e </w:t>
-      </w:r>
-      <w:proofErr w:type="gramStart"/>
-      <w:r>
-        <w:t>a</w:t>
-      </w:r>
-      <w:proofErr w:type="gramEnd"/>
-      <w:r>
-        <w:t xml:space="preserve"> interpretação.</w:t>
-      </w:r>
-    </w:p>
-    <w:p>
-      <w:pPr>
-        <w:pStyle w:val="RA35bullet"/>
-      </w:pPr>
-      <w:r>
-        <w:t>O mapa deve conter, quando aplicável, os elementos básicos de leitura: título, legenda, orientação e escala gráfica, além do sistema de referência cartográfica.</w:t>
-      </w:r>
-    </w:p>
-    <w:p>
-      <w:pPr>
-        <w:pStyle w:val="RA35bullet"/>
-      </w:pPr>
-      <w:r>
-        <w:t xml:space="preserve">Todas as fontes de informação utilizadas devem ser claramente </w:t>
-      </w:r>
-      <w:proofErr w:type="spellStart"/>
-      <w:r>
-        <w:t>identificadas.</w:t>
-      </w:r>
-      <w:proofErr w:type="spellEnd"/>
-    </w:p>
-    <w:p>
-      <w:pPr>
-        <w:pStyle w:val="RA35bullet"/>
-        <w:rPr>
-          <w:color w:val="auto"/>
-          <w:lang w:val="pt-BR"/>
-        </w:rPr>
-      </w:pPr>
-      <w:r>
-        <w:rPr>
-          <w:lang w:val="pt-BR"/>
-        </w:rPr>
-        <w:t xml:space="preserve">O uso de cores deve ser criterioso e funcional, visando aumentar </w:t>
-      </w:r>
-      <w:r>
-        <w:rPr>
-          <w:lang w:val="pt-BR"/>
-        </w:rPr>
-        <w:t xml:space="preserve">a </w:t>
-      </w:r>
-      <w:r>
-        <w:rPr>
-          <w:lang w:val="pt-BR"/>
-        </w:rPr>
-        <w:t>legibilidade e representar variações nos dados; quando apropriado, recomenda-se adotar convenções de cores e alternativas de diferenciação (padrões, traços e símbolos) para garantir acessibilidade.</w:t>
-      </w:r>
-    </w:p>
-    <w:p>
-      <w:pPr>
-        <w:pStyle w:val="RA22heading2"/>
-        <w:rPr>
-          <w:noProof w:val="0"/>
-          <w:color w:val="auto"/>
-        </w:rPr>
-      </w:pPr>
-      <w:r>
-        <w:rPr>
-          <w:noProof w:val="0"/>
-          <w:color w:val="auto"/>
-        </w:rPr>
-        <w:t>3.</w:t>
-      </w:r>
-      <w:r>
-        <w:rPr>
-          <w:noProof w:val="0"/>
-          <w:color w:val="auto"/>
-        </w:rPr>
-        <w:t>6</w:t>
-      </w:r>
-      <w:r>
-        <w:rPr>
-          <w:noProof w:val="0"/>
-          <w:color w:val="auto"/>
-        </w:rPr>
-        <w:t>. Abreviações</w:t>
-      </w:r>
-      <w:r>
-        <w:rPr>
-          <w:noProof w:val="0"/>
-          <w:color w:val="auto"/>
-        </w:rPr>
-        <w:t xml:space="preserve"> e unidades de medida</w:t>
-      </w:r>
-    </w:p>
-    <w:p>
-      <w:pPr>
-        <w:pStyle w:val="RA31text"/>
-        <w:rPr>
-          <w:color w:val="auto"/>
-          <w:sz w:val="24"/>
-          <w:lang w:eastAsia="pt-BR"/>
-        </w:rPr>
-      </w:pPr>
-      <w:r>
-        <w:t xml:space="preserve">Abreviações devem ser usadas com parcimônia e, sempre que possível, evitadas no título (especialmente quando pouco usuais ou quando possam dificultar a leitura). </w:t>
-      </w:r>
-      <w:r>
-        <w:rPr>
-          <w:lang w:val="pt-BR"/>
-        </w:rPr>
-        <w:t>Todas as abreviações e siglas que não forem amplamente reconhecidas devem ser definidas no resumo e</w:t>
-      </w:r>
-      <w:r>
-        <w:rPr>
-          <w:lang w:val="pt-BR"/>
-        </w:rPr>
-        <w:t>,</w:t>
-      </w:r>
-      <w:r>
-        <w:rPr>
-          <w:lang w:val="pt-BR"/>
-        </w:rPr>
-        <w:t xml:space="preserve"> novamente</w:t>
-      </w:r>
-      <w:r>
-        <w:rPr>
-          <w:lang w:val="pt-BR"/>
-        </w:rPr>
-        <w:t>,</w:t>
-      </w:r>
-      <w:r>
-        <w:rPr>
-          <w:lang w:val="pt-BR"/>
-        </w:rPr>
-        <w:t xml:space="preserve"> na primeira ocorrência no corpo do texto. </w:t>
-      </w:r>
-      <w:r>
-        <w:rPr>
-          <w:lang w:val="pt-BR"/>
-        </w:rPr>
-        <w:t xml:space="preserve">Para evitar ambiguidade, devem ser explicitadas </w:t>
-      </w:r>
-      <w:r>
-        <w:rPr>
-          <w:lang w:val="pt-BR"/>
-        </w:rPr>
-        <w:t xml:space="preserve">as </w:t>
-      </w:r>
-      <w:r>
-        <w:rPr>
-          <w:lang w:val="pt-BR"/>
-        </w:rPr>
-        <w:t xml:space="preserve">siglas que possam ter mais de um significado no campo. </w:t>
-      </w:r>
-      <w:proofErr w:type="spellStart"/>
-      <w:r>
-        <w:t>Siglas</w:t>
-      </w:r>
-      <w:proofErr w:type="spellEnd"/>
-      <w:r>
-        <w:t xml:space="preserve"> </w:t>
-      </w:r>
-      <w:proofErr w:type="spellStart"/>
-      <w:r>
-        <w:t>amplamente</w:t>
-      </w:r>
-      <w:proofErr w:type="spellEnd"/>
-      <w:r>
-        <w:t xml:space="preserve"> </w:t>
-      </w:r>
-      <w:proofErr w:type="spellStart"/>
-      <w:r>
-        <w:t>conhecidas</w:t>
-      </w:r>
-      <w:proofErr w:type="spellEnd"/>
-      <w:r>
-        <w:t xml:space="preserve"> </w:t>
-      </w:r>
-      <w:proofErr w:type="spellStart"/>
-      <w:r>
-        <w:t>podem</w:t>
-      </w:r>
-      <w:proofErr w:type="spellEnd"/>
-      <w:r>
-        <w:t xml:space="preserve"> ser usadas sem definição (por exemplo, IBGE, INPE, NASA, GPS, SIG).</w:t>
-      </w:r>
-    </w:p>
-    <w:p>
-      <w:pPr>
-        <w:pStyle w:val="RA31text"/>
-        <w:rPr>
-          <w:lang w:val="pt-BR"/>
-        </w:rPr>
-      </w:pPr>
-      <w:r>
-        <w:rPr>
-          <w:lang w:val="pt-BR"/>
-        </w:rPr>
-        <w:t>Quando houver pluralização de siglas, recomenda-se o uso do sufixo “</w:t>
-      </w:r>
-      <w:r>
-        <w:rPr>
-          <w:lang w:val="pt-BR"/>
-        </w:rPr>
-        <w:t>-</w:t>
-      </w:r>
-      <w:r>
-        <w:rPr>
-          <w:lang w:val="pt-BR"/>
-        </w:rPr>
-        <w:t xml:space="preserve">s” (por exemplo, ONGs, </w:t>
-      </w:r>
-      <w:proofErr w:type="spellStart"/>
-      <w:r>
-        <w:rPr>
-          <w:lang w:val="pt-BR"/>
-        </w:rPr>
-        <w:t>APPs</w:t>
-      </w:r>
-      <w:proofErr w:type="spellEnd"/>
-      <w:r>
-        <w:rPr>
-          <w:lang w:val="pt-BR"/>
-        </w:rPr>
-        <w:t>), respeitando</w:t>
-      </w:r>
-      <w:r>
-        <w:rPr>
-          <w:lang w:val="pt-BR"/>
-        </w:rPr>
-        <w:t xml:space="preserve"> os</w:t>
-      </w:r>
-      <w:r>
-        <w:rPr>
-          <w:lang w:val="pt-BR"/>
-        </w:rPr>
-        <w:t xml:space="preserve"> usos consagrados e eventuais exceções.</w:t>
-      </w:r>
-    </w:p>
-    <w:p>
-      <w:pPr>
-        <w:pStyle w:val="RA31text"/>
-        <w:rPr>
-          <w:lang w:val="pt-BR"/>
-        </w:rPr>
-      </w:pPr>
-      <w:r>
-        <w:t xml:space="preserve">As </w:t>
-      </w:r>
-      <w:proofErr w:type="spellStart"/>
-      <w:r>
-        <w:t>u</w:t>
-      </w:r>
-      <w:r>
-        <w:t>nidades</w:t>
-      </w:r>
-      <w:proofErr w:type="spellEnd"/>
-      <w:r>
-        <w:t xml:space="preserve"> do Sistema Internacional (SI) não precisam ser definidas. As unidades devem ser apresentadas de forma padronizada, preferencialmente logo após a grandeza entre parênteses, ou após o valor numérico, por exemplo: distância (m), área (m²), declividade (°), altitude (m), temperatura (°C), precipitação (mm). </w:t>
-      </w:r>
-      <w:r>
-        <w:rPr>
-          <w:lang w:val="pt-BR"/>
-        </w:rPr>
-        <w:t xml:space="preserve">Recomenda-se manter </w:t>
-      </w:r>
-      <w:r>
-        <w:rPr>
-          <w:lang w:val="pt-BR"/>
-        </w:rPr>
-        <w:t xml:space="preserve">a </w:t>
-      </w:r>
-      <w:r>
-        <w:rPr>
-          <w:lang w:val="pt-BR"/>
-        </w:rPr>
-        <w:t xml:space="preserve">consistência no uso de símbolos, </w:t>
-      </w:r>
-      <w:r>
-        <w:rPr>
-          <w:lang w:val="pt-BR"/>
-        </w:rPr>
-        <w:t xml:space="preserve">no </w:t>
-      </w:r>
-      <w:r>
-        <w:rPr>
-          <w:lang w:val="pt-BR"/>
-        </w:rPr>
-        <w:t>espaçamento e</w:t>
-      </w:r>
-      <w:r>
-        <w:rPr>
-          <w:lang w:val="pt-BR"/>
-        </w:rPr>
-        <w:t xml:space="preserve"> na</w:t>
-      </w:r>
-      <w:r>
-        <w:rPr>
-          <w:lang w:val="pt-BR"/>
-        </w:rPr>
-        <w:t xml:space="preserve"> notação ao longo do manuscrito.</w:t>
-      </w:r>
-    </w:p>
-    <w:p>
-      <w:pPr>
-        <w:pStyle w:val="RA31text"/>
-      </w:pPr>
-      <w:r>
-        <w:t xml:space="preserve">Quando </w:t>
-      </w:r>
-      <w:proofErr w:type="spellStart"/>
-      <w:r>
-        <w:t>aplicável</w:t>
-      </w:r>
-      <w:proofErr w:type="spellEnd"/>
-      <w:r>
-        <w:t xml:space="preserve">, </w:t>
-      </w:r>
-      <w:proofErr w:type="spellStart"/>
-      <w:r>
-        <w:t>idades</w:t>
-      </w:r>
-      <w:proofErr w:type="spellEnd"/>
-      <w:r>
-        <w:t xml:space="preserve"> e escalas temporais podem ser apresentadas com multiplicadores do SI combinados com “a” (ano), como ka (mil anos) e </w:t>
-      </w:r>
-      <w:proofErr w:type="spellStart"/>
-      <w:r>
-        <w:t>Ma</w:t>
-      </w:r>
-      <w:proofErr w:type="spellEnd"/>
-      <w:r>
-        <w:t xml:space="preserve"> (milhões de anos), mantendo o padrão de escrita no texto e em figuras/tabelas.</w:t>
-      </w:r>
-    </w:p>
-    <w:p>
-      <w:pPr>
-        <w:pStyle w:val="RA31text"/>
-      </w:pPr>
-      <w:r>
-        <w:t>Para datações por radiocarbono, resultados não calibrados devem ser apresentados em anos AP (Antes do Presente), em que “presente” se refere ao ano de 1950 d.C.; datas calibradas devem ser apresentadas como anos cal AP, ou, quando apropriado, convertidas para o calendário gregoriano, desde que o procedimento de calibração seja explicitado.</w:t>
-      </w:r>
-    </w:p>
-    <w:p>
-      <w:pPr>
-        <w:pStyle w:val="RA31text"/>
-        <w:rPr>
-          <w:color w:val="auto"/>
-          <w:lang w:val="pt-BR"/>
-        </w:rPr>
-      </w:pPr>
-      <w:r>
-        <w:rPr>
-          <w:lang w:val="pt-BR"/>
-        </w:rPr>
-        <w:t>Para idades obtidas por luminescência opticamente estimulada, recomenda-se report</w:t>
-      </w:r>
-      <w:r>
-        <w:rPr>
-          <w:lang w:val="pt-BR"/>
-        </w:rPr>
-        <w:t>á-las</w:t>
-      </w:r>
-      <w:r>
-        <w:rPr>
-          <w:lang w:val="pt-BR"/>
-        </w:rPr>
-        <w:t xml:space="preserve"> em anos ou em ka/</w:t>
-      </w:r>
-      <w:proofErr w:type="spellStart"/>
-      <w:r>
-        <w:rPr>
-          <w:lang w:val="pt-BR"/>
-        </w:rPr>
-        <w:t>Ma</w:t>
-      </w:r>
-      <w:proofErr w:type="spellEnd"/>
-      <w:r>
-        <w:rPr>
-          <w:lang w:val="pt-BR"/>
-        </w:rPr>
-        <w:t xml:space="preserve"> (por exemplo, 7,5 ka), evitando o uso de “AP”, pois a notação depende do método e do modelo adotado</w:t>
-      </w:r>
-      <w:r>
-        <w:rPr>
-          <w:lang w:val="pt-BR"/>
-        </w:rPr>
-        <w:t>s</w:t>
-      </w:r>
-      <w:r>
-        <w:rPr>
-          <w:lang w:val="pt-BR"/>
-        </w:rPr>
-        <w:t xml:space="preserve"> e, em geral,</w:t>
-      </w:r>
-      <w:r>
-        <w:rPr>
-          <w:lang w:val="pt-BR"/>
-        </w:rPr>
-        <w:t xml:space="preserve"> não é</w:t>
-      </w:r>
-      <w:r>
-        <w:rPr>
-          <w:lang w:val="pt-BR"/>
-        </w:rPr>
-        <w:t xml:space="preserve"> reportada como “Antes do Presente” nos mesmos termos do radiocarbono</w:t>
-      </w:r>
-      <w:r>
-        <w:rPr>
-          <w:color w:val="auto"/>
-          <w:lang w:val="pt-BR"/>
-        </w:rPr>
-        <w:t>.</w:t>
-      </w:r>
-    </w:p>
-    <w:p>
-      <w:pPr>
-        <w:pStyle w:val="RA21heading1"/>
-        <w:rPr>
-          <w:lang w:val="pt-BR"/>
-        </w:rPr>
-      </w:pPr>
-      <w:r>
-        <w:rPr>
-          <w:lang w:val="pt-BR"/>
-        </w:rPr>
-        <w:t>5</w:t>
-      </w:r>
-      <w:r>
-        <w:rPr>
-          <w:lang w:val="pt-BR"/>
-        </w:rPr>
-        <w:t xml:space="preserve"> Discu</w:t>
-      </w:r>
-      <w:r>
-        <w:rPr>
-          <w:lang w:val="pt-BR"/>
-        </w:rPr>
-        <w:t>s</w:t>
-      </w:r>
-      <w:r>
-        <w:rPr>
-          <w:lang w:val="pt-BR"/>
-        </w:rPr>
-        <w:t>s</w:t>
-      </w:r>
-      <w:r>
-        <w:rPr>
-          <w:lang w:val="pt-BR"/>
-        </w:rPr>
-        <w:t>ão</w:t>
       </w:r>
     </w:p>
     <w:p>
@@ -6924,67 +4495,112 @@
         </w:rPr>
       </w:pPr>
       <w:r>
-        <w:t xml:space="preserve">Quando pertinente, a seção Discussão deve interpretar criticamente os resultados à luz do referencial teórico e da literatura relevante, explicitando como os achados dialogam com estudos anteriores, com as questões orientadoras e, quando houver, com as hipóteses do trabalho. </w:t>
-      </w:r>
-      <w:r>
-        <w:rPr>
-          <w:lang w:val="pt-BR"/>
-        </w:rPr>
-        <w:t xml:space="preserve">Recomenda-se destacar as contribuições do manuscrito para o campo de pesquisa, indicando convergências, divergências e implicações analíticas, metodológicas e/ou empíricas, evitando generalizações não sustentadas pelos dados ou </w:t>
-      </w:r>
-      <w:r>
-        <w:rPr>
-          <w:lang w:val="pt-BR"/>
-        </w:rPr>
-        <w:t xml:space="preserve">pelos </w:t>
-      </w:r>
-      <w:r>
-        <w:rPr>
-          <w:lang w:val="pt-BR"/>
-        </w:rPr>
-        <w:t>argumentos apresentados.</w:t>
+        <w:rPr>
+          <w:lang w:val="pt-BR"/>
+        </w:rPr>
+        <w:t xml:space="preserve">Mapas devem ser apresentados como figuras e elaborados com foco na clareza, </w:t>
+      </w:r>
+      <w:r>
+        <w:rPr>
+          <w:lang w:val="pt-BR"/>
+        </w:rPr>
+        <w:t xml:space="preserve">na </w:t>
+      </w:r>
+      <w:r>
+        <w:rPr>
+          <w:lang w:val="pt-BR"/>
+        </w:rPr>
+        <w:t>legibilidade e</w:t>
+      </w:r>
+      <w:r>
+        <w:rPr>
+          <w:lang w:val="pt-BR"/>
+        </w:rPr>
+        <w:t xml:space="preserve"> na</w:t>
+      </w:r>
+      <w:r>
+        <w:rPr>
+          <w:lang w:val="pt-BR"/>
+        </w:rPr>
+        <w:t xml:space="preserve"> consistência visual. </w:t>
+      </w:r>
+      <w:r>
+        <w:rPr>
+          <w:lang w:val="pt-BR"/>
+        </w:rPr>
+        <w:t>A composição deve considerar o formato da página e evitar excesso de informação, priorizando hierarquia visual, contraste adequado, tipografia legível, simbologia coerente e uso de cores acessível (inclusive para leitores com daltonismo). Quando pertinente, podem ser adotadas convenções cartográficas reconhecidas no tema tratado, desde que não comprometam a leitura.</w:t>
       </w:r>
     </w:p>
     <w:p>
       <w:pPr>
         <w:pStyle w:val="RA31text"/>
-      </w:pPr>
-      <w:r>
-        <w:rPr>
-          <w:lang w:val="pt-BR"/>
-        </w:rPr>
-        <w:t xml:space="preserve">A discussão deve situar os resultados em </w:t>
-      </w:r>
-      <w:r>
-        <w:rPr>
-          <w:lang w:val="pt-BR"/>
-        </w:rPr>
-        <w:t xml:space="preserve">um </w:t>
-      </w:r>
-      <w:r>
-        <w:rPr>
-          <w:lang w:val="pt-BR"/>
-        </w:rPr>
-        <w:t xml:space="preserve">contexto mais amplo, comparando-os, quando apropriado, com evidências e interpretações já consolidadas e delimitando o alcance das conclusões em função da escala de análise e das condições do estudo. </w:t>
-      </w:r>
-      <w:r>
-        <w:t xml:space="preserve">Quando </w:t>
+        <w:rPr>
+          <w:lang w:val="pt-BR"/>
+        </w:rPr>
+      </w:pPr>
+      <w:r>
+        <w:rPr>
+          <w:lang w:val="pt-BR"/>
+        </w:rPr>
+        <w:t xml:space="preserve">Sempre que o mapa for central para a análise, recomenda-se incluir os elementos necessários </w:t>
+      </w:r>
+      <w:r>
+        <w:rPr>
+          <w:lang w:val="pt-BR"/>
+        </w:rPr>
+        <w:t>à</w:t>
+      </w:r>
+      <w:r>
+        <w:rPr>
+          <w:lang w:val="pt-BR"/>
+        </w:rPr>
+        <w:t xml:space="preserve"> interpretação: escala gráfica, sistema de referência cartográfica/projeção (e </w:t>
       </w:r>
       <w:proofErr w:type="spellStart"/>
       <w:r>
-        <w:t>pertinente</w:t>
+        <w:rPr>
+          <w:lang w:val="pt-BR"/>
+        </w:rPr>
+        <w:t>datum</w:t>
       </w:r>
       <w:proofErr w:type="spellEnd"/>
       <w:r>
-        <w:t xml:space="preserve">, </w:t>
-      </w:r>
-      <w:proofErr w:type="spellStart"/>
-      <w:r>
-        <w:t>podem</w:t>
-      </w:r>
-      <w:proofErr w:type="spellEnd"/>
-      <w:r>
-        <w:t xml:space="preserve"> ser apontadas limitações e desdobramentos para pesquisas futuras, bem como implicações para políticas públicas, planejamento territorial ou outras aplicações, desde que fundamentadas no conteúdo do manuscrito.</w:t>
+        <w:rPr>
+          <w:lang w:val="pt-BR"/>
+        </w:rPr>
+        <w:t xml:space="preserve">, quando relevante), fonte(s) dos dados e recorte temporal (quando aplicável). Outros elementos (como </w:t>
+      </w:r>
+      <w:r>
+        <w:rPr>
+          <w:lang w:val="pt-BR"/>
+        </w:rPr>
+        <w:t xml:space="preserve">o </w:t>
+      </w:r>
+      <w:proofErr w:type="gramStart"/>
+      <w:r>
+        <w:rPr>
+          <w:lang w:val="pt-BR"/>
+        </w:rPr>
+        <w:t>norte</w:t>
+      </w:r>
+      <w:proofErr w:type="gramEnd"/>
+      <w:r>
+        <w:rPr>
+          <w:lang w:val="pt-BR"/>
+        </w:rPr>
+        <w:t xml:space="preserve"> e</w:t>
+      </w:r>
+      <w:r>
+        <w:rPr>
+          <w:lang w:val="pt-BR"/>
+        </w:rPr>
+        <w:t xml:space="preserve"> a</w:t>
+      </w:r>
+      <w:r>
+        <w:rPr>
+          <w:lang w:val="pt-BR"/>
+        </w:rPr>
+        <w:t xml:space="preserve"> grade/coordenadas) devem ser utilizados quando contribuírem efetivamente para a leitura do mapa, sem comprometer o layout.</w:t>
       </w:r>
     </w:p>
     <w:p>
@@ -6995,56 +4611,343 @@
         </w:rPr>
       </w:pPr>
       <w:r>
+        <w:rPr>
+          <w:lang w:val="pt-BR"/>
+        </w:rPr>
+        <w:t>Anonimato na avaliação: na versão submetida para avaliação por pares, o mapa não deve conter nomes, logotipos, créditos institucionais, identificação de laboratório/grupo ou qualquer marca que permita inferir autoria. A indicação de autoria/cartografia pode ser inserida somente na versão final, após o aceite.</w:t>
+      </w:r>
+    </w:p>
+    <w:p>
+      <w:pPr>
+        <w:pStyle w:val="RA31text"/>
+        <w:rPr>
+          <w:lang w:val="pt-BR"/>
+        </w:rPr>
+      </w:pPr>
+      <w:r>
+        <w:rPr>
+          <w:lang w:val="pt-BR"/>
+        </w:rPr>
+        <w:t>Fontes, licenças e atribuição: ao utilizar mapas-base, imagens, camadas ou serviços de terceiros (plataformas, instituições, empresas ou repositórios), os autores devem respeitar as condições de uso e redistribuição e registrar a respectiva atribuição. Quando a atribuição/copyright já estiver visível no próprio mapa, não é necessário repeti-la na legenda; quando não estiver, a informação deve ser inserida no mapa ou na legenda, conforme a licença. De modo geral:</w:t>
+      </w:r>
+    </w:p>
+    <w:p>
+      <w:pPr>
+        <w:pStyle w:val="RA35bullet"/>
+        <w:rPr>
+          <w:lang w:val="pt-BR"/>
+        </w:rPr>
+      </w:pPr>
+      <w:r>
+        <w:rPr>
+          <w:lang w:val="pt-BR"/>
+        </w:rPr>
+        <w:t>Cartografia original (elaboração própria): indicar as fontes dos dados utilizados; a autoria/cartografia pode ser acrescentada apenas após o aceite.</w:t>
+      </w:r>
+    </w:p>
+    <w:p>
+      <w:pPr>
+        <w:pStyle w:val="RA35bullet"/>
+        <w:rPr>
+          <w:lang w:val="pt-BR"/>
+        </w:rPr>
+      </w:pPr>
+      <w:r>
+        <w:rPr>
+          <w:lang w:val="pt-BR"/>
+        </w:rPr>
+        <w:t xml:space="preserve">Dados, cartas e imagens de terceiros: citar a fonte conforme as normas da revista e incluir a </w:t>
+      </w:r>
+      <w:r>
+        <w:rPr>
+          <w:lang w:val="pt-BR"/>
+        </w:rPr>
+        <w:t xml:space="preserve">respectiva </w:t>
+      </w:r>
+      <w:r>
+        <w:rPr>
+          <w:lang w:val="pt-BR"/>
+        </w:rPr>
+        <w:t>atribuição/licença quando exigida.</w:t>
+      </w:r>
+    </w:p>
+    <w:p>
+      <w:pPr>
+        <w:pStyle w:val="RA35bullet"/>
+        <w:rPr>
+          <w:lang w:val="pt-BR"/>
+        </w:rPr>
+      </w:pPr>
+      <w:r>
+        <w:rPr>
+          <w:lang w:val="pt-BR"/>
+        </w:rPr>
+        <w:t>Serviços e mapas-base licenciados: manter a atribuição exigida pelo provedor quando a licença determinar; não substituir por crédito genérico</w:t>
+      </w:r>
+      <w:r>
+        <w:rPr>
+          <w:lang w:val="pt-BR"/>
+        </w:rPr>
+        <w:t>.</w:t>
+      </w:r>
+    </w:p>
+    <w:p>
+      <w:pPr>
+        <w:pStyle w:val="RA35bullet"/>
+        <w:rPr>
+          <w:lang w:val="pt-BR"/>
+        </w:rPr>
+      </w:pPr>
+      <w:r>
+        <w:rPr>
+          <w:lang w:val="pt-BR"/>
+        </w:rPr>
+        <w:t>Domínio público ou licenças abertas: indicar a fonte institucional e, quando aplicável, a licença associada.</w:t>
+      </w:r>
+    </w:p>
+    <w:p>
+      <w:pPr>
+        <w:pStyle w:val="RA31text"/>
+        <w:rPr>
+          <w:lang w:val="pt-BR"/>
+        </w:rPr>
+      </w:pPr>
+      <w:r>
+        <w:rPr>
+          <w:lang w:val="pt-BR"/>
+        </w:rPr>
+        <w:t>Normas gerais para apresentação:</w:t>
+      </w:r>
+    </w:p>
+    <w:p>
+      <w:pPr>
+        <w:pStyle w:val="RA35bullet"/>
+        <w:rPr>
+          <w:lang w:val="pt-BR"/>
+        </w:rPr>
+      </w:pPr>
+      <w:r>
+        <w:rPr>
+          <w:lang w:val="pt-BR"/>
+        </w:rPr>
+        <w:t xml:space="preserve">Nomes de autores e afiliações </w:t>
+      </w:r>
+      <w:r>
+        <w:rPr>
+          <w:b/>
+          <w:bCs/>
+          <w:lang w:val="pt-BR"/>
+        </w:rPr>
+        <w:t xml:space="preserve">NÃO </w:t>
+      </w:r>
+      <w:r>
+        <w:rPr>
+          <w:lang w:val="pt-BR"/>
+        </w:rPr>
+        <w:t xml:space="preserve">devem ser incluídos na versão submetida </w:t>
+      </w:r>
+      <w:r>
+        <w:rPr>
+          <w:lang w:val="pt-BR"/>
+        </w:rPr>
+        <w:t>à</w:t>
+      </w:r>
+      <w:r>
+        <w:rPr>
+          <w:lang w:val="pt-BR"/>
+        </w:rPr>
+        <w:t xml:space="preserve"> avaliação.</w:t>
+      </w:r>
+    </w:p>
+    <w:p>
+      <w:pPr>
+        <w:pStyle w:val="RA35bullet"/>
+        <w:rPr>
+          <w:lang w:val="pt-BR"/>
+        </w:rPr>
+      </w:pPr>
+      <w:r>
+        <w:rPr>
+          <w:lang w:val="pt-BR"/>
+        </w:rPr>
+        <w:t>Deve constar informação sobre o sistema de referência cartográfica/projeção</w:t>
+      </w:r>
+      <w:r>
+        <w:rPr>
+          <w:lang w:val="pt-BR"/>
+        </w:rPr>
+        <w:t>; q</w:t>
+      </w:r>
+      <w:r>
+        <w:rPr>
+          <w:lang w:val="pt-BR"/>
+        </w:rPr>
+        <w:t xml:space="preserve">uando pertinente, incluir também a grade ou o sistema de coordenadas </w:t>
+      </w:r>
+      <w:r>
+        <w:rPr>
+          <w:lang w:val="pt-BR"/>
+        </w:rPr>
+        <w:t>utilizados</w:t>
+      </w:r>
+      <w:r>
+        <w:rPr>
+          <w:lang w:val="pt-BR"/>
+        </w:rPr>
+        <w:t>.</w:t>
+      </w:r>
+    </w:p>
+    <w:p>
+      <w:pPr>
+        <w:pStyle w:val="RA35bullet"/>
+        <w:rPr>
+          <w:lang w:val="pt-BR"/>
+        </w:rPr>
+      </w:pPr>
+      <w:r>
+        <w:rPr>
+          <w:lang w:val="pt-BR"/>
+        </w:rPr>
+        <w:t>O mapa deve estar adequadamente enquadrado na página, com margens e bordas consistentes</w:t>
+      </w:r>
+      <w:r>
+        <w:rPr>
+          <w:lang w:val="pt-BR"/>
+        </w:rPr>
+        <w:t>;</w:t>
+      </w:r>
+      <w:r>
+        <w:rPr>
+          <w:lang w:val="pt-BR"/>
+        </w:rPr>
+        <w:t xml:space="preserve"> </w:t>
+      </w:r>
+      <w:r>
+        <w:rPr>
+          <w:lang w:val="pt-BR"/>
+        </w:rPr>
+        <w:t>quando coordenadas/grade forem apresentadas, devem permanecer visíveis.</w:t>
+      </w:r>
+    </w:p>
+    <w:p>
+      <w:pPr>
+        <w:pStyle w:val="RA35bullet"/>
+        <w:rPr>
+          <w:lang w:val="pt-BR"/>
+        </w:rPr>
+      </w:pPr>
+      <w:r>
+        <w:rPr>
+          <w:lang w:val="pt-BR"/>
+        </w:rPr>
+        <w:t>O conteúdo do mapa deve ser inequívoco: rótulos e notas descritivas devem ter tamanho, posição e estilo compatíveis com a relevância das feições representadas.</w:t>
+      </w:r>
+    </w:p>
+    <w:p>
+      <w:pPr>
+        <w:pStyle w:val="RA35bullet"/>
+        <w:rPr>
+          <w:lang w:val="pt-BR"/>
+        </w:rPr>
+      </w:pPr>
+      <w:r>
+        <w:rPr>
+          <w:lang w:val="pt-BR"/>
+        </w:rPr>
         <w:lastRenderedPageBreak/>
-        <w:t xml:space="preserve">Em trabalhos em que </w:t>
-      </w:r>
-      <w:proofErr w:type="gramStart"/>
-      <w:r>
-        <w:t>a</w:t>
-      </w:r>
-      <w:proofErr w:type="gramEnd"/>
-      <w:r>
-        <w:t xml:space="preserve"> interpretação esteja integrada à apresentação dos resultados, é admissível a seção “Resultados e Discussão” combinada, desde que </w:t>
-      </w:r>
-      <w:proofErr w:type="gramStart"/>
-      <w:r>
-        <w:t>a</w:t>
-      </w:r>
-      <w:proofErr w:type="gramEnd"/>
-      <w:r>
-        <w:t xml:space="preserve"> organização do texto permaneça clara e compatível com os objetivos do estudo</w:t>
-      </w:r>
-      <w:r>
-        <w:rPr>
-          <w:lang w:val="pt-BR"/>
-        </w:rPr>
-        <w:t>.</w:t>
-      </w:r>
-    </w:p>
-    <w:p>
-      <w:pPr>
-        <w:pStyle w:val="RA21heading1"/>
-        <w:rPr>
-          <w:lang w:val="pt-BR"/>
-        </w:rPr>
-      </w:pPr>
-      <w:r>
-        <w:rPr>
-          <w:lang w:val="pt-BR"/>
+        <w:t>A rotulagem deve ser criteriosa. Rotulagem excessiva, desalinhada ou pouco legível compromete a qualidade cartográfica e a interpretação.</w:t>
+      </w:r>
+    </w:p>
+    <w:p>
+      <w:pPr>
+        <w:pStyle w:val="RA35bullet"/>
+        <w:rPr>
+          <w:lang w:val="pt-BR"/>
+        </w:rPr>
+      </w:pPr>
+      <w:r>
+        <w:rPr>
+          <w:lang w:val="pt-BR"/>
+        </w:rPr>
+        <w:t>O mapa deve conter, quando aplicável, os elementos básicos de leitura: título, legenda, orientação e escala gráfica, além do sistema de referência cartográfica.</w:t>
+      </w:r>
+    </w:p>
+    <w:p>
+      <w:pPr>
+        <w:pStyle w:val="RA35bullet"/>
+        <w:rPr>
+          <w:lang w:val="pt-BR"/>
+        </w:rPr>
+      </w:pPr>
+      <w:r>
+        <w:rPr>
+          <w:lang w:val="pt-BR"/>
+        </w:rPr>
+        <w:t>Todas as fontes de informação utilizadas devem ser claramente identificadas.</w:t>
+      </w:r>
+    </w:p>
+    <w:p>
+      <w:pPr>
+        <w:pStyle w:val="RA35bullet"/>
+        <w:rPr>
+          <w:color w:val="auto"/>
+          <w:lang w:val="pt-BR"/>
+        </w:rPr>
+      </w:pPr>
+      <w:r>
+        <w:rPr>
+          <w:lang w:val="pt-BR"/>
+        </w:rPr>
+        <w:t xml:space="preserve">O uso de cores deve ser criterioso e funcional, visando aumentar </w:t>
+      </w:r>
+      <w:r>
+        <w:rPr>
+          <w:lang w:val="pt-BR"/>
+        </w:rPr>
+        <w:t xml:space="preserve">a </w:t>
+      </w:r>
+      <w:r>
+        <w:rPr>
+          <w:lang w:val="pt-BR"/>
+        </w:rPr>
+        <w:t>legibilidade e representar variações nos dados; quando apropriado, recomenda-se adotar convenções de cores e alternativas de diferenciação (padrões, traços e símbolos) para garantir acessibilidade.</w:t>
+      </w:r>
+    </w:p>
+    <w:p>
+      <w:pPr>
+        <w:pStyle w:val="RA22heading2"/>
+        <w:rPr>
+          <w:noProof w:val="0"/>
+          <w:color w:val="auto"/>
+        </w:rPr>
+      </w:pPr>
+      <w:r>
+        <w:rPr>
+          <w:noProof w:val="0"/>
+          <w:color w:val="auto"/>
+        </w:rPr>
+        <w:t>3.</w:t>
+      </w:r>
+      <w:r>
+        <w:rPr>
+          <w:noProof w:val="0"/>
+          <w:color w:val="auto"/>
         </w:rPr>
         <w:t>6</w:t>
       </w:r>
       <w:r>
         <w:rPr>
-          <w:lang w:val="pt-BR"/>
-        </w:rPr>
-        <w:t xml:space="preserve"> Conclus</w:t>
-      </w:r>
-      <w:r>
-        <w:rPr>
-          <w:lang w:val="pt-BR"/>
-        </w:rPr>
-        <w:t>ões</w:t>
+          <w:noProof w:val="0"/>
+          <w:color w:val="auto"/>
+        </w:rPr>
+        <w:t>. Abreviações</w:t>
+      </w:r>
+      <w:r>
+        <w:rPr>
+          <w:noProof w:val="0"/>
+          <w:color w:val="auto"/>
+        </w:rPr>
+        <w:t xml:space="preserve"> e unidades de medida</w:t>
       </w:r>
     </w:p>
     <w:p>
@@ -7057,72 +4960,351 @@
         </w:rPr>
       </w:pPr>
       <w:r>
-        <w:t xml:space="preserve">Esta seção é obrigatória. Deve retomar, de forma sintética, o objetivo do estudo e apresentar as principais conclusões, em coerência com os resultados e </w:t>
+        <w:rPr>
+          <w:lang w:val="pt-BR"/>
+        </w:rPr>
+        <w:t xml:space="preserve">Abreviações devem ser usadas com parcimônia e, sempre que possível, evitadas no título (especialmente quando pouco usuais ou quando possam dificultar a leitura). </w:t>
+      </w:r>
+      <w:r>
+        <w:rPr>
+          <w:lang w:val="pt-BR"/>
+        </w:rPr>
+        <w:t>Todas as abreviações e siglas que não forem amplamente reconhecidas devem ser definidas no resumo e</w:t>
+      </w:r>
+      <w:r>
+        <w:rPr>
+          <w:lang w:val="pt-BR"/>
+        </w:rPr>
+        <w:t>,</w:t>
+      </w:r>
+      <w:r>
+        <w:rPr>
+          <w:lang w:val="pt-BR"/>
+        </w:rPr>
+        <w:t xml:space="preserve"> novamente</w:t>
+      </w:r>
+      <w:r>
+        <w:rPr>
+          <w:lang w:val="pt-BR"/>
+        </w:rPr>
+        <w:t>,</w:t>
+      </w:r>
+      <w:r>
+        <w:rPr>
+          <w:lang w:val="pt-BR"/>
+        </w:rPr>
+        <w:t xml:space="preserve"> na primeira ocorrência no corpo do texto. </w:t>
+      </w:r>
+      <w:r>
+        <w:rPr>
+          <w:lang w:val="pt-BR"/>
+        </w:rPr>
+        <w:t xml:space="preserve">Para evitar ambiguidade, devem ser explicitadas as siglas que possam ter mais de um significado no campo. </w:t>
+      </w:r>
+      <w:r>
+        <w:rPr>
+          <w:lang w:val="pt-BR"/>
+        </w:rPr>
+        <w:t>Siglas amplamente conhecidas podem ser usadas sem definição (por exemplo, IBGE, INPE, NASA, GPS, SIG).</w:t>
+      </w:r>
+    </w:p>
+    <w:p>
+      <w:pPr>
+        <w:pStyle w:val="RA31text"/>
+        <w:rPr>
+          <w:lang w:val="pt-BR"/>
+        </w:rPr>
+      </w:pPr>
+      <w:r>
+        <w:rPr>
+          <w:lang w:val="pt-BR"/>
+        </w:rPr>
+        <w:t xml:space="preserve">Quando houver pluralização de siglas, recomenda-se o uso do sufixo “-s” (por exemplo, ONGs, </w:t>
       </w:r>
       <w:proofErr w:type="spellStart"/>
       <w:r>
-        <w:t>os</w:t>
+        <w:rPr>
+          <w:lang w:val="pt-BR"/>
+        </w:rPr>
+        <w:t>APPs</w:t>
       </w:r>
       <w:proofErr w:type="spellEnd"/>
       <w:r>
-        <w:t xml:space="preserve"> </w:t>
+        <w:rPr>
+          <w:lang w:val="pt-BR"/>
+        </w:rPr>
+        <w:t>), respeitando os usos consagrados e eventuais exceções.</w:t>
+      </w:r>
+    </w:p>
+    <w:p>
+      <w:pPr>
+        <w:pStyle w:val="RA31text"/>
+        <w:rPr>
+          <w:lang w:val="pt-BR"/>
+        </w:rPr>
+      </w:pPr>
+      <w:r>
+        <w:rPr>
+          <w:lang w:val="pt-BR"/>
+        </w:rPr>
+        <w:t xml:space="preserve">As unidades do Sistema Internacional (SI) não precisam ser definidas. As unidades devem ser apresentadas de forma padronizada, preferencialmente logo após a grandeza entre parênteses, ou após o valor numérico, por exemplo: distância (m), área (m²), declividade (°), altitude (m), temperatura (°C), precipitação (mm). </w:t>
+      </w:r>
+      <w:r>
+        <w:rPr>
+          <w:lang w:val="pt-BR"/>
+        </w:rPr>
+        <w:t>Recomenda-se manter a consistência no uso de símbolos, no espaçamento e na notação ao longo do manuscrito.</w:t>
+      </w:r>
+    </w:p>
+    <w:p>
+      <w:pPr>
+        <w:pStyle w:val="RA31text"/>
+        <w:rPr>
+          <w:lang w:val="pt-BR"/>
+        </w:rPr>
+      </w:pPr>
+      <w:r>
+        <w:rPr>
+          <w:lang w:val="pt-BR"/>
+        </w:rPr>
+        <w:t xml:space="preserve">Quando aplicável, idades e escalas temporais podem ser apresentadas com multiplicadores do SI combinados com “a” (ano), como ka (mil anos) e </w:t>
       </w:r>
       <w:proofErr w:type="spellStart"/>
       <w:r>
-        <w:t>argumentos</w:t>
+        <w:rPr>
+          <w:lang w:val="pt-BR"/>
+        </w:rPr>
+        <w:t>Ma</w:t>
       </w:r>
       <w:proofErr w:type="spellEnd"/>
       <w:r>
-        <w:t xml:space="preserve"> </w:t>
+        <w:rPr>
+          <w:lang w:val="pt-BR"/>
+        </w:rPr>
+        <w:t xml:space="preserve"> (milhões de anos), mantendo o padrão de escrita no texto e em figuras/tabelas.</w:t>
+      </w:r>
+    </w:p>
+    <w:p>
+      <w:pPr>
+        <w:pStyle w:val="RA31text"/>
+        <w:rPr>
+          <w:lang w:val="pt-BR"/>
+        </w:rPr>
+      </w:pPr>
+      <w:r>
+        <w:rPr>
+          <w:lang w:val="pt-BR"/>
+        </w:rPr>
+        <w:t>Para datações por radiocarbono, resultados não calibrados devem ser apresentados em anos AP (Antes do Presente), em que “presente” se refere ao ano de 1950 d.C.; datas calibradas devem ser apresentadas como anos cal AP, ou, quando apropriado, convertidas para o calendário gregoriano, desde que o procedimento de calibração seja explicitado.</w:t>
+      </w:r>
+    </w:p>
+    <w:p>
+      <w:pPr>
+        <w:pStyle w:val="RA31text"/>
+        <w:rPr>
+          <w:color w:val="auto"/>
+          <w:lang w:val="pt-BR"/>
+        </w:rPr>
+      </w:pPr>
+      <w:r>
+        <w:rPr>
+          <w:lang w:val="pt-BR"/>
+        </w:rPr>
+        <w:t>Para idades obtidas por luminescência opticamente estimulada, recomenda-se reportá-las em anos ou em ka/</w:t>
       </w:r>
       <w:proofErr w:type="spellStart"/>
       <w:r>
+        <w:rPr>
+          <w:lang w:val="pt-BR"/>
+        </w:rPr>
+        <w:t>Ma</w:t>
+      </w:r>
+      <w:proofErr w:type="spellEnd"/>
+      <w:r>
+        <w:rPr>
+          <w:lang w:val="pt-BR"/>
+        </w:rPr>
+        <w:t xml:space="preserve"> (por exemplo, 7,5 ka), evitando o uso de “AP”, pois a notação depende do método e do modelo adotados e, em geral,</w:t>
+      </w:r>
+      <w:r>
+        <w:rPr>
+          <w:lang w:val="pt-BR"/>
+        </w:rPr>
+        <w:t xml:space="preserve"> não é</w:t>
+      </w:r>
+      <w:r>
+        <w:rPr>
+          <w:lang w:val="pt-BR"/>
+        </w:rPr>
+        <w:t xml:space="preserve"> reportada como “Antes do Presente” nos mesmos termos do radiocarbono</w:t>
+      </w:r>
+      <w:r>
+        <w:rPr>
+          <w:color w:val="auto"/>
+          <w:lang w:val="pt-BR"/>
+        </w:rPr>
+        <w:t>.</w:t>
+      </w:r>
+    </w:p>
+    <w:p>
+      <w:pPr>
+        <w:pStyle w:val="RA21heading1"/>
+        <w:rPr>
+          <w:lang w:val="pt-BR"/>
+        </w:rPr>
+      </w:pPr>
+      <w:r>
+        <w:rPr>
+          <w:lang w:val="pt-BR"/>
+        </w:rPr>
+        <w:t>5</w:t>
+      </w:r>
+      <w:r>
+        <w:rPr>
+          <w:lang w:val="pt-BR"/>
+        </w:rPr>
+        <w:t xml:space="preserve"> Discu</w:t>
+      </w:r>
+      <w:r>
+        <w:rPr>
+          <w:lang w:val="pt-BR"/>
+        </w:rPr>
+        <w:t>s</w:t>
+      </w:r>
+      <w:r>
+        <w:rPr>
+          <w:lang w:val="pt-BR"/>
+        </w:rPr>
+        <w:t>s</w:t>
+      </w:r>
+      <w:r>
+        <w:rPr>
+          <w:lang w:val="pt-BR"/>
+        </w:rPr>
+        <w:t>ão</w:t>
+      </w:r>
+    </w:p>
+    <w:p>
+      <w:pPr>
+        <w:pStyle w:val="RA31text"/>
+        <w:rPr>
+          <w:color w:val="auto"/>
+          <w:sz w:val="24"/>
+          <w:lang w:val="pt-BR" w:eastAsia="pt-BR"/>
+        </w:rPr>
+      </w:pPr>
+      <w:r>
+        <w:rPr>
+          <w:lang w:val="pt-BR"/>
+        </w:rPr>
+        <w:t xml:space="preserve">Quando pertinente, a seção Discussão deve interpretar criticamente os resultados à luz do referencial teórico e da literatura relevante, explicitando como os achados dialogam com estudos anteriores, com as questões orientadoras e, quando houver, com as hipóteses do trabalho. </w:t>
+      </w:r>
+      <w:r>
+        <w:rPr>
+          <w:lang w:val="pt-BR"/>
+        </w:rPr>
+        <w:t>Recomenda-se destacar as contribuições do manuscrito para o campo de pesquisa, indicando convergências, divergências e implicações analíticas, metodológicas e/ou empíricas, evitando generalizações não sustentadas pelos dados ou pelos argumentos apresentados.</w:t>
+      </w:r>
+    </w:p>
+    <w:p>
+      <w:pPr>
+        <w:pStyle w:val="RA31text"/>
+        <w:rPr>
+          <w:lang w:val="pt-BR"/>
+        </w:rPr>
+      </w:pPr>
+      <w:r>
+        <w:rPr>
+          <w:lang w:val="pt-BR"/>
+        </w:rPr>
+        <w:t xml:space="preserve">A discussão deve situar os resultados em um contexto mais amplo, comparando-os, quando apropriado, com evidências e interpretações já consolidadas e delimitando o alcance das conclusões em função da escala de análise e das condições do estudo. </w:t>
+      </w:r>
+      <w:r>
+        <w:rPr>
+          <w:lang w:val="pt-BR"/>
+        </w:rPr>
+        <w:t>Quando pertinente, podem ser apontadas limitações e desdobramentos para pesquisas futuras, bem como implicações para políticas públicas, planejamento territorial ou outras aplicações, desde que fundamentadas no conteúdo do manuscrito.</w:t>
+      </w:r>
+    </w:p>
+    <w:p>
+      <w:pPr>
+        <w:pStyle w:val="RA31text"/>
+        <w:rPr>
+          <w:lang w:val="pt-BR"/>
+        </w:rPr>
+      </w:pPr>
+      <w:r>
+        <w:rPr>
+          <w:lang w:val="pt-BR"/>
+        </w:rPr>
+        <w:lastRenderedPageBreak/>
+        <w:t>Em trabalhos em que a interpretação esteja integrada à apresentação dos resultados, é admissível a seção “Resultados e Discussão” combinada, desde que a organização do texto permaneça clara e compatível com os objetivos do estudo</w:t>
+      </w:r>
+      <w:r>
+        <w:rPr>
+          <w:lang w:val="pt-BR"/>
+        </w:rPr>
+        <w:t>.</w:t>
+      </w:r>
+    </w:p>
+    <w:p>
+      <w:pPr>
+        <w:pStyle w:val="RA21heading1"/>
+        <w:rPr>
+          <w:lang w:val="pt-BR"/>
+        </w:rPr>
+      </w:pPr>
+      <w:r>
+        <w:rPr>
+          <w:lang w:val="pt-BR"/>
+        </w:rPr>
+        <w:t>6</w:t>
+      </w:r>
+      <w:r>
+        <w:rPr>
+          <w:lang w:val="pt-BR"/>
+        </w:rPr>
+        <w:t xml:space="preserve"> Conclus</w:t>
+      </w:r>
+      <w:r>
+        <w:rPr>
+          <w:lang w:val="pt-BR"/>
+        </w:rPr>
+        <w:t>ões</w:t>
+      </w:r>
+    </w:p>
+    <w:p>
+      <w:pPr>
+        <w:pStyle w:val="RA31text"/>
+        <w:rPr>
+          <w:color w:val="auto"/>
+          <w:sz w:val="24"/>
+          <w:lang w:val="pt-BR" w:eastAsia="pt-BR"/>
+        </w:rPr>
+      </w:pPr>
+      <w:r>
+        <w:rPr>
+          <w:lang w:val="pt-BR"/>
+        </w:rPr>
+        <w:t xml:space="preserve">Esta seção é obrigatória. Deve retomar, de forma sintética, o objetivo do estudo e apresentar as principais conclusões, em coerência com os resultados e os argumentos </w:t>
+      </w:r>
+      <w:r>
+        <w:rPr>
+          <w:lang w:val="pt-BR"/>
+        </w:rPr>
         <w:t>apresenta</w:t>
       </w:r>
       <w:r>
-        <w:t>dos</w:t>
-      </w:r>
-      <w:proofErr w:type="spellEnd"/>
-      <w:r>
-        <w:t xml:space="preserve"> no </w:t>
-      </w:r>
-      <w:proofErr w:type="spellStart"/>
-      <w:r>
-        <w:t>manuscrito</w:t>
-      </w:r>
-      <w:proofErr w:type="spellEnd"/>
-      <w:r>
-        <w:t xml:space="preserve">. </w:t>
-      </w:r>
-      <w:r>
-        <w:rPr>
-          <w:lang w:val="pt-BR"/>
-        </w:rPr>
-        <w:t xml:space="preserve">Recomenda-se explicitar as contribuições do trabalho para o debate geográfico, bem como, quando pertinente, </w:t>
-      </w:r>
-      <w:r>
-        <w:rPr>
-          <w:lang w:val="pt-BR"/>
-        </w:rPr>
-        <w:t xml:space="preserve">as </w:t>
-      </w:r>
-      <w:r>
-        <w:rPr>
-          <w:lang w:val="pt-BR"/>
-        </w:rPr>
-        <w:t>limitações do estudo e</w:t>
-      </w:r>
-      <w:r>
-        <w:rPr>
-          <w:lang w:val="pt-BR"/>
-        </w:rPr>
-        <w:t xml:space="preserve"> os</w:t>
-      </w:r>
-      <w:r>
-        <w:rPr>
-          <w:lang w:val="pt-BR"/>
-        </w:rPr>
-        <w:t xml:space="preserve"> desdobramentos possíveis para pesquisas futuras, sem introduzir dados, análises ou referências que não tenham sido discutidos no texto.</w:t>
+        <w:rPr>
+          <w:lang w:val="pt-BR"/>
+        </w:rPr>
+        <w:t xml:space="preserve">dos no manuscrito. </w:t>
+      </w:r>
+      <w:r>
+        <w:rPr>
+          <w:lang w:val="pt-BR"/>
+        </w:rPr>
+        <w:t>Recomenda-se explicitar as contribuições do trabalho para o debate geográfico, bem como, quando pertinente, as limitações do estudo e os desdobramentos possíveis para pesquisas futuras, sem introduzir dados, análises ou referências que não tenham sido discutidos no texto.</w:t>
       </w:r>
     </w:p>
     <w:p>
@@ -7136,6 +5318,7 @@
         <w:rPr>
           <w:b/>
           <w:bCs/>
+          <w:lang w:val="pt-BR"/>
         </w:rPr>
         <w:t>Contribuições dos autores (</w:t>
       </w:r>
@@ -7144,6 +5327,7 @@
         <w:rPr>
           <w:b/>
           <w:bCs/>
+          <w:lang w:val="pt-BR"/>
         </w:rPr>
         <w:t>CRediT</w:t>
       </w:r>
@@ -7152,31 +5336,35 @@
         <w:rPr>
           <w:b/>
           <w:bCs/>
+          <w:lang w:val="pt-BR"/>
         </w:rPr>
         <w:t>):</w:t>
       </w:r>
       <w:r>
+        <w:rPr>
+          <w:lang w:val="pt-BR"/>
+        </w:rPr>
         <w:t xml:space="preserve"> para manuscritos com mais de um autor, deve ser incluída uma declaração das contribuições individuais, utilizando a taxonomia </w:t>
       </w:r>
       <w:proofErr w:type="spellStart"/>
       <w:r>
+        <w:rPr>
+          <w:lang w:val="pt-BR"/>
+        </w:rPr>
         <w:t>CRediT</w:t>
       </w:r>
       <w:proofErr w:type="spellEnd"/>
       <w:r>
+        <w:rPr>
+          <w:lang w:val="pt-BR"/>
+        </w:rPr>
         <w:t xml:space="preserve">. A autoria deve ser atribuída apenas a quem tenha contribuído de forma substancial para o trabalho. Esta informação deve ser inserida somente na versão final, após o aceite para publicação. </w:t>
       </w:r>
       <w:r>
         <w:rPr>
           <w:lang w:val="pt-BR"/>
         </w:rPr>
-        <w:t>Exemplo de redação: “Concepção: X.X. e Y.Y.; metodologia: X.X.; análise: X.X.; coleta/produção de dados: X.X.; escrita (primeira versão): X.X.; escrita (revisão e edição): X.X. e Y.Y.; supervisão: Y.Y.; aquisição de financiamento: Y.Y. Todos os autores leram e aprovaram a versão final do manuscrito”</w:t>
-      </w:r>
-      <w:r>
-        <w:rPr>
-          <w:lang w:val="pt-BR"/>
-        </w:rPr>
-        <w:t xml:space="preserve">. </w:t>
+        <w:t xml:space="preserve">Exemplo de redação: “Concepção: X.X. e Y.Y.; metodologia: X.X.; análise: X.X.; coleta/produção de dados: X.X.; escrita (primeira versão): X.X.; escrita (revisão e edição): X.X. e Y.Y.; supervisão: Y.Y.; aquisição de financiamento: Y.Y. Todos os autores leram e aprovaram a versão final do manuscrito”. </w:t>
       </w:r>
       <w:r>
         <w:rPr>
@@ -7203,6 +5391,9 @@
     <w:p>
       <w:pPr>
         <w:pStyle w:val="RA62Acknowledgments"/>
+        <w:rPr>
+          <w:lang w:val="pt-BR"/>
+        </w:rPr>
       </w:pPr>
       <w:r>
         <w:rPr>
@@ -7255,31 +5446,10 @@
         <w:t xml:space="preserve"> materiais suplementares) sejam disponibilizados de forma acessível e reprodutível, preferencialmente em repositórios confiáveis. </w:t>
       </w:r>
       <w:r>
-        <w:t xml:space="preserve">Sempre </w:t>
-      </w:r>
-      <w:proofErr w:type="spellStart"/>
-      <w:r>
-        <w:t>que</w:t>
-      </w:r>
-      <w:proofErr w:type="spellEnd"/>
-      <w:r>
-        <w:t xml:space="preserve"> </w:t>
-      </w:r>
-      <w:proofErr w:type="spellStart"/>
-      <w:r>
-        <w:t>possível</w:t>
-      </w:r>
-      <w:proofErr w:type="spellEnd"/>
-      <w:r>
-        <w:t xml:space="preserve">, </w:t>
-      </w:r>
-      <w:proofErr w:type="spellStart"/>
-      <w:r>
-        <w:t>os</w:t>
-      </w:r>
-      <w:proofErr w:type="spellEnd"/>
-      <w:r>
-        <w:t xml:space="preserve"> autores devem indicar o link e o identificador persistente (por exemplo, DOI) associado ao repositório. </w:t>
+        <w:rPr>
+          <w:lang w:val="pt-BR"/>
+        </w:rPr>
+        <w:t xml:space="preserve">Sempre que possível, os autores devem indicar o link e o identificador persistente (por exemplo, DOI) associado ao repositório. </w:t>
       </w:r>
       <w:r>
         <w:rPr>
@@ -7569,159 +5739,102 @@
         <w:rPr>
           <w:color w:val="auto"/>
           <w:sz w:val="24"/>
-          <w:lang w:eastAsia="pt-BR"/>
-        </w:rPr>
-      </w:pPr>
-      <w:r>
+          <w:lang w:val="pt-BR" w:eastAsia="pt-BR"/>
+        </w:rPr>
+      </w:pPr>
+      <w:r>
+        <w:rPr>
+          <w:lang w:val="pt-BR"/>
+        </w:rPr>
         <w:t xml:space="preserve">As citações no corpo do texto devem seguir o sistema autor-data. Exemplos: Silva (2017) para um único autor; Pereira e Costa (2019) para dois autores; Almeida et al. (2021) para três autores ou mais. </w:t>
       </w:r>
       <w:r>
         <w:rPr>
           <w:lang w:val="pt-BR"/>
         </w:rPr>
-        <w:t>Quando a citação estiver entre parênteses, utiliz</w:t>
-      </w:r>
-      <w:r>
-        <w:rPr>
-          <w:lang w:val="pt-BR"/>
-        </w:rPr>
-        <w:t>e</w:t>
-      </w:r>
-      <w:r>
-        <w:rPr>
-          <w:lang w:val="pt-BR"/>
-        </w:rPr>
-        <w:t xml:space="preserve">: (Silva, 2017), (Pereira; Costa, 2019), (Almeida et al., 2021). </w:t>
-      </w:r>
-      <w:r>
-        <w:t xml:space="preserve">Quando </w:t>
+        <w:t xml:space="preserve">Quando a citação estiver entre parênteses, utilize: (Silva, 2017), (Pereira; Costa, 2019), (Almeida et al., 2021). </w:t>
+      </w:r>
+      <w:r>
+        <w:rPr>
+          <w:lang w:val="pt-BR"/>
+        </w:rPr>
+        <w:t>Quando houver múltiplas referências na mesma chamada, separá-las por ponto e vírgula e organizá-las em ordem cronológica, da mais antiga para a mais recente; em caso de mesmo ano, ordenar alfabeticamente pelo sobrenome do primeiro autor, por exemplo: (Souza, 2009; Silva, 2017; Pereira; Costa, 2019) ou (Almeida, 2017; Silva, 2017; Pereira, 2017).</w:t>
+      </w:r>
+    </w:p>
+    <w:p>
+      <w:pPr>
+        <w:pStyle w:val="RA31text"/>
+        <w:rPr>
+          <w:lang w:val="pt-BR"/>
+        </w:rPr>
+      </w:pPr>
+      <w:r>
+        <w:rPr>
+          <w:lang w:val="pt-BR"/>
+        </w:rPr>
+        <w:t>A lista de referências deve ser apresentada ao final do manuscrito, contendo exclusivamente as obras citadas no texto, em ordem alfabética pelo sobrenome do primeiro autor. Quando houver mais de um trabalho do mesmo(s) autor(es) no mesmo ano, adicionar letras ao ano (a, b, c), tanto na citação no texto quanto na lista de referências (por exemplo, Silva, 2017a; Silva, 2017b).</w:t>
+      </w:r>
+    </w:p>
+    <w:p>
+      <w:pPr>
+        <w:pStyle w:val="RA31text"/>
+        <w:rPr>
+          <w:lang w:val="pt-BR"/>
+        </w:rPr>
+      </w:pPr>
+      <w:r>
+        <w:rPr>
+          <w:lang w:val="pt-BR"/>
+        </w:rPr>
+        <w:t xml:space="preserve">Recomenda-se o uso de gerenciadores bibliográficos (por exemplo, </w:t>
       </w:r>
       <w:proofErr w:type="spellStart"/>
       <w:r>
-        <w:t>houver</w:t>
+        <w:rPr>
+          <w:lang w:val="pt-BR"/>
+        </w:rPr>
+        <w:t>Zotero</w:t>
       </w:r>
       <w:proofErr w:type="spellEnd"/>
       <w:r>
+        <w:rPr>
+          <w:lang w:val="pt-BR"/>
+        </w:rPr>
+        <w:t xml:space="preserve">) para reduzir erros de digitação e a duplicação de referências. </w:t>
+      </w:r>
+      <w:r>
+        <w:rPr>
+          <w:lang w:val="pt-BR"/>
+        </w:rPr>
+        <w:t xml:space="preserve">Sempre que disponível, deve-se incluir o DOI (Digital </w:t>
+      </w:r>
+      <w:proofErr w:type="spellStart"/>
+      <w:r>
+        <w:rPr>
+          <w:lang w:val="pt-BR"/>
+        </w:rPr>
+        <w:t>Object</w:t>
+      </w:r>
+      <w:proofErr w:type="spellEnd"/>
+      <w:r>
+        <w:rPr>
+          <w:lang w:val="pt-BR"/>
+        </w:rPr>
         <w:t xml:space="preserve"> </w:t>
       </w:r>
       <w:proofErr w:type="spellStart"/>
       <w:r>
-        <w:t>múltiplas</w:t>
+        <w:rPr>
+          <w:lang w:val="pt-BR"/>
+        </w:rPr>
+        <w:t>Identifier</w:t>
       </w:r>
       <w:proofErr w:type="spellEnd"/>
       <w:r>
-        <w:t xml:space="preserve"> </w:t>
-      </w:r>
-      <w:proofErr w:type="spellStart"/>
-      <w:r>
-        <w:t>referências</w:t>
-      </w:r>
-      <w:proofErr w:type="spellEnd"/>
-      <w:r>
-        <w:t xml:space="preserve"> na mesma chamada, separá-las por ponto e vírgula e organizá-las em ordem cronológica, da mais antiga para a mais recente; em caso de mesmo ano, ordenar alfabeticamente pelo sobrenome do primeiro autor, por exemplo: (Souza, 2009; Silva, 2017; Pereira; Costa, 2019) ou (Almeida, 2017; Silva, 2017; Pereira, 2017).</w:t>
-      </w:r>
-    </w:p>
-    <w:p>
-      <w:pPr>
-        <w:pStyle w:val="RA31text"/>
-      </w:pPr>
-      <w:r>
-        <w:t>A lista de referências deve ser apresentada ao final do manuscrito, contendo exclusivamente as obras citadas no texto, em ordem alfabética pelo sobrenome do primeiro autor. Quando houver mais de um trabalho do mesmo(s) autor(es) no mesmo ano, adicionar letras ao ano (a, b, c), tanto na citação no texto quanto na lista de referências (por exemplo, Silva, 2017a; Silva, 2017b).</w:t>
-      </w:r>
-    </w:p>
-    <w:p>
-      <w:pPr>
-        <w:pStyle w:val="RA31text"/>
-        <w:rPr>
-          <w:lang w:val="pt-BR"/>
-        </w:rPr>
-      </w:pPr>
-      <w:r>
-        <w:rPr>
-          <w:lang w:val="pt-BR"/>
-        </w:rPr>
-        <w:t xml:space="preserve">Recomenda-se o uso de gerenciadores bibliográficos (por exemplo, </w:t>
-      </w:r>
-      <w:proofErr w:type="spellStart"/>
-      <w:r>
-        <w:rPr>
-          <w:lang w:val="pt-BR"/>
-        </w:rPr>
-        <w:t>Zotero</w:t>
-      </w:r>
-      <w:proofErr w:type="spellEnd"/>
-      <w:r>
-        <w:rPr>
-          <w:lang w:val="pt-BR"/>
-        </w:rPr>
-        <w:t xml:space="preserve">) para reduzir erros de digitação e </w:t>
-      </w:r>
-      <w:r>
-        <w:rPr>
-          <w:lang w:val="pt-BR"/>
-        </w:rPr>
-        <w:t>a</w:t>
-      </w:r>
-      <w:r>
-        <w:rPr>
-          <w:lang w:val="pt-BR"/>
-        </w:rPr>
-        <w:t xml:space="preserve"> duplica</w:t>
-      </w:r>
-      <w:r>
-        <w:rPr>
-          <w:lang w:val="pt-BR"/>
-        </w:rPr>
-        <w:t>ção de referênci</w:t>
-      </w:r>
-      <w:r>
-        <w:rPr>
-          <w:lang w:val="pt-BR"/>
-        </w:rPr>
-        <w:t xml:space="preserve">as. </w:t>
-      </w:r>
-      <w:r>
-        <w:t xml:space="preserve">Sempre </w:t>
-      </w:r>
-      <w:proofErr w:type="spellStart"/>
-      <w:r>
-        <w:t>que</w:t>
-      </w:r>
-      <w:proofErr w:type="spellEnd"/>
-      <w:r>
-        <w:t xml:space="preserve"> </w:t>
-      </w:r>
-      <w:proofErr w:type="spellStart"/>
-      <w:r>
-        <w:t>disponível</w:t>
-      </w:r>
-      <w:proofErr w:type="spellEnd"/>
-      <w:r>
-        <w:t xml:space="preserve">, </w:t>
-      </w:r>
-      <w:proofErr w:type="spellStart"/>
-      <w:r>
-        <w:t>deve</w:t>
-      </w:r>
-      <w:proofErr w:type="spellEnd"/>
-      <w:r>
-        <w:t xml:space="preserve">-se incluir o DOI (Digital Object Identifier) </w:t>
-      </w:r>
-      <w:proofErr w:type="spellStart"/>
-      <w:r>
-        <w:t>nas</w:t>
-      </w:r>
-      <w:proofErr w:type="spellEnd"/>
-      <w:r>
-        <w:t xml:space="preserve"> </w:t>
-      </w:r>
-      <w:proofErr w:type="spellStart"/>
-      <w:r>
-        <w:t>referências</w:t>
-      </w:r>
-      <w:proofErr w:type="spellEnd"/>
-      <w:r>
-        <w:t>.</w:t>
+        <w:rPr>
+          <w:lang w:val="pt-BR"/>
+        </w:rPr>
+        <w:t>) nas referências.</w:t>
       </w:r>
     </w:p>
     <w:p>
@@ -7783,1872 +5896,577 @@
     <w:p>
       <w:pPr>
         <w:pStyle w:val="RA71References"/>
-      </w:pPr>
-      <w:r>
-        <w:t xml:space="preserve">AUTORIA. </w:t>
+        <w:rPr>
+          <w:lang w:val="pt-BR"/>
+        </w:rPr>
+      </w:pPr>
+      <w:r>
+        <w:rPr>
+          <w:lang w:val="pt-BR"/>
+        </w:rPr>
+        <w:t>AUTORIA. Título. Edição. Local: Editora, ano.</w:t>
+      </w:r>
+      <w:r>
+        <w:rPr>
+          <w:lang w:val="pt-BR"/>
+        </w:rPr>
+        <w:t xml:space="preserve"> Número de página</w:t>
+      </w:r>
+      <w:r>
+        <w:rPr>
+          <w:lang w:val="pt-BR"/>
+        </w:rPr>
+        <w:t>(</w:t>
+      </w:r>
+      <w:r>
+        <w:rPr>
+          <w:lang w:val="pt-BR"/>
+        </w:rPr>
+        <w:t>s</w:t>
+      </w:r>
+      <w:r>
+        <w:rPr>
+          <w:lang w:val="pt-BR"/>
+        </w:rPr>
+        <w:t>)</w:t>
+      </w:r>
+      <w:r>
+        <w:rPr>
+          <w:lang w:val="pt-BR"/>
+        </w:rPr>
+        <w:t>.</w:t>
+      </w:r>
+      <w:r>
+        <w:rPr>
+          <w:lang w:val="pt-BR"/>
+        </w:rPr>
+        <w:t xml:space="preserve"> Link do DOI (se disponível).</w:t>
+      </w:r>
+      <w:r>
+        <w:rPr>
+          <w:lang w:val="pt-BR"/>
+        </w:rPr>
+        <w:t xml:space="preserve"> </w:t>
+      </w:r>
+      <w:r>
+        <w:rPr>
+          <w:highlight w:val="yellow"/>
+          <w:lang w:val="pt-BR"/>
+        </w:rPr>
+        <w:t>LIVROS</w:t>
+      </w:r>
+      <w:r>
+        <w:rPr>
+          <w:lang w:val="pt-BR"/>
+        </w:rPr>
+        <w:t xml:space="preserve"> </w:t>
+      </w:r>
+    </w:p>
+    <w:p>
+      <w:pPr>
+        <w:pStyle w:val="RA71References"/>
+        <w:rPr>
+          <w:lang w:val="pt-BR"/>
+        </w:rPr>
+      </w:pPr>
+      <w:r>
+        <w:rPr>
+          <w:lang w:val="pt-BR"/>
+        </w:rPr>
+        <w:t>AUTORIA DA PARTE DA OBRA. Título da parte. In: AUTORIA DA OBRA. Título da obra. Edição. Local: Editora, ano. Número da página inicial-final da parte.</w:t>
+      </w:r>
+      <w:r>
+        <w:rPr>
+          <w:lang w:val="pt-BR"/>
+        </w:rPr>
+        <w:t xml:space="preserve"> Link do DOI (se disponível). </w:t>
+      </w:r>
+      <w:r>
+        <w:rPr>
+          <w:lang w:val="pt-BR"/>
+        </w:rPr>
+        <w:t xml:space="preserve"> </w:t>
+      </w:r>
+      <w:r>
+        <w:rPr>
+          <w:highlight w:val="yellow"/>
+          <w:lang w:val="pt-BR"/>
+        </w:rPr>
+        <w:t>PARTE DE LIVRO</w:t>
+      </w:r>
+    </w:p>
+    <w:p>
+      <w:pPr>
+        <w:pStyle w:val="RA71References"/>
+        <w:rPr>
+          <w:lang w:val="pt-BR"/>
+        </w:rPr>
+      </w:pPr>
+      <w:bookmarkStart w:id="3" w:name="_Hlk60995131"/>
+      <w:r>
+        <w:rPr>
+          <w:lang w:val="pt-BR"/>
+        </w:rPr>
+        <w:t xml:space="preserve">AUTORIA (Instituição). Título do relatório. Local: Editora, ano/data. Designação específica do tipo de documento (quando não constar no título). </w:t>
+      </w:r>
+      <w:r>
+        <w:rPr>
+          <w:lang w:val="pt-BR"/>
+        </w:rPr>
+        <w:t xml:space="preserve">Link do DOI (se disponível). </w:t>
+      </w:r>
+      <w:r>
+        <w:rPr>
+          <w:highlight w:val="yellow"/>
+          <w:lang w:val="pt-BR"/>
+        </w:rPr>
+        <w:t>RELATÓRIO OFICIAL</w:t>
+      </w:r>
+      <w:r>
+        <w:rPr>
+          <w:lang w:val="pt-BR"/>
+        </w:rPr>
+        <w:t xml:space="preserve"> </w:t>
+      </w:r>
+    </w:p>
+    <w:p>
+      <w:pPr>
+        <w:pStyle w:val="RA71References"/>
+        <w:rPr>
+          <w:lang w:val="pt-BR"/>
+        </w:rPr>
+      </w:pPr>
+      <w:r>
+        <w:rPr>
+          <w:lang w:val="pt-BR"/>
+        </w:rPr>
+        <w:t>AUTORIA (se houver). Título do relatório. Local: Editora, ano/data. Número de página(s). Designação específica do tipo de documento (quando não constar no título).</w:t>
+      </w:r>
+      <w:r>
+        <w:rPr>
+          <w:lang w:val="pt-BR"/>
+        </w:rPr>
+        <w:t xml:space="preserve"> Link do DOI (se disponível).</w:t>
+      </w:r>
+      <w:r>
+        <w:rPr>
+          <w:lang w:val="pt-BR"/>
+        </w:rPr>
+        <w:t xml:space="preserve"> </w:t>
+      </w:r>
+      <w:r>
+        <w:rPr>
+          <w:highlight w:val="yellow"/>
+          <w:lang w:val="pt-BR"/>
+        </w:rPr>
+        <w:t>RELATÓRIO TÉCNICO</w:t>
+      </w:r>
+      <w:r>
+        <w:rPr>
+          <w:lang w:val="pt-BR"/>
+        </w:rPr>
+        <w:t xml:space="preserve"> </w:t>
+      </w:r>
+    </w:p>
+    <w:bookmarkEnd w:id="3"/>
+    <w:p>
+      <w:pPr>
+        <w:pStyle w:val="RA71References"/>
+        <w:rPr>
+          <w:lang w:val="pt-BR"/>
+        </w:rPr>
+      </w:pPr>
+      <w:r>
+        <w:rPr>
+          <w:lang w:val="pt-BR"/>
+        </w:rPr>
+        <w:t>AUTORIA. Título. Tese, Dissertação, Monografia (Grau e Área) – unidade de Ensino, Instituição, Local, ano.</w:t>
+      </w:r>
+      <w:r>
+        <w:rPr>
+          <w:lang w:val="pt-BR"/>
+        </w:rPr>
+        <w:t xml:space="preserve"> Link do DOI (se disponível).</w:t>
+      </w:r>
+      <w:r>
+        <w:rPr>
+          <w:lang w:val="pt-BR"/>
+        </w:rPr>
+        <w:t xml:space="preserve"> </w:t>
+      </w:r>
+      <w:r>
+        <w:rPr>
+          <w:highlight w:val="yellow"/>
+          <w:lang w:val="pt-BR"/>
+        </w:rPr>
+        <w:t>TESE, DISSERTAÇÃO E MONOGRAFIA</w:t>
+      </w:r>
+    </w:p>
+    <w:p>
+      <w:pPr>
+        <w:pStyle w:val="RA71References"/>
+        <w:rPr>
+          <w:lang w:val="pt-BR"/>
+        </w:rPr>
+      </w:pPr>
+      <w:r>
+        <w:rPr>
+          <w:lang w:val="pt-BR"/>
+        </w:rPr>
+        <w:t xml:space="preserve">AUTORIA. Título do trabalho. In: NOME DO EVENTO, número do evento (se houver), ano de realização, </w:t>
+      </w:r>
+      <w:r>
+        <w:rPr>
+          <w:lang w:val="pt-BR"/>
+        </w:rPr>
+        <w:t>l</w:t>
+      </w:r>
+      <w:r>
+        <w:rPr>
+          <w:lang w:val="pt-BR"/>
+        </w:rPr>
+        <w:t xml:space="preserve">ocal da realização do evento. Título... (Anais, Resumos, </w:t>
       </w:r>
       <w:proofErr w:type="spellStart"/>
       <w:r>
-        <w:t>Título</w:t>
+        <w:rPr>
+          <w:lang w:val="pt-BR"/>
+        </w:rPr>
+        <w:t>Proceedings</w:t>
       </w:r>
       <w:proofErr w:type="spellEnd"/>
       <w:r>
-        <w:t xml:space="preserve">. </w:t>
-      </w:r>
-      <w:proofErr w:type="spellStart"/>
-      <w:r>
-        <w:t>Edição</w:t>
-      </w:r>
-      <w:proofErr w:type="spellEnd"/>
-      <w:r>
-        <w:t xml:space="preserve">. Local: Editora, </w:t>
-      </w:r>
-      <w:proofErr w:type="spellStart"/>
-      <w:r>
-        <w:t>ano</w:t>
-      </w:r>
-      <w:proofErr w:type="spellEnd"/>
-      <w:r>
-        <w:t>.</w:t>
-      </w:r>
-      <w:r>
+        <w:rPr>
+          <w:lang w:val="pt-BR"/>
+        </w:rPr>
+        <w:t>, entre outros). Local de publicação: Editora, ano de publicação. Número da página inicial-final da parte referenciada.</w:t>
+      </w:r>
+      <w:r>
+        <w:rPr>
+          <w:lang w:val="pt-BR"/>
+        </w:rPr>
+        <w:t xml:space="preserve"> Link do DOI (se disponível).</w:t>
+      </w:r>
+      <w:r>
+        <w:rPr>
+          <w:lang w:val="pt-BR"/>
+        </w:rPr>
         <w:t xml:space="preserve"> </w:t>
       </w:r>
-      <w:proofErr w:type="spellStart"/>
-      <w:r>
-        <w:t>Número</w:t>
-      </w:r>
-      <w:proofErr w:type="spellEnd"/>
-      <w:r>
-        <w:t xml:space="preserve"> de </w:t>
-      </w:r>
-      <w:proofErr w:type="spellStart"/>
-      <w:r>
-        <w:t>página</w:t>
-      </w:r>
-      <w:proofErr w:type="spellEnd"/>
-      <w:r>
-        <w:t>(</w:t>
-      </w:r>
-      <w:r>
-        <w:t>s</w:t>
-      </w:r>
-      <w:r>
+      <w:r>
+        <w:rPr>
+          <w:highlight w:val="yellow"/>
+          <w:lang w:val="pt-BR"/>
+        </w:rPr>
+        <w:t>TRABALHO APRESENTADO EM EVENTO CIENTÍFICO</w:t>
+      </w:r>
+    </w:p>
+    <w:p>
+      <w:pPr>
+        <w:pStyle w:val="RA71References"/>
+        <w:rPr>
+          <w:lang w:val="pt-BR"/>
+        </w:rPr>
+      </w:pPr>
+      <w:r>
+        <w:rPr>
+          <w:lang w:val="pt-BR"/>
+        </w:rPr>
+        <w:t>AUTORIA DO ARTIGO. Título do artigo. Título do periódico, número do volume, número do fascículo, número da página inicial</w:t>
+      </w:r>
+      <w:r>
+        <w:rPr>
+          <w:lang w:val="pt-BR"/>
+        </w:rPr>
+        <w:t xml:space="preserve"> e </w:t>
+      </w:r>
+      <w:r>
+        <w:rPr>
+          <w:lang w:val="pt-BR"/>
+        </w:rPr>
+        <w:t xml:space="preserve">final do artigo, ano. </w:t>
+      </w:r>
+      <w:r>
+        <w:rPr>
+          <w:lang w:val="pt-BR"/>
+        </w:rPr>
+        <w:t xml:space="preserve">Link do DOI (se disponível). </w:t>
+      </w:r>
+      <w:r>
+        <w:rPr>
+          <w:highlight w:val="yellow"/>
+          <w:lang w:val="pt-BR"/>
+        </w:rPr>
+        <w:t>ARTIGO PUBLICADO EM PERIÓDICO ACADÊMICO</w:t>
+      </w:r>
+    </w:p>
+    <w:p>
+      <w:pPr>
+        <w:pStyle w:val="RA71References"/>
+        <w:rPr>
+          <w:lang w:val="pt-BR"/>
+        </w:rPr>
+      </w:pPr>
+      <w:r>
+        <w:rPr>
+          <w:lang w:val="pt-BR"/>
+        </w:rPr>
+        <w:t xml:space="preserve">AUTORIA DO ARTIGO (se houver). Título do artigo. Título do Jornal, </w:t>
+      </w:r>
+      <w:r>
+        <w:rPr>
+          <w:lang w:val="pt-BR"/>
+        </w:rPr>
+        <w:t>l</w:t>
+      </w:r>
+      <w:r>
+        <w:rPr>
+          <w:lang w:val="pt-BR"/>
+        </w:rPr>
+        <w:t xml:space="preserve">ocal de publicação, data (dia, mês, ano). Seção, suplemento, número ou título do caderno etc., número de página(s) do artigo referenciado. </w:t>
+      </w:r>
+      <w:r>
+        <w:rPr>
+          <w:highlight w:val="yellow"/>
+          <w:lang w:val="pt-BR"/>
+        </w:rPr>
+        <w:t>ARTIGO DE JORNAL</w:t>
+      </w:r>
+    </w:p>
+    <w:p>
+      <w:pPr>
+        <w:pStyle w:val="RA71References"/>
+        <w:rPr>
+          <w:lang w:val="pt-BR"/>
+        </w:rPr>
+      </w:pPr>
+      <w:r>
+        <w:rPr>
+          <w:lang w:val="pt-BR"/>
+        </w:rPr>
+        <w:t xml:space="preserve">ENTIDADE RESPONSÁVEL e/ou AUTOR (inventor). Título da patente. Número da patente, datas (do período de registro). </w:t>
+      </w:r>
+      <w:r>
+        <w:rPr>
+          <w:highlight w:val="yellow"/>
+          <w:lang w:val="pt-BR"/>
+        </w:rPr>
+        <w:t>PATENTE</w:t>
+      </w:r>
+      <w:r>
+        <w:rPr>
+          <w:lang w:val="pt-BR"/>
+        </w:rPr>
+        <w:t xml:space="preserve"> </w:t>
+      </w:r>
+    </w:p>
+    <w:p>
+      <w:pPr>
+        <w:pStyle w:val="RA71References"/>
+        <w:rPr>
+          <w:lang w:val="pt-BR"/>
+        </w:rPr>
+      </w:pPr>
+      <w:r>
+        <w:rPr>
+          <w:lang w:val="pt-BR"/>
+        </w:rPr>
+        <w:t xml:space="preserve">ÓRGÃO NORMALIZADOR. Título (corresponde ao número da norma): subtítulo. Local, ano. </w:t>
+      </w:r>
+      <w:r>
+        <w:rPr>
+          <w:highlight w:val="yellow"/>
+          <w:lang w:val="pt-BR"/>
+        </w:rPr>
+        <w:t>NORMA TÉCNICA</w:t>
+      </w:r>
+      <w:r>
+        <w:rPr>
+          <w:lang w:val="pt-BR"/>
+        </w:rPr>
+        <w:t xml:space="preserve"> </w:t>
+      </w:r>
+    </w:p>
+    <w:p>
+      <w:pPr>
+        <w:pStyle w:val="RA71References"/>
+        <w:rPr>
+          <w:lang w:val="pt-BR"/>
+        </w:rPr>
+      </w:pPr>
+      <w:r>
+        <w:rPr>
+          <w:lang w:val="pt-BR"/>
+        </w:rPr>
+        <w:t xml:space="preserve">JURISDIÇÃO (país, estado ou município). Órgão judiciário competente (se houver). Título e número da legislação. Dados da fonte </w:t>
+      </w:r>
+      <w:r>
+        <w:rPr>
+          <w:lang w:val="pt-BR"/>
+        </w:rPr>
+        <w:t>em</w:t>
+      </w:r>
+      <w:r>
+        <w:rPr>
+          <w:lang w:val="pt-BR"/>
+        </w:rPr>
+        <w:t xml:space="preserve"> qu</w:t>
+      </w:r>
+      <w:r>
+        <w:rPr>
+          <w:lang w:val="pt-BR"/>
+        </w:rPr>
+        <w:t>e</w:t>
+      </w:r>
+      <w:r>
+        <w:rPr>
+          <w:lang w:val="pt-BR"/>
+        </w:rPr>
+        <w:t xml:space="preserve"> foi publicado o documento. </w:t>
+      </w:r>
+      <w:r>
+        <w:rPr>
+          <w:highlight w:val="yellow"/>
+          <w:lang w:val="pt-BR"/>
+        </w:rPr>
+        <w:t>DOCUMENTO JURÍDICO</w:t>
+      </w:r>
+    </w:p>
+    <w:p>
+      <w:pPr>
+        <w:pStyle w:val="RA71References"/>
+        <w:rPr>
+          <w:lang w:val="pt-BR"/>
+        </w:rPr>
+      </w:pPr>
+      <w:r>
+        <w:rPr>
+          <w:lang w:val="pt-BR"/>
+        </w:rPr>
+        <w:t xml:space="preserve">AUTORIA (Coordenador). Título. Local: Unidade executora, data de início. Número de página(s). (Sigla da instituição mantenedora. Nome e número do </w:t>
+      </w:r>
+      <w:r>
+        <w:rPr>
+          <w:lang w:val="pt-BR"/>
+        </w:rPr>
+        <w:t>p</w:t>
+      </w:r>
+      <w:r>
+        <w:rPr>
+          <w:lang w:val="pt-BR"/>
+        </w:rPr>
+        <w:t>rograma – Título do programa. Código do projeto). Nota indicativa da fase do documento (</w:t>
+      </w:r>
+      <w:r>
+        <w:rPr>
+          <w:lang w:val="pt-BR"/>
+        </w:rPr>
+        <w:t xml:space="preserve">projeto, </w:t>
+      </w:r>
+      <w:r>
+        <w:rPr>
+          <w:lang w:val="pt-BR"/>
+        </w:rPr>
+        <w:t xml:space="preserve">projeto em andamento, projeto concluído). </w:t>
+      </w:r>
+      <w:r>
+        <w:rPr>
+          <w:highlight w:val="yellow"/>
+          <w:lang w:val="pt-BR"/>
+        </w:rPr>
+        <w:t>PROJETO DE PESQUISA</w:t>
+      </w:r>
+    </w:p>
+    <w:p>
+      <w:pPr>
+        <w:pStyle w:val="RA71References"/>
+        <w:rPr>
+          <w:lang w:val="pt-BR"/>
+        </w:rPr>
+      </w:pPr>
+      <w:r>
+        <w:rPr>
+          <w:lang w:val="pt-BR"/>
+        </w:rPr>
+        <w:t xml:space="preserve">AUTORIA. Título. Local: Editora, data. Designação específica do tipo de documento (quando não constar no título), dimensões (se houver). Escala. </w:t>
+      </w:r>
+      <w:r>
+        <w:rPr>
+          <w:highlight w:val="yellow"/>
+          <w:lang w:val="pt-BR"/>
+        </w:rPr>
+        <w:t>DOCUMENTO CARTOGRÁFICO</w:t>
+      </w:r>
+    </w:p>
+    <w:p>
+      <w:pPr>
+        <w:pStyle w:val="RA71References"/>
+        <w:rPr>
+          <w:lang w:val="pt-BR"/>
+        </w:rPr>
+      </w:pPr>
+      <w:r>
+        <w:rPr>
+          <w:lang w:val="pt-BR"/>
+        </w:rPr>
+        <w:t xml:space="preserve">AUTOR (se houver). Título ou nome do site (se houver). Disponível em: &lt;endereço eletrônico&gt;. Acesso em: dia mês abreviado ano. </w:t>
+      </w:r>
+      <w:r>
+        <w:rPr>
+          <w:highlight w:val="yellow"/>
+          <w:lang w:val="pt-BR"/>
+        </w:rPr>
+        <w:t>DOCUMENTO CONSULTADO ON-LINE</w:t>
+      </w:r>
+    </w:p>
+    <w:p>
+      <w:pPr>
+        <w:pStyle w:val="RA71References"/>
+        <w:rPr>
+          <w:lang w:val="pt-BR"/>
+        </w:rPr>
+      </w:pPr>
+      <w:r>
+        <w:rPr>
+          <w:lang w:val="pt-BR"/>
+        </w:rPr>
+        <w:t xml:space="preserve">AUTORIA. Nome do software (versão - se houver). Local (se houver), ano. Disponível em: &lt;endereço eletrônico&gt; (se houver). </w:t>
+      </w:r>
+      <w:r>
+        <w:rPr>
+          <w:highlight w:val="yellow"/>
+          <w:lang w:val="pt-BR"/>
+        </w:rPr>
+        <w:t>PROGRAMAS DE COMPUTADOR (</w:t>
+      </w:r>
+      <w:r>
+        <w:rPr>
+          <w:highlight w:val="yellow"/>
+          <w:lang w:val="pt-BR"/>
+        </w:rPr>
+        <w:t>SOFTWARE</w:t>
+      </w:r>
+      <w:r>
+        <w:rPr>
+          <w:highlight w:val="yellow"/>
+          <w:lang w:val="pt-BR"/>
+        </w:rPr>
         <w:t>)</w:t>
       </w:r>
       <w:r>
-        <w:t>.</w:t>
-      </w:r>
-      <w:r>
-        <w:t xml:space="preserve"> Link do DOI (se </w:t>
-      </w:r>
-      <w:proofErr w:type="spellStart"/>
-      <w:r>
-        <w:t>disponível</w:t>
-      </w:r>
-      <w:proofErr w:type="spellEnd"/>
-      <w:r>
-        <w:t>).</w:t>
-      </w:r>
-      <w:r>
+        <w:rPr>
+          <w:highlight w:val="yellow"/>
+          <w:lang w:val="pt-BR"/>
+        </w:rPr>
         <w:t xml:space="preserve"> </w:t>
       </w:r>
-      <w:r>
-        <w:rPr>
-          <w:highlight w:val="yellow"/>
-        </w:rPr>
-        <w:t>LIVROS</w:t>
-      </w:r>
-      <w:r>
-        <w:t xml:space="preserve"> </w:t>
-      </w:r>
     </w:p>
     <w:p>
       <w:pPr>
         <w:pStyle w:val="RA71References"/>
-      </w:pPr>
-      <w:r>
-        <w:t xml:space="preserve">AUTORIA DA PARTE DA OBRA. </w:t>
-      </w:r>
-      <w:proofErr w:type="spellStart"/>
-      <w:r>
-        <w:t>Título</w:t>
-      </w:r>
-      <w:proofErr w:type="spellEnd"/>
-      <w:r>
-        <w:t xml:space="preserve"> da </w:t>
-      </w:r>
-      <w:proofErr w:type="spellStart"/>
-      <w:r>
-        <w:t>parte</w:t>
-      </w:r>
-      <w:proofErr w:type="spellEnd"/>
-      <w:r>
-        <w:t xml:space="preserve">. In: AUTORIA DA OBRA. </w:t>
-      </w:r>
-      <w:proofErr w:type="spellStart"/>
-      <w:r>
-        <w:t>Título</w:t>
-      </w:r>
-      <w:proofErr w:type="spellEnd"/>
-      <w:r>
-        <w:t xml:space="preserve"> da </w:t>
-      </w:r>
-      <w:proofErr w:type="spellStart"/>
-      <w:r>
-        <w:t>obra</w:t>
-      </w:r>
-      <w:proofErr w:type="spellEnd"/>
-      <w:r>
-        <w:t xml:space="preserve">. </w:t>
-      </w:r>
-      <w:proofErr w:type="spellStart"/>
-      <w:r>
-        <w:t>Edição</w:t>
-      </w:r>
-      <w:proofErr w:type="spellEnd"/>
-      <w:r>
-        <w:t xml:space="preserve">. Local: Editora, </w:t>
-      </w:r>
-      <w:proofErr w:type="spellStart"/>
-      <w:r>
-        <w:t>ano</w:t>
-      </w:r>
-      <w:proofErr w:type="spellEnd"/>
-      <w:r>
-        <w:t xml:space="preserve">. </w:t>
-      </w:r>
-      <w:proofErr w:type="spellStart"/>
-      <w:r>
-        <w:t>Número</w:t>
-      </w:r>
-      <w:proofErr w:type="spellEnd"/>
-      <w:r>
-        <w:t xml:space="preserve"> da </w:t>
-      </w:r>
-      <w:proofErr w:type="spellStart"/>
-      <w:r>
-        <w:t>página</w:t>
-      </w:r>
-      <w:proofErr w:type="spellEnd"/>
-      <w:r>
-        <w:t xml:space="preserve"> </w:t>
-      </w:r>
-      <w:proofErr w:type="spellStart"/>
-      <w:r>
-        <w:t>inicial</w:t>
-      </w:r>
-      <w:proofErr w:type="spellEnd"/>
-      <w:r>
-        <w:t xml:space="preserve">-final da </w:t>
-      </w:r>
-      <w:proofErr w:type="spellStart"/>
-      <w:r>
-        <w:t>parte</w:t>
-      </w:r>
-      <w:proofErr w:type="spellEnd"/>
-      <w:r>
-        <w:t>.</w:t>
-      </w:r>
-      <w:r>
-        <w:t xml:space="preserve"> Link do DOI (se </w:t>
-      </w:r>
-      <w:proofErr w:type="spellStart"/>
-      <w:r>
-        <w:t>disponível</w:t>
-      </w:r>
-      <w:proofErr w:type="spellEnd"/>
-      <w:r>
-        <w:t xml:space="preserve">). </w:t>
-      </w:r>
-      <w:r>
-        <w:t xml:space="preserve"> </w:t>
-      </w:r>
-      <w:r>
-        <w:rPr>
-          <w:highlight w:val="yellow"/>
-        </w:rPr>
-        <w:t>PARTE DE LIVRO</w:t>
-      </w:r>
-    </w:p>
-    <w:p>
-      <w:pPr>
-        <w:pStyle w:val="RA71References"/>
-      </w:pPr>
-      <w:bookmarkStart w:id="3" w:name="_Hlk60995131"/>
-      <w:r>
-        <w:t>AUTORIA (</w:t>
-      </w:r>
-      <w:proofErr w:type="spellStart"/>
-      <w:r>
-        <w:t>Instituição</w:t>
-      </w:r>
-      <w:proofErr w:type="spellEnd"/>
-      <w:r>
-        <w:t xml:space="preserve">). </w:t>
-      </w:r>
-      <w:proofErr w:type="spellStart"/>
-      <w:r>
-        <w:t>Título</w:t>
-      </w:r>
-      <w:proofErr w:type="spellEnd"/>
-      <w:r>
-        <w:t xml:space="preserve"> do </w:t>
-      </w:r>
-      <w:proofErr w:type="spellStart"/>
-      <w:r>
-        <w:t>relatório</w:t>
-      </w:r>
-      <w:proofErr w:type="spellEnd"/>
-      <w:r>
-        <w:t xml:space="preserve">. Local: Editora, </w:t>
-      </w:r>
-      <w:proofErr w:type="spellStart"/>
-      <w:r>
-        <w:t>ano</w:t>
-      </w:r>
-      <w:proofErr w:type="spellEnd"/>
-      <w:r>
-        <w:t xml:space="preserve">/data. </w:t>
-      </w:r>
-      <w:proofErr w:type="spellStart"/>
-      <w:r>
-        <w:t>Designação</w:t>
-      </w:r>
-      <w:proofErr w:type="spellEnd"/>
-      <w:r>
-        <w:t xml:space="preserve"> </w:t>
-      </w:r>
-      <w:proofErr w:type="spellStart"/>
-      <w:r>
-        <w:t>específica</w:t>
-      </w:r>
-      <w:proofErr w:type="spellEnd"/>
-      <w:r>
-        <w:t xml:space="preserve"> do </w:t>
-      </w:r>
-      <w:proofErr w:type="spellStart"/>
-      <w:r>
-        <w:t>tipo</w:t>
-      </w:r>
-      <w:proofErr w:type="spellEnd"/>
-      <w:r>
-        <w:t xml:space="preserve"> de </w:t>
-      </w:r>
-      <w:proofErr w:type="spellStart"/>
-      <w:r>
-        <w:t>documento</w:t>
-      </w:r>
-      <w:proofErr w:type="spellEnd"/>
-      <w:r>
-        <w:t xml:space="preserve"> (</w:t>
-      </w:r>
-      <w:proofErr w:type="spellStart"/>
-      <w:r>
-        <w:t>quando</w:t>
-      </w:r>
-      <w:proofErr w:type="spellEnd"/>
-      <w:r>
-        <w:t xml:space="preserve"> </w:t>
-      </w:r>
-      <w:proofErr w:type="spellStart"/>
-      <w:r>
-        <w:t>não</w:t>
-      </w:r>
-      <w:proofErr w:type="spellEnd"/>
-      <w:r>
-        <w:t xml:space="preserve"> </w:t>
-      </w:r>
-      <w:proofErr w:type="spellStart"/>
-      <w:r>
-        <w:t>constar</w:t>
-      </w:r>
-      <w:proofErr w:type="spellEnd"/>
-      <w:r>
-        <w:t xml:space="preserve"> no </w:t>
-      </w:r>
-      <w:proofErr w:type="spellStart"/>
-      <w:r>
-        <w:t>título</w:t>
-      </w:r>
-      <w:proofErr w:type="spellEnd"/>
-      <w:r>
-        <w:t xml:space="preserve">). </w:t>
-      </w:r>
-      <w:r>
-        <w:t xml:space="preserve">Link do DOI (se </w:t>
-      </w:r>
-      <w:proofErr w:type="spellStart"/>
-      <w:r>
-        <w:t>disponível</w:t>
-      </w:r>
-      <w:proofErr w:type="spellEnd"/>
-      <w:r>
-        <w:t xml:space="preserve">). </w:t>
-      </w:r>
-      <w:r>
-        <w:rPr>
-          <w:highlight w:val="yellow"/>
-        </w:rPr>
-        <w:t>RELATÓRIO OFICIAL</w:t>
-      </w:r>
-      <w:r>
-        <w:t xml:space="preserve"> </w:t>
-      </w:r>
-    </w:p>
-    <w:p>
-      <w:pPr>
-        <w:pStyle w:val="RA71References"/>
-      </w:pPr>
-      <w:r>
-        <w:t xml:space="preserve">AUTORIA (se </w:t>
-      </w:r>
-      <w:proofErr w:type="spellStart"/>
-      <w:r>
-        <w:t>houver</w:t>
-      </w:r>
-      <w:proofErr w:type="spellEnd"/>
-      <w:r>
-        <w:t xml:space="preserve">). </w:t>
-      </w:r>
-      <w:proofErr w:type="spellStart"/>
-      <w:r>
-        <w:t>Título</w:t>
-      </w:r>
-      <w:proofErr w:type="spellEnd"/>
-      <w:r>
-        <w:t xml:space="preserve"> do </w:t>
-      </w:r>
-      <w:proofErr w:type="spellStart"/>
-      <w:r>
-        <w:t>relatório</w:t>
-      </w:r>
-      <w:proofErr w:type="spellEnd"/>
-      <w:r>
-        <w:t xml:space="preserve">. Local: Editora, </w:t>
-      </w:r>
-      <w:proofErr w:type="spellStart"/>
-      <w:r>
-        <w:t>ano</w:t>
-      </w:r>
-      <w:proofErr w:type="spellEnd"/>
-      <w:r>
-        <w:t xml:space="preserve">/data. </w:t>
-      </w:r>
-      <w:proofErr w:type="spellStart"/>
-      <w:r>
-        <w:t>Número</w:t>
-      </w:r>
-      <w:proofErr w:type="spellEnd"/>
-      <w:r>
-        <w:t xml:space="preserve"> de </w:t>
-      </w:r>
-      <w:proofErr w:type="spellStart"/>
-      <w:r>
-        <w:t>página</w:t>
-      </w:r>
-      <w:proofErr w:type="spellEnd"/>
-      <w:r>
-        <w:t xml:space="preserve">(s). </w:t>
-      </w:r>
-      <w:proofErr w:type="spellStart"/>
-      <w:r>
-        <w:t>Designação</w:t>
-      </w:r>
-      <w:proofErr w:type="spellEnd"/>
-      <w:r>
-        <w:t xml:space="preserve"> </w:t>
-      </w:r>
-      <w:proofErr w:type="spellStart"/>
-      <w:r>
-        <w:t>específica</w:t>
-      </w:r>
-      <w:proofErr w:type="spellEnd"/>
-      <w:r>
-        <w:t xml:space="preserve"> do </w:t>
-      </w:r>
-      <w:proofErr w:type="spellStart"/>
-      <w:r>
-        <w:t>tipo</w:t>
-      </w:r>
-      <w:proofErr w:type="spellEnd"/>
-      <w:r>
-        <w:t xml:space="preserve"> de </w:t>
-      </w:r>
-      <w:proofErr w:type="spellStart"/>
-      <w:r>
-        <w:t>documento</w:t>
-      </w:r>
-      <w:proofErr w:type="spellEnd"/>
-      <w:r>
-        <w:t xml:space="preserve"> (</w:t>
-      </w:r>
-      <w:proofErr w:type="spellStart"/>
-      <w:r>
-        <w:t>quando</w:t>
-      </w:r>
-      <w:proofErr w:type="spellEnd"/>
-      <w:r>
-        <w:t xml:space="preserve"> </w:t>
-      </w:r>
-      <w:proofErr w:type="spellStart"/>
-      <w:r>
-        <w:t>não</w:t>
-      </w:r>
-      <w:proofErr w:type="spellEnd"/>
-      <w:r>
-        <w:t xml:space="preserve"> </w:t>
-      </w:r>
-      <w:proofErr w:type="spellStart"/>
-      <w:r>
-        <w:t>constar</w:t>
-      </w:r>
-      <w:proofErr w:type="spellEnd"/>
-      <w:r>
-        <w:t xml:space="preserve"> no </w:t>
-      </w:r>
-      <w:proofErr w:type="spellStart"/>
-      <w:r>
-        <w:t>título</w:t>
-      </w:r>
-      <w:proofErr w:type="spellEnd"/>
-      <w:r>
-        <w:t>).</w:t>
-      </w:r>
-      <w:r>
-        <w:t xml:space="preserve"> Link do DOI (se </w:t>
-      </w:r>
-      <w:proofErr w:type="spellStart"/>
-      <w:r>
-        <w:t>disponível</w:t>
-      </w:r>
-      <w:proofErr w:type="spellEnd"/>
-      <w:r>
-        <w:t>).</w:t>
-      </w:r>
-      <w:r>
-        <w:t xml:space="preserve"> </w:t>
-      </w:r>
-      <w:r>
-        <w:rPr>
-          <w:highlight w:val="yellow"/>
-        </w:rPr>
-        <w:t>RELATÓRIO TÉCNICO</w:t>
-      </w:r>
-      <w:r>
-        <w:t xml:space="preserve"> </w:t>
-      </w:r>
-    </w:p>
-    <w:bookmarkEnd w:id="3"/>
-    <w:p>
-      <w:pPr>
-        <w:pStyle w:val="RA71References"/>
-      </w:pPr>
-      <w:r>
-        <w:t xml:space="preserve">AUTORIA. </w:t>
-      </w:r>
-      <w:proofErr w:type="spellStart"/>
-      <w:r>
-        <w:t>Título</w:t>
-      </w:r>
-      <w:proofErr w:type="spellEnd"/>
-      <w:r>
-        <w:t xml:space="preserve">. </w:t>
-      </w:r>
-      <w:proofErr w:type="spellStart"/>
-      <w:r>
-        <w:t>Tese</w:t>
-      </w:r>
-      <w:proofErr w:type="spellEnd"/>
-      <w:r>
-        <w:t xml:space="preserve">, </w:t>
-      </w:r>
-      <w:proofErr w:type="spellStart"/>
-      <w:r>
-        <w:t>Dissertação</w:t>
-      </w:r>
-      <w:proofErr w:type="spellEnd"/>
-      <w:r>
-        <w:t xml:space="preserve">, </w:t>
-      </w:r>
-      <w:proofErr w:type="spellStart"/>
-      <w:r>
-        <w:t>Monografia</w:t>
-      </w:r>
-      <w:proofErr w:type="spellEnd"/>
-      <w:r>
-        <w:t xml:space="preserve"> (Grau e </w:t>
-      </w:r>
-      <w:proofErr w:type="spellStart"/>
-      <w:r>
-        <w:t>Área</w:t>
-      </w:r>
-      <w:proofErr w:type="spellEnd"/>
-      <w:r>
-        <w:t xml:space="preserve">) – </w:t>
-      </w:r>
-      <w:proofErr w:type="spellStart"/>
-      <w:r>
-        <w:t>unidade</w:t>
-      </w:r>
-      <w:proofErr w:type="spellEnd"/>
-      <w:r>
-        <w:t xml:space="preserve"> de Ensino, </w:t>
-      </w:r>
-      <w:proofErr w:type="spellStart"/>
-      <w:r>
-        <w:t>Instituição</w:t>
-      </w:r>
-      <w:proofErr w:type="spellEnd"/>
-      <w:r>
-        <w:t xml:space="preserve">, Local, </w:t>
-      </w:r>
-      <w:proofErr w:type="spellStart"/>
-      <w:r>
-        <w:t>ano</w:t>
-      </w:r>
-      <w:proofErr w:type="spellEnd"/>
-      <w:r>
-        <w:t>.</w:t>
-      </w:r>
-      <w:r>
-        <w:t xml:space="preserve"> Link do DOI (se </w:t>
-      </w:r>
-      <w:proofErr w:type="spellStart"/>
-      <w:r>
-        <w:t>disponível</w:t>
-      </w:r>
-      <w:proofErr w:type="spellEnd"/>
-      <w:r>
-        <w:t>).</w:t>
-      </w:r>
-      <w:r>
-        <w:t xml:space="preserve"> </w:t>
-      </w:r>
-      <w:r>
-        <w:rPr>
-          <w:highlight w:val="yellow"/>
-        </w:rPr>
-        <w:t>TESE, DISSERTAÇÃO E MONOGRAFIA</w:t>
-      </w:r>
-    </w:p>
-    <w:p>
-      <w:pPr>
-        <w:pStyle w:val="RA71References"/>
-      </w:pPr>
-      <w:r>
-        <w:t xml:space="preserve">AUTORIA. </w:t>
-      </w:r>
-      <w:proofErr w:type="spellStart"/>
-      <w:r>
-        <w:t>Título</w:t>
-      </w:r>
-      <w:proofErr w:type="spellEnd"/>
-      <w:r>
-        <w:t xml:space="preserve"> do </w:t>
-      </w:r>
-      <w:proofErr w:type="spellStart"/>
-      <w:r>
-        <w:t>trabalho</w:t>
-      </w:r>
-      <w:proofErr w:type="spellEnd"/>
-      <w:r>
-        <w:t xml:space="preserve">. In: NOME DO EVENTO, </w:t>
-      </w:r>
-      <w:proofErr w:type="spellStart"/>
-      <w:r>
-        <w:t>número</w:t>
-      </w:r>
-      <w:proofErr w:type="spellEnd"/>
-      <w:r>
-        <w:t xml:space="preserve"> do </w:t>
-      </w:r>
-      <w:proofErr w:type="spellStart"/>
-      <w:r>
-        <w:t>evento</w:t>
-      </w:r>
-      <w:proofErr w:type="spellEnd"/>
-      <w:r>
-        <w:t xml:space="preserve"> (se </w:t>
-      </w:r>
-      <w:proofErr w:type="spellStart"/>
-      <w:r>
-        <w:t>houver</w:t>
-      </w:r>
-      <w:proofErr w:type="spellEnd"/>
-      <w:r>
-        <w:t xml:space="preserve">), </w:t>
-      </w:r>
-      <w:proofErr w:type="spellStart"/>
-      <w:r>
-        <w:t>ano</w:t>
-      </w:r>
-      <w:proofErr w:type="spellEnd"/>
-      <w:r>
-        <w:t xml:space="preserve"> de </w:t>
-      </w:r>
-      <w:proofErr w:type="spellStart"/>
-      <w:r>
-        <w:t>realização</w:t>
-      </w:r>
-      <w:proofErr w:type="spellEnd"/>
-      <w:r>
-        <w:t xml:space="preserve">, </w:t>
-      </w:r>
-      <w:r>
-        <w:t>l</w:t>
-      </w:r>
-      <w:r>
-        <w:t xml:space="preserve">ocal da </w:t>
-      </w:r>
-      <w:proofErr w:type="spellStart"/>
-      <w:r>
-        <w:t>realização</w:t>
-      </w:r>
-      <w:proofErr w:type="spellEnd"/>
-      <w:r>
-        <w:t xml:space="preserve"> do </w:t>
-      </w:r>
-      <w:proofErr w:type="spellStart"/>
-      <w:r>
-        <w:t>evento</w:t>
-      </w:r>
-      <w:proofErr w:type="spellEnd"/>
-      <w:r>
-        <w:t xml:space="preserve">. </w:t>
-      </w:r>
-      <w:proofErr w:type="spellStart"/>
-      <w:r>
-        <w:t>Título</w:t>
-      </w:r>
-      <w:proofErr w:type="spellEnd"/>
-      <w:r>
-        <w:t xml:space="preserve">... (Anais, </w:t>
-      </w:r>
-      <w:proofErr w:type="spellStart"/>
-      <w:r>
-        <w:t>Resumos</w:t>
-      </w:r>
-      <w:proofErr w:type="spellEnd"/>
-      <w:r>
-        <w:t xml:space="preserve">, Proceedings, entre outros). Local de </w:t>
-      </w:r>
-      <w:proofErr w:type="spellStart"/>
-      <w:r>
-        <w:t>publicação</w:t>
-      </w:r>
-      <w:proofErr w:type="spellEnd"/>
-      <w:r>
-        <w:t xml:space="preserve">: Editora, </w:t>
-      </w:r>
-      <w:proofErr w:type="spellStart"/>
-      <w:r>
-        <w:t>ano</w:t>
-      </w:r>
-      <w:proofErr w:type="spellEnd"/>
-      <w:r>
-        <w:t xml:space="preserve"> de </w:t>
-      </w:r>
-      <w:proofErr w:type="spellStart"/>
-      <w:r>
-        <w:t>publicação</w:t>
-      </w:r>
-      <w:proofErr w:type="spellEnd"/>
-      <w:r>
-        <w:t xml:space="preserve">. </w:t>
-      </w:r>
-      <w:proofErr w:type="spellStart"/>
-      <w:r>
-        <w:t>Número</w:t>
-      </w:r>
-      <w:proofErr w:type="spellEnd"/>
-      <w:r>
-        <w:t xml:space="preserve"> da </w:t>
-      </w:r>
-      <w:proofErr w:type="spellStart"/>
-      <w:r>
-        <w:t>página</w:t>
-      </w:r>
-      <w:proofErr w:type="spellEnd"/>
-      <w:r>
-        <w:t xml:space="preserve"> </w:t>
-      </w:r>
-      <w:proofErr w:type="spellStart"/>
-      <w:r>
-        <w:t>inicial</w:t>
-      </w:r>
-      <w:proofErr w:type="spellEnd"/>
-      <w:r>
-        <w:t xml:space="preserve">-final da </w:t>
-      </w:r>
-      <w:proofErr w:type="spellStart"/>
-      <w:r>
-        <w:t>parte</w:t>
-      </w:r>
-      <w:proofErr w:type="spellEnd"/>
-      <w:r>
-        <w:t xml:space="preserve"> </w:t>
-      </w:r>
-      <w:proofErr w:type="spellStart"/>
-      <w:r>
-        <w:t>referenciada</w:t>
-      </w:r>
-      <w:proofErr w:type="spellEnd"/>
-      <w:r>
-        <w:t>.</w:t>
-      </w:r>
-      <w:r>
-        <w:t xml:space="preserve"> Link do DOI (se </w:t>
-      </w:r>
-      <w:proofErr w:type="spellStart"/>
-      <w:r>
-        <w:t>disponível</w:t>
-      </w:r>
-      <w:proofErr w:type="spellEnd"/>
-      <w:r>
-        <w:t>).</w:t>
-      </w:r>
-      <w:r>
-        <w:t xml:space="preserve"> </w:t>
-      </w:r>
-      <w:r>
-        <w:rPr>
-          <w:highlight w:val="yellow"/>
-        </w:rPr>
-        <w:t>TRABALHO APRESENTADO EM EVENTO CIENTÍFICO</w:t>
-      </w:r>
-    </w:p>
-    <w:p>
-      <w:pPr>
-        <w:pStyle w:val="RA71References"/>
-      </w:pPr>
-      <w:r>
-        <w:t xml:space="preserve">AUTORIA DO ARTIGO. </w:t>
-      </w:r>
-      <w:proofErr w:type="spellStart"/>
-      <w:r>
-        <w:t>Título</w:t>
-      </w:r>
-      <w:proofErr w:type="spellEnd"/>
-      <w:r>
-        <w:t xml:space="preserve"> do </w:t>
-      </w:r>
-      <w:proofErr w:type="spellStart"/>
-      <w:r>
-        <w:t>artigo</w:t>
-      </w:r>
-      <w:proofErr w:type="spellEnd"/>
-      <w:r>
-        <w:t xml:space="preserve">. </w:t>
-      </w:r>
-      <w:proofErr w:type="spellStart"/>
-      <w:r>
-        <w:t>Título</w:t>
-      </w:r>
-      <w:proofErr w:type="spellEnd"/>
-      <w:r>
-        <w:t xml:space="preserve"> do </w:t>
-      </w:r>
-      <w:proofErr w:type="spellStart"/>
-      <w:r>
-        <w:t>periódico</w:t>
-      </w:r>
-      <w:proofErr w:type="spellEnd"/>
-      <w:r>
-        <w:t xml:space="preserve">, </w:t>
-      </w:r>
-      <w:proofErr w:type="spellStart"/>
-      <w:r>
-        <w:t>número</w:t>
-      </w:r>
-      <w:proofErr w:type="spellEnd"/>
-      <w:r>
-        <w:t xml:space="preserve"> do volume, </w:t>
-      </w:r>
-      <w:proofErr w:type="spellStart"/>
-      <w:r>
-        <w:t>número</w:t>
-      </w:r>
-      <w:proofErr w:type="spellEnd"/>
-      <w:r>
-        <w:t xml:space="preserve"> do </w:t>
-      </w:r>
-      <w:proofErr w:type="spellStart"/>
-      <w:r>
-        <w:t>fascículo</w:t>
-      </w:r>
-      <w:proofErr w:type="spellEnd"/>
-      <w:r>
-        <w:t xml:space="preserve">, </w:t>
-      </w:r>
-      <w:proofErr w:type="spellStart"/>
-      <w:r>
-        <w:t>número</w:t>
-      </w:r>
-      <w:proofErr w:type="spellEnd"/>
-      <w:r>
-        <w:t xml:space="preserve"> da </w:t>
-      </w:r>
-      <w:proofErr w:type="spellStart"/>
-      <w:r>
-        <w:t>página</w:t>
-      </w:r>
-      <w:proofErr w:type="spellEnd"/>
-      <w:r>
-        <w:t xml:space="preserve"> </w:t>
-      </w:r>
-      <w:proofErr w:type="spellStart"/>
-      <w:r>
-        <w:t>inicial</w:t>
-      </w:r>
-      <w:proofErr w:type="spellEnd"/>
-      <w:r>
-        <w:t xml:space="preserve"> e </w:t>
-      </w:r>
-      <w:r>
-        <w:t xml:space="preserve">final do </w:t>
-      </w:r>
-      <w:proofErr w:type="spellStart"/>
-      <w:r>
-        <w:t>artigo</w:t>
-      </w:r>
-      <w:proofErr w:type="spellEnd"/>
-      <w:r>
-        <w:t xml:space="preserve">, </w:t>
-      </w:r>
-      <w:proofErr w:type="spellStart"/>
-      <w:r>
-        <w:t>ano</w:t>
-      </w:r>
-      <w:proofErr w:type="spellEnd"/>
-      <w:r>
-        <w:t xml:space="preserve">. </w:t>
-      </w:r>
-      <w:r>
-        <w:t xml:space="preserve">Link do DOI (se </w:t>
-      </w:r>
-      <w:proofErr w:type="spellStart"/>
-      <w:r>
-        <w:t>disponível</w:t>
-      </w:r>
-      <w:proofErr w:type="spellEnd"/>
-      <w:r>
-        <w:t xml:space="preserve">). </w:t>
-      </w:r>
-      <w:r>
-        <w:rPr>
-          <w:highlight w:val="yellow"/>
-        </w:rPr>
-        <w:t>ARTIGO PUBLICADO EM PERIÓDICO ACADÊMICO</w:t>
-      </w:r>
-    </w:p>
-    <w:p>
-      <w:pPr>
-        <w:pStyle w:val="RA71References"/>
-      </w:pPr>
-      <w:r>
-        <w:t xml:space="preserve">AUTORIA DO ARTIGO (se </w:t>
-      </w:r>
-      <w:proofErr w:type="spellStart"/>
-      <w:r>
-        <w:t>houver</w:t>
-      </w:r>
-      <w:proofErr w:type="spellEnd"/>
-      <w:r>
-        <w:t xml:space="preserve">). </w:t>
-      </w:r>
-      <w:proofErr w:type="spellStart"/>
-      <w:r>
-        <w:t>Título</w:t>
-      </w:r>
-      <w:proofErr w:type="spellEnd"/>
-      <w:r>
-        <w:t xml:space="preserve"> do </w:t>
-      </w:r>
-      <w:proofErr w:type="spellStart"/>
-      <w:r>
-        <w:t>artigo</w:t>
-      </w:r>
-      <w:proofErr w:type="spellEnd"/>
-      <w:r>
-        <w:t xml:space="preserve">. </w:t>
-      </w:r>
-      <w:proofErr w:type="spellStart"/>
-      <w:r>
-        <w:t>Título</w:t>
-      </w:r>
-      <w:proofErr w:type="spellEnd"/>
-      <w:r>
-        <w:t xml:space="preserve"> do Jornal, </w:t>
-      </w:r>
-      <w:r>
-        <w:t>l</w:t>
-      </w:r>
-      <w:r>
-        <w:t xml:space="preserve">ocal de </w:t>
-      </w:r>
-      <w:proofErr w:type="spellStart"/>
-      <w:r>
-        <w:t>publicação</w:t>
-      </w:r>
-      <w:proofErr w:type="spellEnd"/>
-      <w:r>
-        <w:t>, data (</w:t>
-      </w:r>
-      <w:proofErr w:type="spellStart"/>
-      <w:r>
-        <w:t>dia</w:t>
-      </w:r>
-      <w:proofErr w:type="spellEnd"/>
-      <w:r>
-        <w:t xml:space="preserve">, </w:t>
-      </w:r>
-      <w:proofErr w:type="spellStart"/>
-      <w:r>
-        <w:t>mês</w:t>
-      </w:r>
-      <w:proofErr w:type="spellEnd"/>
-      <w:r>
-        <w:t xml:space="preserve">, </w:t>
-      </w:r>
-      <w:proofErr w:type="spellStart"/>
-      <w:r>
-        <w:t>ano</w:t>
-      </w:r>
-      <w:proofErr w:type="spellEnd"/>
-      <w:r>
-        <w:t xml:space="preserve">). </w:t>
-      </w:r>
-      <w:proofErr w:type="spellStart"/>
-      <w:r>
-        <w:t>Seção</w:t>
-      </w:r>
-      <w:proofErr w:type="spellEnd"/>
-      <w:r>
-        <w:t xml:space="preserve">, </w:t>
-      </w:r>
-      <w:proofErr w:type="spellStart"/>
-      <w:r>
-        <w:t>suplemento</w:t>
-      </w:r>
-      <w:proofErr w:type="spellEnd"/>
-      <w:r>
-        <w:t xml:space="preserve">, </w:t>
-      </w:r>
-      <w:proofErr w:type="spellStart"/>
-      <w:r>
-        <w:t>número</w:t>
-      </w:r>
-      <w:proofErr w:type="spellEnd"/>
-      <w:r>
-        <w:t xml:space="preserve"> </w:t>
-      </w:r>
-      <w:proofErr w:type="spellStart"/>
-      <w:r>
-        <w:t>ou</w:t>
-      </w:r>
-      <w:proofErr w:type="spellEnd"/>
-      <w:r>
-        <w:t xml:space="preserve"> </w:t>
-      </w:r>
-      <w:proofErr w:type="spellStart"/>
-      <w:r>
-        <w:t>título</w:t>
-      </w:r>
-      <w:proofErr w:type="spellEnd"/>
-      <w:r>
-        <w:t xml:space="preserve"> do </w:t>
-      </w:r>
-      <w:proofErr w:type="spellStart"/>
-      <w:r>
-        <w:t>caderno</w:t>
-      </w:r>
-      <w:proofErr w:type="spellEnd"/>
-      <w:r>
-        <w:t xml:space="preserve"> etc., </w:t>
-      </w:r>
-      <w:proofErr w:type="spellStart"/>
-      <w:r>
-        <w:t>número</w:t>
-      </w:r>
-      <w:proofErr w:type="spellEnd"/>
-      <w:r>
-        <w:t xml:space="preserve"> de </w:t>
-      </w:r>
-      <w:proofErr w:type="spellStart"/>
-      <w:r>
-        <w:t>página</w:t>
-      </w:r>
-      <w:proofErr w:type="spellEnd"/>
-      <w:r>
-        <w:t xml:space="preserve">(s) do </w:t>
-      </w:r>
-      <w:proofErr w:type="spellStart"/>
-      <w:r>
-        <w:t>artigo</w:t>
-      </w:r>
-      <w:proofErr w:type="spellEnd"/>
-      <w:r>
-        <w:t xml:space="preserve"> </w:t>
-      </w:r>
-      <w:proofErr w:type="spellStart"/>
-      <w:r>
-        <w:t>referenciado</w:t>
-      </w:r>
-      <w:proofErr w:type="spellEnd"/>
-      <w:r>
-        <w:t xml:space="preserve">. </w:t>
-      </w:r>
-      <w:r>
-        <w:rPr>
-          <w:highlight w:val="yellow"/>
-        </w:rPr>
-        <w:t>ARTIGO DE JORNAL</w:t>
-      </w:r>
-    </w:p>
-    <w:p>
-      <w:pPr>
-        <w:pStyle w:val="RA71References"/>
-      </w:pPr>
-      <w:r>
-        <w:t>ENTIDADE RESPONSÁVEL e/</w:t>
-      </w:r>
-      <w:proofErr w:type="spellStart"/>
-      <w:r>
-        <w:t>ou</w:t>
-      </w:r>
-      <w:proofErr w:type="spellEnd"/>
-      <w:r>
-        <w:t xml:space="preserve"> AUTOR (inventor). </w:t>
-      </w:r>
-      <w:proofErr w:type="spellStart"/>
-      <w:r>
-        <w:t>Título</w:t>
-      </w:r>
-      <w:proofErr w:type="spellEnd"/>
-      <w:r>
-        <w:t xml:space="preserve"> da </w:t>
-      </w:r>
-      <w:proofErr w:type="spellStart"/>
-      <w:r>
-        <w:t>patente</w:t>
-      </w:r>
-      <w:proofErr w:type="spellEnd"/>
-      <w:r>
-        <w:t xml:space="preserve">. </w:t>
-      </w:r>
-      <w:proofErr w:type="spellStart"/>
-      <w:r>
-        <w:t>Número</w:t>
-      </w:r>
-      <w:proofErr w:type="spellEnd"/>
-      <w:r>
-        <w:t xml:space="preserve"> da </w:t>
-      </w:r>
-      <w:proofErr w:type="spellStart"/>
-      <w:r>
-        <w:t>patente</w:t>
-      </w:r>
-      <w:proofErr w:type="spellEnd"/>
-      <w:r>
-        <w:t xml:space="preserve">, </w:t>
-      </w:r>
-      <w:proofErr w:type="spellStart"/>
-      <w:r>
-        <w:t>datas</w:t>
-      </w:r>
-      <w:proofErr w:type="spellEnd"/>
-      <w:r>
-        <w:t xml:space="preserve"> (do </w:t>
-      </w:r>
-      <w:proofErr w:type="spellStart"/>
-      <w:r>
-        <w:t>período</w:t>
-      </w:r>
-      <w:proofErr w:type="spellEnd"/>
-      <w:r>
-        <w:t xml:space="preserve"> de </w:t>
-      </w:r>
-      <w:proofErr w:type="spellStart"/>
-      <w:r>
-        <w:t>registro</w:t>
-      </w:r>
-      <w:proofErr w:type="spellEnd"/>
-      <w:r>
-        <w:t xml:space="preserve">). </w:t>
-      </w:r>
-      <w:r>
-        <w:rPr>
-          <w:highlight w:val="yellow"/>
-        </w:rPr>
-        <w:t>PATENTE</w:t>
-      </w:r>
-      <w:r>
-        <w:t xml:space="preserve"> </w:t>
-      </w:r>
-    </w:p>
-    <w:p>
-      <w:pPr>
-        <w:pStyle w:val="RA71References"/>
-      </w:pPr>
-      <w:r>
-        <w:t xml:space="preserve">ÓRGÃO NORMALIZADOR. </w:t>
-      </w:r>
-      <w:proofErr w:type="spellStart"/>
-      <w:r>
-        <w:t>Título</w:t>
-      </w:r>
-      <w:proofErr w:type="spellEnd"/>
-      <w:r>
-        <w:t xml:space="preserve"> (</w:t>
-      </w:r>
-      <w:proofErr w:type="spellStart"/>
-      <w:r>
-        <w:t>corresponde</w:t>
-      </w:r>
-      <w:proofErr w:type="spellEnd"/>
-      <w:r>
-        <w:t xml:space="preserve"> </w:t>
-      </w:r>
-      <w:proofErr w:type="spellStart"/>
-      <w:r>
-        <w:t>ao</w:t>
-      </w:r>
-      <w:proofErr w:type="spellEnd"/>
-      <w:r>
-        <w:t xml:space="preserve"> </w:t>
-      </w:r>
-      <w:proofErr w:type="spellStart"/>
-      <w:r>
-        <w:t>número</w:t>
-      </w:r>
-      <w:proofErr w:type="spellEnd"/>
-      <w:r>
-        <w:t xml:space="preserve"> da norma): </w:t>
-      </w:r>
-      <w:proofErr w:type="spellStart"/>
-      <w:r>
-        <w:t>subtítulo</w:t>
-      </w:r>
-      <w:proofErr w:type="spellEnd"/>
-      <w:r>
-        <w:t xml:space="preserve">. Local, </w:t>
-      </w:r>
-      <w:proofErr w:type="spellStart"/>
-      <w:r>
-        <w:t>ano</w:t>
-      </w:r>
-      <w:proofErr w:type="spellEnd"/>
-      <w:r>
-        <w:t xml:space="preserve">. </w:t>
-      </w:r>
-      <w:r>
-        <w:rPr>
-          <w:highlight w:val="yellow"/>
-        </w:rPr>
-        <w:t>NORMA TÉCNICA</w:t>
-      </w:r>
-      <w:r>
-        <w:t xml:space="preserve"> </w:t>
-      </w:r>
-    </w:p>
-    <w:p>
-      <w:pPr>
-        <w:pStyle w:val="RA71References"/>
-      </w:pPr>
-      <w:r>
-        <w:t>JURISDIÇÃO (</w:t>
-      </w:r>
-      <w:proofErr w:type="spellStart"/>
-      <w:r>
-        <w:t>país</w:t>
-      </w:r>
-      <w:proofErr w:type="spellEnd"/>
-      <w:r>
-        <w:t xml:space="preserve">, </w:t>
-      </w:r>
-      <w:proofErr w:type="spellStart"/>
-      <w:r>
-        <w:t>estado</w:t>
-      </w:r>
-      <w:proofErr w:type="spellEnd"/>
-      <w:r>
-        <w:t xml:space="preserve"> </w:t>
-      </w:r>
-      <w:proofErr w:type="spellStart"/>
-      <w:r>
-        <w:t>ou</w:t>
-      </w:r>
-      <w:proofErr w:type="spellEnd"/>
-      <w:r>
-        <w:t xml:space="preserve"> </w:t>
-      </w:r>
-      <w:proofErr w:type="spellStart"/>
-      <w:r>
-        <w:t>município</w:t>
-      </w:r>
-      <w:proofErr w:type="spellEnd"/>
-      <w:r>
-        <w:t xml:space="preserve">). </w:t>
-      </w:r>
-      <w:proofErr w:type="spellStart"/>
-      <w:r>
-        <w:t>Órgão</w:t>
-      </w:r>
-      <w:proofErr w:type="spellEnd"/>
-      <w:r>
-        <w:t xml:space="preserve"> </w:t>
-      </w:r>
-      <w:proofErr w:type="spellStart"/>
-      <w:r>
-        <w:t>judiciário</w:t>
-      </w:r>
-      <w:proofErr w:type="spellEnd"/>
-      <w:r>
-        <w:t xml:space="preserve"> </w:t>
-      </w:r>
-      <w:proofErr w:type="spellStart"/>
-      <w:r>
-        <w:t>competente</w:t>
-      </w:r>
-      <w:proofErr w:type="spellEnd"/>
-      <w:r>
-        <w:t xml:space="preserve"> (se </w:t>
-      </w:r>
-      <w:proofErr w:type="spellStart"/>
-      <w:r>
-        <w:t>houver</w:t>
-      </w:r>
-      <w:proofErr w:type="spellEnd"/>
-      <w:r>
-        <w:t xml:space="preserve">). </w:t>
-      </w:r>
-      <w:proofErr w:type="spellStart"/>
-      <w:r>
-        <w:t>Título</w:t>
-      </w:r>
-      <w:proofErr w:type="spellEnd"/>
-      <w:r>
-        <w:t xml:space="preserve"> e </w:t>
-      </w:r>
-      <w:proofErr w:type="spellStart"/>
-      <w:r>
-        <w:t>número</w:t>
-      </w:r>
-      <w:proofErr w:type="spellEnd"/>
-      <w:r>
-        <w:t xml:space="preserve"> da </w:t>
-      </w:r>
-      <w:proofErr w:type="spellStart"/>
-      <w:r>
-        <w:t>legislação</w:t>
-      </w:r>
-      <w:proofErr w:type="spellEnd"/>
-      <w:r>
-        <w:t xml:space="preserve">. Dados da </w:t>
-      </w:r>
-      <w:proofErr w:type="spellStart"/>
-      <w:r>
-        <w:t>fonte</w:t>
-      </w:r>
-      <w:proofErr w:type="spellEnd"/>
-      <w:r>
-        <w:t xml:space="preserve"> </w:t>
-      </w:r>
-      <w:proofErr w:type="spellStart"/>
-      <w:r>
-        <w:t>em</w:t>
-      </w:r>
-      <w:proofErr w:type="spellEnd"/>
-      <w:r>
-        <w:t xml:space="preserve"> </w:t>
-      </w:r>
-      <w:proofErr w:type="spellStart"/>
-      <w:r>
-        <w:t>qu</w:t>
-      </w:r>
-      <w:r>
-        <w:t>e</w:t>
-      </w:r>
-      <w:proofErr w:type="spellEnd"/>
-      <w:r>
-        <w:t xml:space="preserve"> </w:t>
-      </w:r>
-      <w:proofErr w:type="spellStart"/>
-      <w:r>
-        <w:t>foi</w:t>
-      </w:r>
-      <w:proofErr w:type="spellEnd"/>
-      <w:r>
-        <w:t xml:space="preserve"> </w:t>
-      </w:r>
-      <w:proofErr w:type="spellStart"/>
-      <w:r>
-        <w:t>publicado</w:t>
-      </w:r>
-      <w:proofErr w:type="spellEnd"/>
-      <w:r>
-        <w:t xml:space="preserve"> o </w:t>
-      </w:r>
-      <w:proofErr w:type="spellStart"/>
-      <w:r>
-        <w:t>documento</w:t>
-      </w:r>
-      <w:proofErr w:type="spellEnd"/>
-      <w:r>
-        <w:t xml:space="preserve">. </w:t>
-      </w:r>
-      <w:r>
-        <w:rPr>
-          <w:highlight w:val="yellow"/>
-        </w:rPr>
-        <w:t>DOCUMENTO JURÍDICO</w:t>
-      </w:r>
-    </w:p>
-    <w:p>
-      <w:pPr>
-        <w:pStyle w:val="RA71References"/>
-      </w:pPr>
-      <w:r>
-        <w:t>AUTORIA (</w:t>
-      </w:r>
-      <w:proofErr w:type="spellStart"/>
-      <w:r>
-        <w:t>Coordenador</w:t>
-      </w:r>
-      <w:proofErr w:type="spellEnd"/>
-      <w:r>
-        <w:t xml:space="preserve">). </w:t>
-      </w:r>
-      <w:proofErr w:type="spellStart"/>
-      <w:r>
-        <w:t>Título</w:t>
-      </w:r>
-      <w:proofErr w:type="spellEnd"/>
-      <w:r>
-        <w:t xml:space="preserve">. Local: </w:t>
-      </w:r>
-      <w:proofErr w:type="spellStart"/>
-      <w:r>
-        <w:t>Unidade</w:t>
-      </w:r>
-      <w:proofErr w:type="spellEnd"/>
-      <w:r>
-        <w:t xml:space="preserve"> </w:t>
-      </w:r>
-      <w:proofErr w:type="spellStart"/>
-      <w:r>
-        <w:t>executora</w:t>
-      </w:r>
-      <w:proofErr w:type="spellEnd"/>
-      <w:r>
-        <w:t xml:space="preserve">, data de </w:t>
-      </w:r>
-      <w:proofErr w:type="spellStart"/>
-      <w:r>
-        <w:t>início</w:t>
-      </w:r>
-      <w:proofErr w:type="spellEnd"/>
-      <w:r>
-        <w:t xml:space="preserve">. </w:t>
-      </w:r>
-      <w:proofErr w:type="spellStart"/>
-      <w:r>
-        <w:t>Número</w:t>
-      </w:r>
-      <w:proofErr w:type="spellEnd"/>
-      <w:r>
-        <w:t xml:space="preserve"> de </w:t>
-      </w:r>
-      <w:proofErr w:type="spellStart"/>
-      <w:r>
-        <w:t>página</w:t>
-      </w:r>
-      <w:proofErr w:type="spellEnd"/>
-      <w:r>
-        <w:t xml:space="preserve">(s). (Sigla da </w:t>
-      </w:r>
-      <w:proofErr w:type="spellStart"/>
-      <w:r>
-        <w:t>instituição</w:t>
-      </w:r>
-      <w:proofErr w:type="spellEnd"/>
-      <w:r>
-        <w:t xml:space="preserve"> </w:t>
-      </w:r>
-      <w:proofErr w:type="spellStart"/>
-      <w:r>
-        <w:t>mantenedora</w:t>
-      </w:r>
-      <w:proofErr w:type="spellEnd"/>
-      <w:r>
-        <w:t xml:space="preserve">. Nome e </w:t>
-      </w:r>
-      <w:proofErr w:type="spellStart"/>
-      <w:r>
-        <w:t>número</w:t>
-      </w:r>
-      <w:proofErr w:type="spellEnd"/>
-      <w:r>
-        <w:t xml:space="preserve"> do </w:t>
-      </w:r>
-      <w:proofErr w:type="spellStart"/>
-      <w:r>
-        <w:t>p</w:t>
-      </w:r>
-      <w:r>
-        <w:t>rograma</w:t>
-      </w:r>
-      <w:proofErr w:type="spellEnd"/>
-      <w:r>
-        <w:t xml:space="preserve"> – </w:t>
-      </w:r>
-      <w:proofErr w:type="spellStart"/>
-      <w:r>
-        <w:t>Título</w:t>
-      </w:r>
-      <w:proofErr w:type="spellEnd"/>
-      <w:r>
-        <w:t xml:space="preserve"> do </w:t>
-      </w:r>
-      <w:proofErr w:type="spellStart"/>
-      <w:r>
-        <w:t>programa</w:t>
-      </w:r>
-      <w:proofErr w:type="spellEnd"/>
-      <w:r>
-        <w:t xml:space="preserve">. Código do </w:t>
-      </w:r>
-      <w:proofErr w:type="spellStart"/>
-      <w:r>
-        <w:t>projeto</w:t>
-      </w:r>
-      <w:proofErr w:type="spellEnd"/>
-      <w:r>
-        <w:t xml:space="preserve">). Nota </w:t>
-      </w:r>
-      <w:proofErr w:type="spellStart"/>
-      <w:r>
-        <w:t>indicativa</w:t>
-      </w:r>
-      <w:proofErr w:type="spellEnd"/>
-      <w:r>
-        <w:t xml:space="preserve"> da </w:t>
-      </w:r>
-      <w:proofErr w:type="spellStart"/>
-      <w:r>
-        <w:t>fase</w:t>
-      </w:r>
-      <w:proofErr w:type="spellEnd"/>
-      <w:r>
-        <w:t xml:space="preserve"> do </w:t>
-      </w:r>
-      <w:proofErr w:type="spellStart"/>
-      <w:r>
-        <w:t>documento</w:t>
-      </w:r>
-      <w:proofErr w:type="spellEnd"/>
-      <w:r>
-        <w:t xml:space="preserve"> (</w:t>
-      </w:r>
-      <w:proofErr w:type="spellStart"/>
-      <w:r>
-        <w:t>projeto</w:t>
-      </w:r>
-      <w:proofErr w:type="spellEnd"/>
-      <w:r>
-        <w:t xml:space="preserve">, </w:t>
-      </w:r>
-      <w:proofErr w:type="spellStart"/>
-      <w:r>
-        <w:t>projeto</w:t>
-      </w:r>
-      <w:proofErr w:type="spellEnd"/>
-      <w:r>
-        <w:t xml:space="preserve"> </w:t>
-      </w:r>
-      <w:proofErr w:type="spellStart"/>
-      <w:r>
-        <w:t>em</w:t>
-      </w:r>
-      <w:proofErr w:type="spellEnd"/>
-      <w:r>
-        <w:t xml:space="preserve"> </w:t>
-      </w:r>
-      <w:proofErr w:type="spellStart"/>
-      <w:r>
-        <w:t>andamento</w:t>
-      </w:r>
-      <w:proofErr w:type="spellEnd"/>
-      <w:r>
-        <w:t xml:space="preserve">, </w:t>
-      </w:r>
-      <w:proofErr w:type="spellStart"/>
-      <w:r>
-        <w:t>projeto</w:t>
-      </w:r>
-      <w:proofErr w:type="spellEnd"/>
-      <w:r>
-        <w:t xml:space="preserve"> </w:t>
-      </w:r>
-      <w:proofErr w:type="spellStart"/>
-      <w:r>
-        <w:t>concluído</w:t>
-      </w:r>
-      <w:proofErr w:type="spellEnd"/>
-      <w:r>
-        <w:t xml:space="preserve">). </w:t>
-      </w:r>
-      <w:r>
-        <w:rPr>
-          <w:highlight w:val="yellow"/>
-        </w:rPr>
-        <w:t>PROJETO DE PESQUISA</w:t>
-      </w:r>
-    </w:p>
-    <w:p>
-      <w:pPr>
-        <w:pStyle w:val="RA71References"/>
-      </w:pPr>
-      <w:r>
-        <w:t xml:space="preserve">AUTORIA. </w:t>
-      </w:r>
-      <w:proofErr w:type="spellStart"/>
-      <w:r>
-        <w:t>Título</w:t>
-      </w:r>
-      <w:proofErr w:type="spellEnd"/>
-      <w:r>
-        <w:t xml:space="preserve">. Local: Editora, data. </w:t>
-      </w:r>
-      <w:proofErr w:type="spellStart"/>
-      <w:r>
-        <w:t>Designação</w:t>
-      </w:r>
-      <w:proofErr w:type="spellEnd"/>
-      <w:r>
-        <w:t xml:space="preserve"> </w:t>
-      </w:r>
-      <w:proofErr w:type="spellStart"/>
-      <w:r>
-        <w:t>específica</w:t>
-      </w:r>
-      <w:proofErr w:type="spellEnd"/>
-      <w:r>
-        <w:t xml:space="preserve"> do </w:t>
-      </w:r>
-      <w:proofErr w:type="spellStart"/>
-      <w:r>
-        <w:t>tipo</w:t>
-      </w:r>
-      <w:proofErr w:type="spellEnd"/>
-      <w:r>
-        <w:t xml:space="preserve"> de </w:t>
-      </w:r>
-      <w:proofErr w:type="spellStart"/>
-      <w:r>
-        <w:t>documento</w:t>
-      </w:r>
-      <w:proofErr w:type="spellEnd"/>
-      <w:r>
-        <w:t xml:space="preserve"> (</w:t>
-      </w:r>
-      <w:proofErr w:type="spellStart"/>
-      <w:r>
-        <w:t>quando</w:t>
-      </w:r>
-      <w:proofErr w:type="spellEnd"/>
-      <w:r>
-        <w:t xml:space="preserve"> </w:t>
-      </w:r>
-      <w:proofErr w:type="spellStart"/>
-      <w:r>
-        <w:t>não</w:t>
-      </w:r>
-      <w:proofErr w:type="spellEnd"/>
-      <w:r>
-        <w:t xml:space="preserve"> </w:t>
-      </w:r>
-      <w:proofErr w:type="spellStart"/>
-      <w:r>
-        <w:t>constar</w:t>
-      </w:r>
-      <w:proofErr w:type="spellEnd"/>
-      <w:r>
-        <w:t xml:space="preserve"> no </w:t>
-      </w:r>
-      <w:proofErr w:type="spellStart"/>
-      <w:r>
-        <w:t>título</w:t>
-      </w:r>
-      <w:proofErr w:type="spellEnd"/>
-      <w:r>
-        <w:t xml:space="preserve">), </w:t>
-      </w:r>
-      <w:proofErr w:type="spellStart"/>
-      <w:r>
-        <w:t>dimensões</w:t>
-      </w:r>
-      <w:proofErr w:type="spellEnd"/>
-      <w:r>
-        <w:t xml:space="preserve"> (se </w:t>
-      </w:r>
-      <w:proofErr w:type="spellStart"/>
-      <w:r>
-        <w:t>houver</w:t>
-      </w:r>
-      <w:proofErr w:type="spellEnd"/>
-      <w:r>
-        <w:t xml:space="preserve">). Escala. </w:t>
-      </w:r>
-      <w:r>
-        <w:rPr>
-          <w:highlight w:val="yellow"/>
-        </w:rPr>
-        <w:t>DOCUMENTO CARTOGRÁFICO</w:t>
-      </w:r>
-    </w:p>
-    <w:p>
-      <w:pPr>
-        <w:pStyle w:val="RA71References"/>
-      </w:pPr>
-      <w:r>
-        <w:t xml:space="preserve">AUTOR (se </w:t>
-      </w:r>
-      <w:proofErr w:type="spellStart"/>
-      <w:r>
-        <w:t>houver</w:t>
-      </w:r>
-      <w:proofErr w:type="spellEnd"/>
-      <w:r>
-        <w:t xml:space="preserve">). </w:t>
-      </w:r>
-      <w:proofErr w:type="spellStart"/>
-      <w:r>
-        <w:t>Título</w:t>
-      </w:r>
-      <w:proofErr w:type="spellEnd"/>
-      <w:r>
-        <w:t xml:space="preserve"> </w:t>
-      </w:r>
-      <w:proofErr w:type="spellStart"/>
-      <w:r>
-        <w:t>ou</w:t>
-      </w:r>
-      <w:proofErr w:type="spellEnd"/>
-      <w:r>
-        <w:t xml:space="preserve"> </w:t>
-      </w:r>
-      <w:proofErr w:type="spellStart"/>
-      <w:r>
-        <w:t>nome</w:t>
-      </w:r>
-      <w:proofErr w:type="spellEnd"/>
-      <w:r>
-        <w:t xml:space="preserve"> do site (se </w:t>
-      </w:r>
-      <w:proofErr w:type="spellStart"/>
-      <w:r>
-        <w:t>houver</w:t>
-      </w:r>
-      <w:proofErr w:type="spellEnd"/>
-      <w:r>
-        <w:t xml:space="preserve">). </w:t>
-      </w:r>
-      <w:proofErr w:type="spellStart"/>
-      <w:r>
-        <w:t>Disponível</w:t>
-      </w:r>
-      <w:proofErr w:type="spellEnd"/>
-      <w:r>
-        <w:t xml:space="preserve"> </w:t>
-      </w:r>
-      <w:proofErr w:type="spellStart"/>
-      <w:r>
-        <w:t>em</w:t>
-      </w:r>
-      <w:proofErr w:type="spellEnd"/>
-      <w:r>
-        <w:t>: &lt;</w:t>
-      </w:r>
-      <w:proofErr w:type="spellStart"/>
-      <w:r>
-        <w:t>endereço</w:t>
-      </w:r>
-      <w:proofErr w:type="spellEnd"/>
-      <w:r>
-        <w:t xml:space="preserve"> </w:t>
-      </w:r>
-      <w:proofErr w:type="spellStart"/>
-      <w:r>
-        <w:t>eletrônico</w:t>
-      </w:r>
-      <w:proofErr w:type="spellEnd"/>
-      <w:r>
-        <w:t xml:space="preserve">&gt;. </w:t>
-      </w:r>
-      <w:proofErr w:type="spellStart"/>
-      <w:r>
-        <w:t>Acesso</w:t>
-      </w:r>
-      <w:proofErr w:type="spellEnd"/>
-      <w:r>
-        <w:t xml:space="preserve"> </w:t>
-      </w:r>
-      <w:proofErr w:type="spellStart"/>
-      <w:r>
-        <w:t>em</w:t>
-      </w:r>
-      <w:proofErr w:type="spellEnd"/>
-      <w:r>
-        <w:t xml:space="preserve">: </w:t>
-      </w:r>
-      <w:proofErr w:type="spellStart"/>
-      <w:r>
-        <w:t>dia</w:t>
-      </w:r>
-      <w:proofErr w:type="spellEnd"/>
-      <w:r>
-        <w:t xml:space="preserve"> </w:t>
-      </w:r>
-      <w:proofErr w:type="spellStart"/>
-      <w:r>
-        <w:t>mês</w:t>
-      </w:r>
-      <w:proofErr w:type="spellEnd"/>
-      <w:r>
-        <w:t xml:space="preserve"> </w:t>
-      </w:r>
-      <w:proofErr w:type="spellStart"/>
-      <w:r>
-        <w:t>abreviado</w:t>
-      </w:r>
-      <w:proofErr w:type="spellEnd"/>
-      <w:r>
-        <w:t xml:space="preserve"> </w:t>
-      </w:r>
-      <w:proofErr w:type="spellStart"/>
-      <w:r>
-        <w:t>ano</w:t>
-      </w:r>
-      <w:proofErr w:type="spellEnd"/>
-      <w:r>
-        <w:t xml:space="preserve">. </w:t>
-      </w:r>
-      <w:r>
-        <w:rPr>
-          <w:highlight w:val="yellow"/>
-        </w:rPr>
-        <w:t>DOCUMENTO CONSULTADO ON-LINE</w:t>
-      </w:r>
-    </w:p>
-    <w:p>
-      <w:pPr>
-        <w:pStyle w:val="RA71References"/>
-      </w:pPr>
-      <w:r>
-        <w:t>AUTORIA. Nome do software (</w:t>
-      </w:r>
-      <w:proofErr w:type="spellStart"/>
-      <w:r>
-        <w:t>versão</w:t>
-      </w:r>
-      <w:proofErr w:type="spellEnd"/>
-      <w:r>
-        <w:t xml:space="preserve"> - se </w:t>
-      </w:r>
-      <w:proofErr w:type="spellStart"/>
-      <w:r>
-        <w:t>houver</w:t>
-      </w:r>
-      <w:proofErr w:type="spellEnd"/>
-      <w:r>
-        <w:t xml:space="preserve">). Local (se </w:t>
-      </w:r>
-      <w:proofErr w:type="spellStart"/>
-      <w:r>
-        <w:t>houver</w:t>
-      </w:r>
-      <w:proofErr w:type="spellEnd"/>
-      <w:r>
-        <w:t xml:space="preserve">), </w:t>
-      </w:r>
-      <w:proofErr w:type="spellStart"/>
-      <w:r>
-        <w:t>ano</w:t>
-      </w:r>
-      <w:proofErr w:type="spellEnd"/>
-      <w:r>
-        <w:t xml:space="preserve">. </w:t>
-      </w:r>
-      <w:proofErr w:type="spellStart"/>
-      <w:r>
-        <w:t>Disponível</w:t>
-      </w:r>
-      <w:proofErr w:type="spellEnd"/>
-      <w:r>
-        <w:t xml:space="preserve"> </w:t>
-      </w:r>
-      <w:proofErr w:type="spellStart"/>
-      <w:r>
-        <w:t>em</w:t>
-      </w:r>
-      <w:proofErr w:type="spellEnd"/>
-      <w:r>
-        <w:t>: &lt;</w:t>
-      </w:r>
-      <w:proofErr w:type="spellStart"/>
-      <w:r>
-        <w:t>endereço</w:t>
-      </w:r>
-      <w:proofErr w:type="spellEnd"/>
-      <w:r>
-        <w:t xml:space="preserve"> </w:t>
-      </w:r>
-      <w:proofErr w:type="spellStart"/>
-      <w:r>
-        <w:t>eletrônico</w:t>
-      </w:r>
-      <w:proofErr w:type="spellEnd"/>
-      <w:r>
-        <w:t xml:space="preserve">&gt; (se </w:t>
-      </w:r>
-      <w:proofErr w:type="spellStart"/>
-      <w:r>
-        <w:t>houver</w:t>
-      </w:r>
-      <w:proofErr w:type="spellEnd"/>
-      <w:r>
-        <w:t xml:space="preserve">). </w:t>
-      </w:r>
-      <w:r>
-        <w:rPr>
-          <w:highlight w:val="yellow"/>
-        </w:rPr>
-        <w:t>PROGRAMAS DE COMPUTADOR (</w:t>
-      </w:r>
-      <w:r>
-        <w:rPr>
-          <w:highlight w:val="yellow"/>
-        </w:rPr>
-        <w:t>SOFTWARE</w:t>
-      </w:r>
-      <w:r>
-        <w:rPr>
-          <w:highlight w:val="yellow"/>
-        </w:rPr>
-        <w:t>)</w:t>
-      </w:r>
-      <w:r>
-        <w:rPr>
-          <w:highlight w:val="yellow"/>
-        </w:rPr>
-        <w:t xml:space="preserve"> </w:t>
-      </w:r>
-    </w:p>
-    <w:p>
-      <w:pPr>
-        <w:pStyle w:val="RA71References"/>
+        <w:rPr>
+          <w:lang w:val="pt-BR"/>
+        </w:rPr>
       </w:pPr>
     </w:p>
     <w:p>
@@ -9657,12 +6475,14 @@
         <w:rPr>
           <w:b/>
           <w:bCs/>
+          <w:lang w:val="pt-BR"/>
         </w:rPr>
       </w:pPr>
       <w:r>
         <w:rPr>
           <w:b/>
           <w:bCs/>
+          <w:lang w:val="pt-BR"/>
         </w:rPr>
         <w:t>E</w:t>
       </w:r>
@@ -9670,6 +6490,7 @@
         <w:rPr>
           <w:b/>
           <w:bCs/>
+          <w:lang w:val="pt-BR"/>
         </w:rPr>
         <w:t>xemplos de referência</w:t>
       </w:r>
@@ -9677,6 +6498,7 @@
         <w:rPr>
           <w:b/>
           <w:bCs/>
+          <w:lang w:val="pt-BR"/>
         </w:rPr>
         <w:t>s</w:t>
       </w:r>
@@ -9684,8 +6506,14 @@
     <w:p>
       <w:pPr>
         <w:pStyle w:val="RA71References"/>
-      </w:pPr>
-      <w:r>
+        <w:rPr>
+          <w:lang w:val="pt-BR"/>
+        </w:rPr>
+      </w:pPr>
+      <w:r>
+        <w:rPr>
+          <w:lang w:val="pt-BR"/>
+        </w:rPr>
         <w:t>Para artigo científico:</w:t>
       </w:r>
     </w:p>
@@ -9694,109 +6522,12 @@
         <w:pStyle w:val="RA71References"/>
       </w:pPr>
       <w:r>
-        <w:t xml:space="preserve">ARATTANO, M.; FRANZI, L. </w:t>
-      </w:r>
-      <w:proofErr w:type="spellStart"/>
-      <w:r>
-        <w:t>On</w:t>
-      </w:r>
-      <w:proofErr w:type="spellEnd"/>
-      <w:r>
-        <w:t xml:space="preserve"> </w:t>
-      </w:r>
-      <w:proofErr w:type="spellStart"/>
-      <w:r>
-        <w:t>the</w:t>
-      </w:r>
-      <w:proofErr w:type="spellEnd"/>
-      <w:r>
-        <w:t xml:space="preserve"> </w:t>
-      </w:r>
-      <w:proofErr w:type="spellStart"/>
-      <w:r>
-        <w:t>evaluation</w:t>
-      </w:r>
-      <w:proofErr w:type="spellEnd"/>
-      <w:r>
-        <w:t xml:space="preserve"> </w:t>
-      </w:r>
-      <w:proofErr w:type="spellStart"/>
-      <w:r>
-        <w:t>of</w:t>
-      </w:r>
-      <w:proofErr w:type="spellEnd"/>
-      <w:r>
-        <w:t xml:space="preserve"> </w:t>
-      </w:r>
-      <w:proofErr w:type="spellStart"/>
-      <w:r>
-        <w:t>debris</w:t>
-      </w:r>
-      <w:proofErr w:type="spellEnd"/>
-      <w:r>
-        <w:t xml:space="preserve"> </w:t>
-      </w:r>
-      <w:proofErr w:type="spellStart"/>
-      <w:r>
-        <w:t>flows</w:t>
-      </w:r>
-      <w:proofErr w:type="spellEnd"/>
-      <w:r>
-        <w:t xml:space="preserve"> dynamics </w:t>
-      </w:r>
-      <w:proofErr w:type="spellStart"/>
-      <w:r>
-        <w:t>by</w:t>
-      </w:r>
-      <w:proofErr w:type="spellEnd"/>
-      <w:r>
-        <w:t xml:space="preserve"> </w:t>
-      </w:r>
-      <w:proofErr w:type="spellStart"/>
-      <w:r>
-        <w:t>means</w:t>
-      </w:r>
-      <w:proofErr w:type="spellEnd"/>
-      <w:r>
-        <w:t xml:space="preserve"> </w:t>
-      </w:r>
-      <w:proofErr w:type="spellStart"/>
-      <w:r>
-        <w:t>of</w:t>
-      </w:r>
-      <w:proofErr w:type="spellEnd"/>
-      <w:r>
-        <w:t xml:space="preserve"> </w:t>
-      </w:r>
-      <w:proofErr w:type="spellStart"/>
-      <w:r>
-        <w:t>mathematical</w:t>
-      </w:r>
-      <w:proofErr w:type="spellEnd"/>
-      <w:r>
-        <w:t xml:space="preserve"> models. Natural </w:t>
-      </w:r>
-      <w:proofErr w:type="spellStart"/>
-      <w:r>
-        <w:t>Hazards</w:t>
-      </w:r>
-      <w:proofErr w:type="spellEnd"/>
-      <w:r>
-        <w:t xml:space="preserve"> </w:t>
-      </w:r>
-      <w:proofErr w:type="spellStart"/>
-      <w:r>
-        <w:t>and</w:t>
-      </w:r>
-      <w:proofErr w:type="spellEnd"/>
-      <w:r>
-        <w:t xml:space="preserve"> Earth System Science, v. 3, n. 6, p. 539–544, 2003. </w:t>
+        <w:t xml:space="preserve">ARATTANO, M.; FRANZI, L. On the evaluation of debris flows dynamics by means of mathematical models. Natural Hazards and Earth System Science, v. 3, n. 6, p. 539–544, 2003. </w:t>
       </w:r>
       <w:hyperlink r:id="rId20" w:history="1">
         <w:r>
           <w:rPr>
             <w:rStyle w:val="Hyperlink"/>
-            <w:lang w:val="pt-BR"/>
           </w:rPr>
           <w:t>https://doi.org/10.5194/nhess-3-539-2003</w:t>
         </w:r>
@@ -9821,6 +6552,9 @@
     <w:p>
       <w:pPr>
         <w:pStyle w:val="RA71References"/>
+        <w:rPr>
+          <w:lang w:val="pt-BR"/>
+        </w:rPr>
       </w:pPr>
       <w:r>
         <w:lastRenderedPageBreak/>
@@ -9845,15 +6579,7 @@
         <w:t>Londres</w:t>
       </w:r>
       <w:r>
-        <w:t xml:space="preserve">: Taylor </w:t>
-      </w:r>
-      <w:proofErr w:type="spellStart"/>
-      <w:r>
-        <w:t>and</w:t>
-      </w:r>
-      <w:proofErr w:type="spellEnd"/>
-      <w:r>
-        <w:t xml:space="preserve"> Francis, 20</w:t>
+        <w:t>: Taylor and Francis, 20</w:t>
       </w:r>
       <w:r>
         <w:t>16</w:t>
@@ -9862,12 +6588,21 @@
         <w:t xml:space="preserve">. </w:t>
       </w:r>
       <w:r>
+        <w:rPr>
+          <w:lang w:val="pt-BR"/>
+        </w:rPr>
         <w:t>578</w:t>
       </w:r>
       <w:r>
+        <w:rPr>
+          <w:lang w:val="pt-BR"/>
+        </w:rPr>
         <w:t>p.</w:t>
       </w:r>
       <w:r>
+        <w:rPr>
+          <w:lang w:val="pt-BR"/>
+        </w:rPr>
         <w:t xml:space="preserve"> </w:t>
       </w:r>
       <w:hyperlink r:id="rId21" w:history="1">
@@ -9880,568 +6615,787 @@
         </w:r>
       </w:hyperlink>
       <w:r>
+        <w:rPr>
+          <w:lang w:val="pt-BR"/>
+        </w:rPr>
         <w:t xml:space="preserve"> </w:t>
       </w:r>
     </w:p>
     <w:p>
       <w:pPr>
         <w:pStyle w:val="RA71References"/>
+        <w:rPr>
+          <w:lang w:val="pt-BR"/>
+        </w:rPr>
       </w:pPr>
     </w:p>
     <w:p>
       <w:pPr>
         <w:pStyle w:val="RA71References"/>
-      </w:pPr>
-      <w:r>
+        <w:rPr>
+          <w:lang w:val="pt-BR"/>
+        </w:rPr>
+      </w:pPr>
+      <w:r>
+        <w:rPr>
+          <w:lang w:val="pt-BR"/>
+        </w:rPr>
         <w:t>Para capítulo de livro:</w:t>
       </w:r>
     </w:p>
     <w:p>
       <w:pPr>
         <w:pStyle w:val="RA71References"/>
-      </w:pPr>
-      <w:r>
+        <w:rPr>
+          <w:lang w:val="pt-BR"/>
+        </w:rPr>
+      </w:pPr>
+      <w:r>
+        <w:rPr>
+          <w:lang w:val="pt-BR"/>
+        </w:rPr>
         <w:t xml:space="preserve">CASTRO, S. S. </w:t>
       </w:r>
       <w:proofErr w:type="spellStart"/>
       <w:r>
+        <w:rPr>
+          <w:lang w:val="pt-BR"/>
+        </w:rPr>
         <w:t>Micromorfologia</w:t>
       </w:r>
       <w:proofErr w:type="spellEnd"/>
       <w:r>
+        <w:rPr>
+          <w:lang w:val="pt-BR"/>
+        </w:rPr>
         <w:t xml:space="preserve"> de Solos Aplicada ao Diagnóstico de Erosão. In</w:t>
       </w:r>
       <w:r>
+        <w:rPr>
+          <w:lang w:val="pt-BR"/>
+        </w:rPr>
         <w:t>:</w:t>
       </w:r>
       <w:r>
+        <w:rPr>
+          <w:lang w:val="pt-BR"/>
+        </w:rPr>
         <w:t xml:space="preserve"> GUERRA, A. J. T.; SILVA, A. S; BOTELHO, R. G. M. (</w:t>
       </w:r>
       <w:r>
+        <w:rPr>
+          <w:lang w:val="pt-BR"/>
+        </w:rPr>
         <w:t>Ed</w:t>
       </w:r>
       <w:r>
+        <w:rPr>
+          <w:lang w:val="pt-BR"/>
+        </w:rPr>
         <w:t>.)</w:t>
       </w:r>
       <w:r>
+        <w:rPr>
+          <w:lang w:val="pt-BR"/>
+        </w:rPr>
         <w:t>.</w:t>
       </w:r>
       <w:r>
+        <w:rPr>
+          <w:lang w:val="pt-BR"/>
+        </w:rPr>
+        <w:t xml:space="preserve"> Erosão e </w:t>
+      </w:r>
+      <w:r>
+        <w:rPr>
+          <w:lang w:val="pt-BR"/>
+        </w:rPr>
+        <w:t>c</w:t>
+      </w:r>
+      <w:r>
+        <w:rPr>
+          <w:lang w:val="pt-BR"/>
+        </w:rPr>
+        <w:t xml:space="preserve">onservação dos solos: Conceitos, temas e aplicações. </w:t>
+      </w:r>
+      <w:r>
+        <w:rPr>
+          <w:lang w:val="pt-BR"/>
+        </w:rPr>
+        <w:t>1</w:t>
+      </w:r>
+      <w:r>
+        <w:rPr>
+          <w:lang w:val="pt-BR"/>
+        </w:rPr>
+        <w:t xml:space="preserve">ª Ed. </w:t>
+      </w:r>
+      <w:r>
+        <w:rPr>
+          <w:lang w:val="pt-BR"/>
+        </w:rPr>
+        <w:t xml:space="preserve">Rio de Janeiro: </w:t>
+      </w:r>
+      <w:r>
+        <w:rPr>
+          <w:lang w:val="pt-BR"/>
+        </w:rPr>
+        <w:t xml:space="preserve">Bertrand Brasil, 1999. </w:t>
+      </w:r>
+      <w:r>
+        <w:rPr>
+          <w:lang w:val="pt-BR"/>
+        </w:rPr>
+        <w:t>p. 127-163.</w:t>
+      </w:r>
+    </w:p>
+    <w:p>
+      <w:pPr>
+        <w:pStyle w:val="RA71References"/>
+        <w:rPr>
+          <w:lang w:val="pt-BR"/>
+        </w:rPr>
+      </w:pPr>
+    </w:p>
+    <w:p>
+      <w:pPr>
+        <w:pStyle w:val="RA71References"/>
+        <w:rPr>
+          <w:lang w:val="pt-BR"/>
+        </w:rPr>
+      </w:pPr>
+      <w:r>
+        <w:rPr>
+          <w:lang w:val="pt-BR"/>
+        </w:rPr>
+        <w:t>Para trabalhos em anais de eventos:</w:t>
+      </w:r>
+    </w:p>
+    <w:p>
+      <w:pPr>
+        <w:pStyle w:val="RA71References"/>
+        <w:rPr>
+          <w:lang w:val="pt-BR"/>
+        </w:rPr>
+      </w:pPr>
+      <w:r>
+        <w:rPr>
+          <w:lang w:val="pt-BR"/>
+        </w:rPr>
+        <w:t>NOVO, E. M. L. M.; BARBOSA, C. C. F.; FREITAS, R. M.; MELACK, J.; SHIMABUKURO, Y. E.; PEREIRA FILHO, W. Distribuição sazonal d</w:t>
+      </w:r>
+      <w:r>
+        <w:rPr>
+          <w:lang w:val="pt-BR"/>
+        </w:rPr>
+        <w:t>o</w:t>
+      </w:r>
+      <w:r>
+        <w:rPr>
+          <w:lang w:val="pt-BR"/>
+        </w:rPr>
+        <w:t xml:space="preserve"> fitoplâncton no Lago Grande de </w:t>
+      </w:r>
+      <w:proofErr w:type="spellStart"/>
+      <w:r>
+        <w:rPr>
+          <w:lang w:val="pt-BR"/>
+        </w:rPr>
+        <w:t>Curuai</w:t>
+      </w:r>
+      <w:proofErr w:type="spellEnd"/>
+      <w:r>
+        <w:rPr>
+          <w:lang w:val="pt-BR"/>
+        </w:rPr>
+        <w:t xml:space="preserve"> em resposta ao pulso de inundação do Rio Amazonas</w:t>
+      </w:r>
+      <w:r>
+        <w:rPr>
+          <w:lang w:val="pt-BR"/>
+        </w:rPr>
+        <w:t>,</w:t>
+      </w:r>
+      <w:r>
+        <w:rPr>
+          <w:lang w:val="pt-BR"/>
+        </w:rPr>
+        <w:t xml:space="preserve"> a partir da análise de imagens MODIS. In: XII Simpósio Brasileiro de Sensoriamento Remoto (SBSR), 12, 2005, Goiânia. Anais... São José dos Campos: INPE. 2005. p. 3175-3182. ISBN 85-17-00018-8.</w:t>
+      </w:r>
+    </w:p>
+    <w:p>
+      <w:pPr>
+        <w:pStyle w:val="RA71References"/>
+        <w:rPr>
+          <w:lang w:val="pt-BR"/>
+        </w:rPr>
+      </w:pPr>
+    </w:p>
+    <w:p>
+      <w:pPr>
+        <w:pStyle w:val="RA71References"/>
+        <w:rPr>
+          <w:lang w:val="pt-BR"/>
+        </w:rPr>
+      </w:pPr>
+      <w:r>
+        <w:rPr>
+          <w:lang w:val="pt-BR"/>
+        </w:rPr>
+        <w:t>Para dissertações e/ou teses:</w:t>
+      </w:r>
+    </w:p>
+    <w:p>
+      <w:pPr>
+        <w:pStyle w:val="RA71References"/>
+        <w:rPr>
+          <w:lang w:val="pt-BR"/>
+        </w:rPr>
+      </w:pPr>
+      <w:r>
+        <w:rPr>
+          <w:lang w:val="pt-BR"/>
+        </w:rPr>
+        <w:t>MONTANHER</w:t>
+      </w:r>
+      <w:r>
+        <w:rPr>
+          <w:lang w:val="pt-BR"/>
+        </w:rPr>
+        <w:t xml:space="preserve">, </w:t>
+      </w:r>
+      <w:r>
+        <w:rPr>
+          <w:lang w:val="pt-BR"/>
+        </w:rPr>
+        <w:t>O</w:t>
+      </w:r>
+      <w:r>
+        <w:rPr>
+          <w:lang w:val="pt-BR"/>
+        </w:rPr>
+        <w:t>.</w:t>
+      </w:r>
+      <w:r>
+        <w:rPr>
+          <w:lang w:val="pt-BR"/>
+        </w:rPr>
         <w:t xml:space="preserve"> </w:t>
       </w:r>
+      <w:r>
+        <w:rPr>
+          <w:lang w:val="pt-BR"/>
+        </w:rPr>
+        <w:t xml:space="preserve">C. </w:t>
+      </w:r>
+      <w:r>
+        <w:rPr>
+          <w:lang w:val="pt-BR"/>
+        </w:rPr>
+        <w:t>Padrões espaço-temporais do transporte de sedimentos suspensos dos rios amazônicos de águas brancas: relações com o clima e mudanças na cobertura do solo</w:t>
+      </w:r>
+      <w:r>
+        <w:rPr>
+          <w:lang w:val="pt-BR"/>
+        </w:rPr>
+        <w:t xml:space="preserve">. Tese (Doutorado em </w:t>
+      </w:r>
+      <w:r>
+        <w:rPr>
+          <w:lang w:val="pt-BR"/>
+        </w:rPr>
+        <w:t>Geografia</w:t>
+      </w:r>
+      <w:r>
+        <w:rPr>
+          <w:lang w:val="pt-BR"/>
+        </w:rPr>
+        <w:t>)</w:t>
+      </w:r>
+      <w:r>
+        <w:rPr>
+          <w:lang w:val="pt-BR"/>
+        </w:rPr>
+        <w:t xml:space="preserve"> -</w:t>
+      </w:r>
+      <w:r>
+        <w:rPr>
+          <w:lang w:val="pt-BR"/>
+        </w:rPr>
+        <w:t xml:space="preserve"> </w:t>
+      </w:r>
+      <w:r>
+        <w:rPr>
+          <w:lang w:val="pt-BR"/>
+        </w:rPr>
+        <w:t>Programa de Pós-Graduação em Geografia</w:t>
+      </w:r>
+      <w:r>
+        <w:rPr>
+          <w:lang w:val="pt-BR"/>
+        </w:rPr>
+        <w:t xml:space="preserve">, Universidade Estadual </w:t>
+      </w:r>
+      <w:r>
+        <w:rPr>
+          <w:lang w:val="pt-BR"/>
+        </w:rPr>
+        <w:t>de Maringá</w:t>
+      </w:r>
+      <w:r>
+        <w:rPr>
+          <w:lang w:val="pt-BR"/>
+        </w:rPr>
+        <w:t xml:space="preserve">, </w:t>
+      </w:r>
+      <w:r>
+        <w:rPr>
+          <w:lang w:val="pt-BR"/>
+        </w:rPr>
+        <w:t>Maringá</w:t>
+      </w:r>
+      <w:r>
+        <w:rPr>
+          <w:lang w:val="pt-BR"/>
+        </w:rPr>
+        <w:t>. 201</w:t>
+      </w:r>
+      <w:r>
+        <w:rPr>
+          <w:lang w:val="pt-BR"/>
+        </w:rPr>
+        <w:t>6</w:t>
+      </w:r>
+      <w:r>
+        <w:rPr>
+          <w:lang w:val="pt-BR"/>
+        </w:rPr>
+        <w:t xml:space="preserve">. </w:t>
+      </w:r>
+      <w:r>
+        <w:rPr>
+          <w:lang w:val="pt-BR"/>
+        </w:rPr>
+        <w:t>253</w:t>
+      </w:r>
+      <w:r>
+        <w:rPr>
+          <w:lang w:val="pt-BR"/>
+        </w:rPr>
+        <w:t>p.</w:t>
+      </w:r>
+    </w:p>
+    <w:p>
+      <w:pPr>
+        <w:pStyle w:val="RA71References"/>
+        <w:rPr>
+          <w:lang w:val="pt-BR"/>
+        </w:rPr>
+      </w:pPr>
+    </w:p>
+    <w:p>
+      <w:pPr>
+        <w:pStyle w:val="RA71References"/>
+        <w:rPr>
+          <w:lang w:val="pt-BR"/>
+        </w:rPr>
+      </w:pPr>
+      <w:r>
+        <w:rPr>
+          <w:lang w:val="pt-BR"/>
+        </w:rPr>
+        <w:t>Para relatório técnico, manual:</w:t>
+      </w:r>
+    </w:p>
+    <w:p>
+      <w:pPr>
+        <w:pStyle w:val="RA71References"/>
+        <w:rPr>
+          <w:lang w:val="pt-BR"/>
+        </w:rPr>
+      </w:pPr>
+      <w:r>
+        <w:rPr>
+          <w:lang w:val="pt-BR"/>
+        </w:rPr>
+        <w:t>IPT</w:t>
+      </w:r>
+      <w:r>
+        <w:rPr>
+          <w:lang w:val="pt-BR"/>
+        </w:rPr>
+        <w:t>.</w:t>
+      </w:r>
+      <w:r>
+        <w:rPr>
+          <w:lang w:val="pt-BR"/>
+        </w:rPr>
+        <w:t xml:space="preserve"> Ocupação de encostas. </w:t>
+      </w:r>
+      <w:r>
+        <w:rPr>
+          <w:lang w:val="pt-BR"/>
+        </w:rPr>
+        <w:t>São Paulo:</w:t>
+      </w:r>
+      <w:r>
+        <w:rPr>
+          <w:lang w:val="pt-BR"/>
+        </w:rPr>
+        <w:t xml:space="preserve"> IPT, 1991. </w:t>
+      </w:r>
+      <w:r>
+        <w:rPr>
+          <w:lang w:val="pt-BR"/>
+        </w:rPr>
+        <w:t xml:space="preserve">216p. </w:t>
+      </w:r>
+      <w:r>
+        <w:rPr>
+          <w:lang w:val="pt-BR"/>
+        </w:rPr>
+        <w:t>Publicação IPT n</w:t>
+      </w:r>
+      <w:r>
+        <w:rPr>
+          <w:lang w:val="pt-BR"/>
+        </w:rPr>
+        <w:t>.</w:t>
+      </w:r>
+      <w:r>
+        <w:rPr>
+          <w:lang w:val="pt-BR"/>
+        </w:rPr>
+        <w:t xml:space="preserve"> 1831</w:t>
+      </w:r>
+      <w:r>
+        <w:rPr>
+          <w:lang w:val="pt-BR"/>
+        </w:rPr>
+        <w:t>.</w:t>
+      </w:r>
+    </w:p>
+    <w:p>
+      <w:pPr>
+        <w:pStyle w:val="RA71References"/>
+        <w:rPr>
+          <w:lang w:val="pt-BR"/>
+        </w:rPr>
+      </w:pPr>
+    </w:p>
+    <w:p>
+      <w:pPr>
+        <w:pStyle w:val="RA71References"/>
+        <w:rPr>
+          <w:lang w:val="pt-BR"/>
+        </w:rPr>
+      </w:pPr>
+      <w:r>
+        <w:rPr>
+          <w:lang w:val="pt-BR"/>
+        </w:rPr>
+        <w:t>Para document</w:t>
+      </w:r>
+      <w:r>
+        <w:rPr>
+          <w:lang w:val="pt-BR"/>
+        </w:rPr>
+        <w:t>o</w:t>
+      </w:r>
+      <w:r>
+        <w:rPr>
+          <w:lang w:val="pt-BR"/>
+        </w:rPr>
+        <w:t xml:space="preserve"> cartográfico:</w:t>
+      </w:r>
+    </w:p>
+    <w:p>
+      <w:pPr>
+        <w:pStyle w:val="RA71References"/>
+        <w:rPr>
+          <w:lang w:val="pt-BR"/>
+        </w:rPr>
+      </w:pPr>
+      <w:r>
+        <w:rPr>
+          <w:lang w:val="pt-BR"/>
+        </w:rPr>
+        <w:t>IBGE. Estado de Roraima - Geologia</w:t>
+      </w:r>
+      <w:r>
+        <w:rPr>
+          <w:lang w:val="pt-BR"/>
+        </w:rPr>
+        <w:t xml:space="preserve">. </w:t>
+      </w:r>
+      <w:r>
+        <w:rPr>
+          <w:lang w:val="pt-BR"/>
+        </w:rPr>
+        <w:t>Rio de Janeiro</w:t>
+      </w:r>
+      <w:r>
+        <w:rPr>
+          <w:lang w:val="pt-BR"/>
+        </w:rPr>
+        <w:t>: IBGE</w:t>
+      </w:r>
+      <w:r>
+        <w:rPr>
+          <w:lang w:val="pt-BR"/>
+        </w:rPr>
+        <w:t>,</w:t>
+      </w:r>
+      <w:r>
+        <w:rPr>
+          <w:lang w:val="pt-BR"/>
+        </w:rPr>
+        <w:t xml:space="preserve"> 2005. </w:t>
+      </w:r>
+      <w:r>
+        <w:rPr>
+          <w:lang w:val="pt-BR"/>
+        </w:rPr>
+        <w:t>Escala 1:</w:t>
+      </w:r>
+      <w:r>
+        <w:rPr>
+          <w:lang w:val="pt-BR"/>
+        </w:rPr>
+        <w:t>250.000.</w:t>
+      </w:r>
+    </w:p>
+    <w:p>
+      <w:pPr>
+        <w:pStyle w:val="RA71References"/>
+        <w:rPr>
+          <w:lang w:val="pt-BR"/>
+        </w:rPr>
+      </w:pPr>
+    </w:p>
+    <w:p>
+      <w:pPr>
+        <w:pStyle w:val="RA71References"/>
+        <w:rPr>
+          <w:lang w:val="pt-BR"/>
+        </w:rPr>
+      </w:pPr>
+      <w:r>
+        <w:rPr>
+          <w:lang w:val="pt-BR"/>
+        </w:rPr>
+        <w:t xml:space="preserve">Para </w:t>
+      </w:r>
+      <w:r>
+        <w:rPr>
+          <w:lang w:val="pt-BR"/>
+        </w:rPr>
+        <w:t>programas de computador (</w:t>
+      </w:r>
+      <w:r>
+        <w:rPr>
+          <w:lang w:val="pt-BR"/>
+        </w:rPr>
+        <w:t>software</w:t>
+      </w:r>
+      <w:r>
+        <w:rPr>
+          <w:lang w:val="pt-BR"/>
+        </w:rPr>
+        <w:t>)</w:t>
+      </w:r>
+      <w:r>
+        <w:rPr>
+          <w:lang w:val="pt-BR"/>
+        </w:rPr>
+        <w:t>:</w:t>
+      </w:r>
+    </w:p>
+    <w:p>
+      <w:pPr>
+        <w:pStyle w:val="RA71References"/>
+        <w:rPr>
+          <w:lang w:val="pt-BR"/>
+        </w:rPr>
+      </w:pPr>
+      <w:r>
+        <w:t>QGIS Development Team. QGIS Geographic Information System</w:t>
+      </w:r>
+      <w:r>
+        <w:t xml:space="preserve"> (</w:t>
+      </w:r>
       <w:proofErr w:type="spellStart"/>
       <w:r>
-        <w:t>Erosão</w:t>
+        <w:t>versão</w:t>
       </w:r>
       <w:proofErr w:type="spellEnd"/>
       <w:r>
-        <w:t xml:space="preserve"> e </w:t>
-      </w:r>
+        <w:t xml:space="preserve"> 3</w:t>
+      </w:r>
+      <w:r>
+        <w:t>.1</w:t>
+      </w:r>
+      <w:r>
+        <w:t>6</w:t>
+      </w:r>
+      <w:r>
+        <w:t>)</w:t>
+      </w:r>
+      <w:r>
+        <w:t>.</w:t>
+      </w:r>
+      <w:r>
+        <w:t xml:space="preserve"> </w:t>
+      </w:r>
+      <w:r>
+        <w:rPr>
+          <w:lang w:val="pt-BR"/>
+        </w:rPr>
+        <w:t>20</w:t>
+      </w:r>
+      <w:r>
+        <w:rPr>
+          <w:lang w:val="pt-BR"/>
+        </w:rPr>
+        <w:t>21</w:t>
+      </w:r>
+      <w:r>
+        <w:rPr>
+          <w:lang w:val="pt-BR"/>
+        </w:rPr>
+        <w:t xml:space="preserve">. Disponível em: </w:t>
+      </w:r>
+      <w:r>
+        <w:rPr>
+          <w:lang w:val="pt-BR"/>
+        </w:rPr>
+        <w:t>&lt;</w:t>
+      </w:r>
+      <w:r>
+        <w:rPr>
+          <w:lang w:val="pt-BR"/>
+        </w:rPr>
+        <w:t>http://qgis.osgeo.org</w:t>
+      </w:r>
+      <w:r>
+        <w:rPr>
+          <w:lang w:val="pt-BR"/>
+        </w:rPr>
+        <w:t>&gt;</w:t>
+      </w:r>
+      <w:r>
+        <w:rPr>
+          <w:lang w:val="pt-BR"/>
+        </w:rPr>
+        <w:t>.</w:t>
+      </w:r>
+    </w:p>
+    <w:p>
+      <w:pPr>
+        <w:pStyle w:val="RA71References"/>
+        <w:rPr>
+          <w:lang w:val="pt-BR"/>
+        </w:rPr>
+      </w:pPr>
       <w:proofErr w:type="spellStart"/>
       <w:r>
-        <w:t>c</w:t>
-      </w:r>
-      <w:r>
-        <w:t>onservação</w:t>
+        <w:rPr>
+          <w:lang w:val="pt-BR"/>
+        </w:rPr>
+        <w:t>Esri</w:t>
       </w:r>
       <w:proofErr w:type="spellEnd"/>
       <w:r>
-        <w:t xml:space="preserve"> dos solos: </w:t>
+        <w:rPr>
+          <w:lang w:val="pt-BR"/>
+        </w:rPr>
+        <w:t xml:space="preserve"> Inc. </w:t>
       </w:r>
       <w:proofErr w:type="spellStart"/>
       <w:r>
-        <w:t>Conceitos</w:t>
+        <w:rPr>
+          <w:lang w:val="pt-BR"/>
+        </w:rPr>
+        <w:t>ArcMap</w:t>
       </w:r>
       <w:proofErr w:type="spellEnd"/>
       <w:r>
-        <w:t xml:space="preserve">, temas e aplicações. </w:t>
-      </w:r>
-      <w:r>
-        <w:t>1</w:t>
-      </w:r>
-      <w:r>
-        <w:t xml:space="preserve">ª Ed. </w:t>
-      </w:r>
-      <w:r>
-        <w:t xml:space="preserve">Rio de Janeiro: </w:t>
-      </w:r>
-      <w:r>
-        <w:t xml:space="preserve">Bertrand Brasil, 1999. </w:t>
-      </w:r>
-      <w:r>
-        <w:t>p. 127-163.</w:t>
+        <w:rPr>
+          <w:lang w:val="pt-BR"/>
+        </w:rPr>
+        <w:t xml:space="preserve"> (</w:t>
+      </w:r>
+      <w:r>
+        <w:rPr>
+          <w:lang w:val="pt-BR"/>
+        </w:rPr>
+        <w:t>versão</w:t>
+      </w:r>
+      <w:r>
+        <w:rPr>
+          <w:lang w:val="pt-BR"/>
+        </w:rPr>
+        <w:t xml:space="preserve"> 10.5.1). </w:t>
+      </w:r>
+      <w:proofErr w:type="spellStart"/>
+      <w:r>
+        <w:rPr>
+          <w:lang w:val="pt-BR"/>
+        </w:rPr>
+        <w:t>Redlands</w:t>
+      </w:r>
+      <w:proofErr w:type="spellEnd"/>
+      <w:r>
+        <w:rPr>
+          <w:lang w:val="pt-BR"/>
+        </w:rPr>
+        <w:t xml:space="preserve">, </w:t>
+      </w:r>
+      <w:r>
+        <w:rPr>
+          <w:lang w:val="pt-BR"/>
+        </w:rPr>
+        <w:t>Estados Unidos</w:t>
+      </w:r>
+      <w:r>
+        <w:rPr>
+          <w:lang w:val="pt-BR"/>
+        </w:rPr>
+        <w:t>, 2016.</w:t>
       </w:r>
     </w:p>
     <w:p>
       <w:pPr>
         <w:pStyle w:val="RA71References"/>
-      </w:pPr>
-    </w:p>
-    <w:p>
-      <w:pPr>
-        <w:pStyle w:val="RA71References"/>
-      </w:pPr>
-      <w:r>
-        <w:t>Para trabalhos em anais de eventos:</w:t>
-      </w:r>
-    </w:p>
-    <w:p>
-      <w:pPr>
-        <w:pStyle w:val="RA71References"/>
-      </w:pPr>
-      <w:r>
-        <w:t xml:space="preserve">NOVO, E. M. L. M.; BARBOSA, C. C. F.; FREITAS, R. M.; MELACK, J.; SHIMABUKURO, Y. E.; PEREIRA FILHO, W. </w:t>
-      </w:r>
-      <w:proofErr w:type="spellStart"/>
-      <w:r>
-        <w:t>Distribuição</w:t>
-      </w:r>
-      <w:proofErr w:type="spellEnd"/>
-      <w:r>
-        <w:t xml:space="preserve"> </w:t>
-      </w:r>
-      <w:proofErr w:type="spellStart"/>
-      <w:r>
-        <w:t>sazonal</w:t>
-      </w:r>
-      <w:proofErr w:type="spellEnd"/>
-      <w:r>
-        <w:t xml:space="preserve"> d</w:t>
-      </w:r>
-      <w:r>
-        <w:t>o</w:t>
-      </w:r>
-      <w:r>
-        <w:t xml:space="preserve"> </w:t>
-      </w:r>
-      <w:proofErr w:type="spellStart"/>
-      <w:r>
-        <w:t>fitoplâncton</w:t>
-      </w:r>
-      <w:proofErr w:type="spellEnd"/>
-      <w:r>
-        <w:t xml:space="preserve"> no Lago Grande de </w:t>
-      </w:r>
-      <w:proofErr w:type="spellStart"/>
-      <w:r>
-        <w:t>Curuai</w:t>
-      </w:r>
-      <w:proofErr w:type="spellEnd"/>
-      <w:r>
-        <w:t xml:space="preserve"> em resposta ao pulso de </w:t>
-      </w:r>
-      <w:proofErr w:type="spellStart"/>
-      <w:r>
-        <w:t>inundação</w:t>
-      </w:r>
-      <w:proofErr w:type="spellEnd"/>
-      <w:r>
-        <w:t xml:space="preserve"> do Rio Amazonas</w:t>
-      </w:r>
-      <w:r>
-        <w:t>,</w:t>
-      </w:r>
-      <w:r>
-        <w:t xml:space="preserve"> a </w:t>
-      </w:r>
-      <w:proofErr w:type="spellStart"/>
-      <w:r>
-        <w:t>partir</w:t>
-      </w:r>
-      <w:proofErr w:type="spellEnd"/>
-      <w:r>
-        <w:t xml:space="preserve"> da análise de imagens MODIS. In: XII Simpósio Brasileiro de </w:t>
-      </w:r>
-      <w:proofErr w:type="spellStart"/>
-      <w:r>
-        <w:t>Sensoriamento</w:t>
-      </w:r>
-      <w:proofErr w:type="spellEnd"/>
-      <w:r>
-        <w:t xml:space="preserve"> </w:t>
-      </w:r>
-      <w:proofErr w:type="spellStart"/>
-      <w:r>
-        <w:t>Remoto</w:t>
-      </w:r>
-      <w:proofErr w:type="spellEnd"/>
-      <w:r>
-        <w:t xml:space="preserve"> (SBSR), 12, 2005, Goiânia. Anais... São José dos Campos: INPE. 2005. p. 3175-3182. ISBN 85-17-00018-8.</w:t>
-      </w:r>
-    </w:p>
-    <w:p>
-      <w:pPr>
-        <w:pStyle w:val="RA71References"/>
-      </w:pPr>
-    </w:p>
-    <w:p>
-      <w:pPr>
-        <w:pStyle w:val="RA71References"/>
-      </w:pPr>
-      <w:r>
-        <w:t>Para dissertações e/ou teses:</w:t>
-      </w:r>
-    </w:p>
-    <w:p>
-      <w:pPr>
-        <w:pStyle w:val="RA71References"/>
-      </w:pPr>
-      <w:r>
-        <w:t>MONTANHER</w:t>
-      </w:r>
-      <w:r>
-        <w:t xml:space="preserve">, </w:t>
-      </w:r>
-      <w:r>
-        <w:t>O</w:t>
-      </w:r>
-      <w:r>
-        <w:t>.</w:t>
-      </w:r>
-      <w:r>
-        <w:t xml:space="preserve"> </w:t>
-      </w:r>
-      <w:r>
-        <w:t xml:space="preserve">C. </w:t>
-      </w:r>
-      <w:r>
-        <w:t>Padrões espaço-temporais do transporte de sedimentos suspensos dos rios amazônicos de águas brancas: relações com o clima e mudanças na cobertura do solo</w:t>
-      </w:r>
-      <w:r>
-        <w:t xml:space="preserve">. Tese (Doutorado em </w:t>
-      </w:r>
-      <w:r>
-        <w:t>Geografia</w:t>
-      </w:r>
-      <w:r>
-        <w:t>)</w:t>
-      </w:r>
-      <w:r>
-        <w:t xml:space="preserve"> -</w:t>
-      </w:r>
-      <w:r>
-        <w:t xml:space="preserve"> </w:t>
-      </w:r>
-      <w:r>
-        <w:t>Programa de Pós-Graduação em Geografia</w:t>
-      </w:r>
-      <w:r>
-        <w:t xml:space="preserve">, Universidade Estadual </w:t>
-      </w:r>
-      <w:r>
-        <w:t>de Maringá</w:t>
-      </w:r>
-      <w:r>
-        <w:t xml:space="preserve">, </w:t>
-      </w:r>
-      <w:r>
-        <w:t>Maringá</w:t>
-      </w:r>
-      <w:r>
-        <w:t>. 201</w:t>
-      </w:r>
-      <w:r>
-        <w:t>6</w:t>
-      </w:r>
-      <w:r>
-        <w:t xml:space="preserve">. </w:t>
-      </w:r>
-      <w:r>
-        <w:t>253</w:t>
-      </w:r>
-      <w:r>
-        <w:t>p.</w:t>
-      </w:r>
-    </w:p>
-    <w:p>
-      <w:pPr>
-        <w:pStyle w:val="RA71References"/>
-      </w:pPr>
-    </w:p>
-    <w:p>
-      <w:pPr>
-        <w:pStyle w:val="RA71References"/>
-      </w:pPr>
-      <w:r>
-        <w:t>Para relatório técnico, manual:</w:t>
-      </w:r>
-    </w:p>
-    <w:p>
-      <w:pPr>
-        <w:pStyle w:val="RA71References"/>
-      </w:pPr>
-      <w:r>
-        <w:t>IPT</w:t>
-      </w:r>
-      <w:r>
-        <w:t>.</w:t>
-      </w:r>
-      <w:r>
-        <w:t xml:space="preserve"> Ocupação de encostas. </w:t>
-      </w:r>
-      <w:r>
-        <w:t>São Paulo:</w:t>
-      </w:r>
-      <w:r>
-        <w:t xml:space="preserve"> IPT, 1991. </w:t>
-      </w:r>
-      <w:r>
-        <w:t xml:space="preserve">216p. </w:t>
-      </w:r>
-      <w:r>
-        <w:t>Publicação IPT n</w:t>
-      </w:r>
-      <w:r>
-        <w:t>.</w:t>
-      </w:r>
-      <w:r>
-        <w:t xml:space="preserve"> 1831</w:t>
-      </w:r>
-      <w:r>
-        <w:t>.</w:t>
-      </w:r>
-    </w:p>
-    <w:p>
-      <w:pPr>
-        <w:pStyle w:val="RA71References"/>
-      </w:pPr>
-    </w:p>
-    <w:p>
-      <w:pPr>
-        <w:pStyle w:val="RA71References"/>
-      </w:pPr>
-      <w:r>
-        <w:t>Para document</w:t>
-      </w:r>
-      <w:r>
-        <w:t>o</w:t>
-      </w:r>
-      <w:r>
-        <w:t xml:space="preserve"> cartográfico:</w:t>
-      </w:r>
-    </w:p>
-    <w:p>
-      <w:pPr>
-        <w:pStyle w:val="RA71References"/>
-      </w:pPr>
-      <w:r>
-        <w:t>IBGE. Estado de Roraima - Geologia</w:t>
-      </w:r>
-      <w:r>
-        <w:t xml:space="preserve">. </w:t>
-      </w:r>
-      <w:r>
-        <w:t>Rio de Janeiro</w:t>
-      </w:r>
-      <w:r>
-        <w:t>: IBGE</w:t>
-      </w:r>
-      <w:r>
-        <w:t>,</w:t>
-      </w:r>
-      <w:r>
-        <w:t xml:space="preserve"> 2005. </w:t>
-      </w:r>
-      <w:r>
-        <w:t>Escala 1:</w:t>
-      </w:r>
-      <w:r>
-        <w:t>250.000.</w:t>
-      </w:r>
-    </w:p>
-    <w:p>
-      <w:pPr>
-        <w:pStyle w:val="RA71References"/>
-      </w:pPr>
-    </w:p>
-    <w:p>
-      <w:pPr>
-        <w:pStyle w:val="RA71References"/>
-      </w:pPr>
-      <w:r>
-        <w:t xml:space="preserve">Para </w:t>
-      </w:r>
-      <w:r>
-        <w:t>programas de computador (</w:t>
-      </w:r>
-      <w:r>
-        <w:t>software</w:t>
-      </w:r>
-      <w:r>
-        <w:t>)</w:t>
-      </w:r>
-      <w:r>
-        <w:t>:</w:t>
-      </w:r>
-    </w:p>
-    <w:p>
-      <w:pPr>
-        <w:pStyle w:val="RA71References"/>
-      </w:pPr>
-      <w:r>
-        <w:t xml:space="preserve">QGIS </w:t>
-      </w:r>
-      <w:proofErr w:type="spellStart"/>
-      <w:r>
-        <w:t>Development</w:t>
-      </w:r>
-      <w:proofErr w:type="spellEnd"/>
-      <w:r>
-        <w:t xml:space="preserve"> Team. QGIS </w:t>
-      </w:r>
-      <w:proofErr w:type="spellStart"/>
-      <w:r>
-        <w:t>Geographic</w:t>
-      </w:r>
-      <w:proofErr w:type="spellEnd"/>
-      <w:r>
-        <w:t xml:space="preserve"> </w:t>
-      </w:r>
-      <w:proofErr w:type="spellStart"/>
-      <w:r>
-        <w:t>Information</w:t>
-      </w:r>
-      <w:proofErr w:type="spellEnd"/>
-      <w:r>
-        <w:t xml:space="preserve"> System</w:t>
-      </w:r>
-      <w:r>
-        <w:t xml:space="preserve"> (versão 3</w:t>
-      </w:r>
-      <w:r>
-        <w:t>.1</w:t>
-      </w:r>
-      <w:r>
-        <w:t>6</w:t>
-      </w:r>
-      <w:r>
-        <w:t>)</w:t>
-      </w:r>
-      <w:r>
-        <w:t>.</w:t>
-      </w:r>
-      <w:r>
-        <w:t xml:space="preserve"> 20</w:t>
-      </w:r>
-      <w:r>
-        <w:t>21</w:t>
-      </w:r>
-      <w:r>
-        <w:t xml:space="preserve">. Disponível em: </w:t>
-      </w:r>
-      <w:r>
-        <w:t>&lt;</w:t>
-      </w:r>
-      <w:r>
-        <w:t>http://qgis.osgeo.org</w:t>
-      </w:r>
-      <w:r>
-        <w:t>&gt;</w:t>
-      </w:r>
-      <w:r>
-        <w:t>.</w:t>
-      </w:r>
-    </w:p>
-    <w:p>
-      <w:pPr>
-        <w:pStyle w:val="RA71References"/>
-      </w:pPr>
-      <w:proofErr w:type="spellStart"/>
-      <w:r>
-        <w:t>Esri</w:t>
-      </w:r>
-      <w:proofErr w:type="spellEnd"/>
-      <w:r>
-        <w:t xml:space="preserve"> Inc. </w:t>
-      </w:r>
-      <w:proofErr w:type="spellStart"/>
-      <w:r>
-        <w:t>ArcMap</w:t>
-      </w:r>
-      <w:proofErr w:type="spellEnd"/>
-      <w:r>
-        <w:t xml:space="preserve"> (</w:t>
-      </w:r>
-      <w:r>
-        <w:t>versão</w:t>
-      </w:r>
-      <w:r>
-        <w:t xml:space="preserve"> 10.5.1). </w:t>
-      </w:r>
-      <w:proofErr w:type="spellStart"/>
-      <w:r>
-        <w:t>Redlands</w:t>
-      </w:r>
-      <w:proofErr w:type="spellEnd"/>
-      <w:r>
-        <w:t xml:space="preserve">, </w:t>
-      </w:r>
-      <w:r>
-        <w:t>Estados Unidos</w:t>
-      </w:r>
-      <w:r>
-        <w:t>, 2016.</w:t>
-      </w:r>
-    </w:p>
-    <w:p>
-      <w:pPr>
-        <w:pStyle w:val="RA71References"/>
-      </w:pPr>
-      <w:r>
-        <w:t xml:space="preserve">R Core Team. R: A </w:t>
-      </w:r>
-      <w:proofErr w:type="spellStart"/>
-      <w:r>
-        <w:t>Language</w:t>
-      </w:r>
-      <w:proofErr w:type="spellEnd"/>
-      <w:r>
-        <w:t xml:space="preserve"> </w:t>
-      </w:r>
-      <w:proofErr w:type="spellStart"/>
-      <w:r>
-        <w:t>and</w:t>
-      </w:r>
-      <w:proofErr w:type="spellEnd"/>
-      <w:r>
-        <w:t xml:space="preserve"> </w:t>
-      </w:r>
-      <w:proofErr w:type="spellStart"/>
-      <w:r>
-        <w:t>Environment</w:t>
-      </w:r>
-      <w:proofErr w:type="spellEnd"/>
-      <w:r>
-        <w:t xml:space="preserve"> for </w:t>
-      </w:r>
-      <w:proofErr w:type="spellStart"/>
-      <w:r>
-        <w:t>Statistical</w:t>
-      </w:r>
-      <w:proofErr w:type="spellEnd"/>
-      <w:r>
-        <w:t xml:space="preserve"> </w:t>
-      </w:r>
-      <w:proofErr w:type="spellStart"/>
-      <w:r>
-        <w:t>Computing</w:t>
-      </w:r>
-      <w:proofErr w:type="spellEnd"/>
-      <w:r>
-        <w:t xml:space="preserve">. Viena, </w:t>
-      </w:r>
-      <w:proofErr w:type="spellStart"/>
-      <w:r>
-        <w:t>Áustria</w:t>
-      </w:r>
-      <w:proofErr w:type="spellEnd"/>
-      <w:r>
-        <w:t>, 20</w:t>
-      </w:r>
-      <w:r>
+        <w:rPr>
+          <w:lang w:val="pt-BR"/>
+        </w:rPr>
+      </w:pPr>
+      <w:r>
+        <w:rPr>
+          <w:lang w:val="pt-BR"/>
+        </w:rPr>
+        <w:t xml:space="preserve">R Core Team. </w:t>
+      </w:r>
+      <w:r>
+        <w:t xml:space="preserve">R: A Language and Environment for Statistical Computing. </w:t>
+      </w:r>
+      <w:r>
+        <w:rPr>
+          <w:lang w:val="pt-BR"/>
+        </w:rPr>
+        <w:t>Viena, Áustria, 20</w:t>
+      </w:r>
+      <w:r>
+        <w:rPr>
+          <w:lang w:val="pt-BR"/>
+        </w:rPr>
         <w:t>20</w:t>
       </w:r>
       <w:r>
+        <w:rPr>
+          <w:lang w:val="pt-BR"/>
+        </w:rPr>
         <w:t>. Disponível em: &lt;http://www.R-project.org/&gt;.</w:t>
       </w:r>
     </w:p>
@@ -10481,7 +7435,37 @@
           <w:lang w:val="pt-BR"/>
         </w:rPr>
         <w:lastRenderedPageBreak/>
-        <w:t>SOBRE OS AUTORES</w:t>
+        <w:t xml:space="preserve">SOBRE </w:t>
+      </w:r>
+      <w:r>
+        <w:rPr>
+          <w:rFonts w:ascii="Arial" w:hAnsi="Arial" w:cs="Arial"/>
+          <w:sz w:val="27"/>
+          <w:szCs w:val="27"/>
+          <w:shd w:val="clear" w:color="auto" w:fill="FFFFFF"/>
+          <w:lang w:val="pt-BR"/>
+        </w:rPr>
+        <w:t>A</w:t>
+      </w:r>
+      <w:r>
+        <w:rPr>
+          <w:rFonts w:ascii="Arial" w:hAnsi="Arial" w:cs="Arial"/>
+          <w:sz w:val="27"/>
+          <w:szCs w:val="27"/>
+          <w:shd w:val="clear" w:color="auto" w:fill="FFFFFF"/>
+          <w:lang w:val="pt-BR"/>
+        </w:rPr>
+        <w:t xml:space="preserve"> AUTOR</w:t>
+      </w:r>
+      <w:r>
+        <w:rPr>
+          <w:rFonts w:ascii="Arial" w:hAnsi="Arial" w:cs="Arial"/>
+          <w:sz w:val="27"/>
+          <w:szCs w:val="27"/>
+          <w:shd w:val="clear" w:color="auto" w:fill="FFFFFF"/>
+          <w:lang w:val="pt-BR"/>
+        </w:rPr>
+        <w:t>IA</w:t>
       </w:r>
       <w:r>
         <w:rPr>
@@ -10535,7 +7519,7 @@
         <w:rPr>
           <w:color w:val="auto"/>
           <w:sz w:val="24"/>
-          <w:lang w:eastAsia="pt-BR"/>
+          <w:lang w:val="pt-BR" w:eastAsia="pt-BR"/>
         </w:rPr>
       </w:pPr>
       <w:r>
@@ -10545,49 +7529,49 @@
         <w:t xml:space="preserve">Esta seção deve ser inserida apenas na versão final do manuscrito, após a decisão de aceite. </w:t>
       </w:r>
       <w:r>
-        <w:t xml:space="preserve">Na </w:t>
+        <w:rPr>
+          <w:lang w:val="pt-BR"/>
+        </w:rPr>
+        <w:t xml:space="preserve">Na versão submetida para avaliação por pares, todas as informações que permitam </w:t>
+      </w:r>
+      <w:r>
+        <w:rPr>
+          <w:lang w:val="pt-BR"/>
+        </w:rPr>
+        <w:t xml:space="preserve">a </w:t>
+      </w:r>
+      <w:r>
+        <w:rPr>
+          <w:lang w:val="pt-BR"/>
+        </w:rPr>
+        <w:t xml:space="preserve">identificação de autoria devem ser omitidas, garantindo o processo de </w:t>
       </w:r>
       <w:proofErr w:type="spellStart"/>
       <w:r>
-        <w:t>versão</w:t>
+        <w:rPr>
+          <w:lang w:val="pt-BR"/>
+        </w:rPr>
+        <w:t>blind</w:t>
       </w:r>
       <w:proofErr w:type="spellEnd"/>
       <w:r>
+        <w:rPr>
+          <w:lang w:val="pt-BR"/>
+        </w:rPr>
         <w:t xml:space="preserve"> </w:t>
       </w:r>
       <w:proofErr w:type="spellStart"/>
       <w:r>
-        <w:t>submetida</w:t>
+        <w:rPr>
+          <w:lang w:val="pt-BR"/>
+        </w:rPr>
+        <w:t>peer</w:t>
       </w:r>
       <w:proofErr w:type="spellEnd"/>
       <w:r>
-        <w:t xml:space="preserve"> para avaliação por pares, todas as informações que permitam </w:t>
-      </w:r>
-      <w:proofErr w:type="gramStart"/>
-      <w:r>
-        <w:t>a</w:t>
-      </w:r>
-      <w:proofErr w:type="gramEnd"/>
-      <w:r>
-        <w:t xml:space="preserve"> </w:t>
-      </w:r>
-      <w:r>
-        <w:t xml:space="preserve">identificação de autoria devem ser omitidas, garantindo o processo de </w:t>
-      </w:r>
-      <w:proofErr w:type="spellStart"/>
-      <w:r>
-        <w:t>blind</w:t>
-      </w:r>
-      <w:proofErr w:type="spellEnd"/>
-      <w:r>
-        <w:t xml:space="preserve"> </w:t>
-      </w:r>
-      <w:proofErr w:type="spellStart"/>
-      <w:r>
-        <w:t>peer</w:t>
-      </w:r>
-      <w:proofErr w:type="spellEnd"/>
-      <w:r>
+        <w:rPr>
+          <w:lang w:val="pt-BR"/>
+        </w:rPr>
         <w:t xml:space="preserve"> review.</w:t>
       </w:r>
     </w:p>
@@ -10599,23 +7583,33 @@
         </w:rPr>
       </w:pPr>
       <w:r>
+        <w:rPr>
+          <w:lang w:val="pt-BR"/>
+        </w:rPr>
         <w:t>Na fase de avaliação, o manuscrito não deve conter: nomes de autores, afiliações institucionais, e-mails, ORCID, agradecimentos, informações de financiamento, créditos de figuras</w:t>
       </w:r>
       <w:r>
+        <w:rPr>
+          <w:lang w:val="pt-BR"/>
+        </w:rPr>
         <w:t xml:space="preserve"> e </w:t>
       </w:r>
       <w:r>
+        <w:rPr>
+          <w:lang w:val="pt-BR"/>
+        </w:rPr>
         <w:t>mapas, menções a grupos/laboratórios ou qualquer outro elemento que permita inferir</w:t>
       </w:r>
       <w:r>
-        <w:t xml:space="preserve"> </w:t>
-      </w:r>
-      <w:proofErr w:type="gramStart"/>
-      <w:r>
-        <w:t>a</w:t>
-      </w:r>
-      <w:proofErr w:type="gramEnd"/>
-      <w:r>
+        <w:rPr>
+          <w:lang w:val="pt-BR"/>
+        </w:rPr>
+        <w:t xml:space="preserve"> a</w:t>
+      </w:r>
+      <w:r>
+        <w:rPr>
+          <w:lang w:val="pt-BR"/>
+        </w:rPr>
         <w:t xml:space="preserve"> autoria. </w:t>
       </w:r>
       <w:r>
@@ -10671,56 +7665,59 @@
     <w:p>
       <w:pPr>
         <w:pStyle w:val="RA35bullet"/>
-      </w:pPr>
-      <w:r>
-        <w:t>afiliação institucional (Departamento/Programa, Instituição, Cidade, País</w:t>
-      </w:r>
-      <w:proofErr w:type="gramStart"/>
-      <w:r>
-        <w:t>);</w:t>
-      </w:r>
-      <w:proofErr w:type="gramEnd"/>
+        <w:rPr>
+          <w:lang w:val="pt-BR"/>
+        </w:rPr>
+      </w:pPr>
+      <w:r>
+        <w:rPr>
+          <w:lang w:val="pt-BR"/>
+        </w:rPr>
+        <w:t>afiliação institucional (Departamento/Programa, Instituição, Cidade, País);</w:t>
+      </w:r>
     </w:p>
     <w:p>
       <w:pPr>
         <w:pStyle w:val="RA35bullet"/>
-      </w:pPr>
-      <w:r>
-        <w:t>e-mail (indicar um e-mail de contato do autor correspondente</w:t>
-      </w:r>
-      <w:proofErr w:type="gramStart"/>
-      <w:r>
-        <w:t>);</w:t>
-      </w:r>
-      <w:proofErr w:type="gramEnd"/>
+        <w:rPr>
+          <w:lang w:val="pt-BR"/>
+        </w:rPr>
+      </w:pPr>
+      <w:r>
+        <w:rPr>
+          <w:lang w:val="pt-BR"/>
+        </w:rPr>
+        <w:t>e-mail (indicar um e-mail de contato do autor correspondente);</w:t>
+      </w:r>
     </w:p>
     <w:p>
       <w:pPr>
         <w:pStyle w:val="RA35bullet"/>
       </w:pPr>
       <w:r>
-        <w:t>ORCID (link completo).</w:t>
+        <w:t xml:space="preserve">ORCID (link </w:t>
+      </w:r>
+      <w:proofErr w:type="spellStart"/>
+      <w:r>
+        <w:t>completo</w:t>
+      </w:r>
+      <w:proofErr w:type="spellEnd"/>
+      <w:r>
+        <w:t>).</w:t>
       </w:r>
     </w:p>
     <w:p>
       <w:pPr>
         <w:pStyle w:val="RA31text"/>
-      </w:pPr>
-      <w:proofErr w:type="gramStart"/>
-      <w:r>
-        <w:t>A</w:t>
-      </w:r>
-      <w:proofErr w:type="gramEnd"/>
-      <w:r>
-        <w:t xml:space="preserve"> ordem de autoria e </w:t>
-      </w:r>
-      <w:proofErr w:type="gramStart"/>
-      <w:r>
-        <w:t>a</w:t>
-      </w:r>
-      <w:proofErr w:type="gramEnd"/>
-      <w:r>
-        <w:t xml:space="preserve"> indicação do autor correspondente devem estar claramente definidas nessa etapa.</w:t>
+        <w:rPr>
+          <w:lang w:val="pt-BR"/>
+        </w:rPr>
+      </w:pPr>
+      <w:r>
+        <w:rPr>
+          <w:lang w:val="pt-BR"/>
+        </w:rPr>
+        <w:t>A ordem de autoria e a indicação do autor correspondente devem estar claramente definidas nessa etapa.</w:t>
       </w:r>
     </w:p>
     <w:p>
@@ -10740,56 +7737,23 @@
     <w:p>
       <w:pPr>
         <w:pStyle w:val="RA82authornames"/>
-      </w:pPr>
-      <w:r>
-        <w:t xml:space="preserve">Nome </w:t>
-      </w:r>
-      <w:proofErr w:type="spellStart"/>
-      <w:r>
-        <w:t>Sobrenome</w:t>
-      </w:r>
-      <w:proofErr w:type="spellEnd"/>
-      <w:r>
-        <w:t xml:space="preserve"> </w:t>
+        <w:rPr>
+          <w:lang w:val="pt-BR"/>
+        </w:rPr>
+      </w:pPr>
+      <w:r>
+        <w:rPr>
+          <w:lang w:val="pt-BR"/>
+        </w:rPr>
+        <w:t xml:space="preserve">Nome Sobrenome </w:t>
       </w:r>
       <w:r>
         <w:rPr>
           <w:b w:val="0"/>
           <w:bCs/>
-        </w:rPr>
-        <w:t>(</w:t>
-      </w:r>
-      <w:proofErr w:type="spellStart"/>
-      <w:r>
-        <w:rPr>
-          <w:b w:val="0"/>
-          <w:bCs/>
-        </w:rPr>
-        <w:t>autor</w:t>
-      </w:r>
-      <w:proofErr w:type="spellEnd"/>
-      <w:r>
-        <w:rPr>
-          <w:b w:val="0"/>
-          <w:bCs/>
-        </w:rPr>
-        <w:t xml:space="preserve"> </w:t>
-      </w:r>
-      <w:proofErr w:type="spellStart"/>
-      <w:r>
-        <w:rPr>
-          <w:b w:val="0"/>
-          <w:bCs/>
-        </w:rPr>
-        <w:t>correspondente</w:t>
-      </w:r>
-      <w:proofErr w:type="spellEnd"/>
-      <w:r>
-        <w:rPr>
-          <w:b w:val="0"/>
-          <w:bCs/>
-        </w:rPr>
-        <w:t>)</w:t>
+          <w:lang w:val="pt-BR"/>
+        </w:rPr>
+        <w:t>(autor correspondente)</w:t>
       </w:r>
     </w:p>
     <w:p>
@@ -10800,19 +7764,7 @@
         <w:t>Minibiografia com até 75 palavras</w:t>
       </w:r>
       <w:r>
-        <w:t xml:space="preserve">, </w:t>
-      </w:r>
-      <w:r>
-        <w:t>iniciar pelo cargo</w:t>
-      </w:r>
-      <w:r>
-        <w:t>/posição</w:t>
-      </w:r>
-      <w:r>
-        <w:t xml:space="preserve"> atual e indicar formação (graduação, mestrado e doutorado, com instituição e ano), áreas de atuação e temas de pesquisa.</w:t>
-      </w:r>
-      <w:r>
-        <w:t xml:space="preserve"> </w:t>
+        <w:t xml:space="preserve">, iniciar pelo cargo/posição atual e indicar formação (graduação, mestrado e doutorado, com instituição e ano), áreas de atuação e temas de pesquisa. </w:t>
       </w:r>
       <w:r>
         <w:t xml:space="preserve">Exemplo: É </w:t>
@@ -10827,8 +7779,14 @@
     <w:p>
       <w:pPr>
         <w:pStyle w:val="RA83minibiography"/>
-      </w:pPr>
-      <w:r>
+        <w:rPr>
+          <w:lang w:val="en-US"/>
+        </w:rPr>
+      </w:pPr>
+      <w:r>
+        <w:rPr>
+          <w:lang w:val="en-US"/>
+        </w:rPr>
         <w:t xml:space="preserve">ORCID: </w:t>
       </w:r>
       <w:hyperlink r:id="rId22" w:tgtFrame="_new" w:history="1">
@@ -10837,24 +7795,9 @@
             <w:rStyle w:val="Hyperlink"/>
             <w:color w:val="000000"/>
             <w:u w:val="none"/>
+            <w:lang w:val="en-US"/>
           </w:rPr>
-          <w:t>https://orcid.org/00</w:t>
-        </w:r>
-        <w:r>
-          <w:rPr>
-            <w:rStyle w:val="Hyperlink"/>
-            <w:color w:val="000000"/>
-            <w:u w:val="none"/>
-          </w:rPr>
-          <w:t>0</w:t>
-        </w:r>
-        <w:r>
-          <w:rPr>
-            <w:rStyle w:val="Hyperlink"/>
-            <w:color w:val="000000"/>
-            <w:u w:val="none"/>
-          </w:rPr>
-          <w:t>0-0000-0000-0000</w:t>
+          <w:t>https://orcid.org/0000-0000-0000-0000</w:t>
         </w:r>
       </w:hyperlink>
     </w:p>
@@ -10866,10 +7809,16 @@
         </w:rPr>
       </w:pPr>
       <w:r>
+        <w:rPr>
+          <w:lang w:val="en-US"/>
+        </w:rPr>
         <w:t xml:space="preserve">E-mail: </w:t>
       </w:r>
       <w:proofErr w:type="spellStart"/>
       <w:r>
+        <w:rPr>
+          <w:lang w:val="en-US"/>
+        </w:rPr>
         <w:t>xxx@xxx</w:t>
       </w:r>
       <w:proofErr w:type="spellEnd"/>
@@ -10877,15 +7826,16 @@
     <w:p>
       <w:pPr>
         <w:pStyle w:val="RA82authornames"/>
-      </w:pPr>
-      <w:r>
-        <w:t xml:space="preserve">Nome </w:t>
-      </w:r>
-      <w:proofErr w:type="spellStart"/>
-      <w:r>
-        <w:t>Sobrenome</w:t>
-      </w:r>
-      <w:proofErr w:type="spellEnd"/>
+        <w:rPr>
+          <w:lang w:val="pt-BR"/>
+        </w:rPr>
+      </w:pPr>
+      <w:r>
+        <w:rPr>
+          <w:lang w:val="pt-BR"/>
+        </w:rPr>
+        <w:t>Nome Sobrenome</w:t>
+      </w:r>
     </w:p>
     <w:p>
       <w:pPr>
@@ -10928,10 +7878,16 @@
         </w:rPr>
       </w:pPr>
       <w:r>
+        <w:rPr>
+          <w:lang w:val="en-US"/>
+        </w:rPr>
         <w:t xml:space="preserve">E-mail: </w:t>
       </w:r>
       <w:proofErr w:type="spellStart"/>
       <w:r>
+        <w:rPr>
+          <w:lang w:val="en-US"/>
+        </w:rPr>
         <w:t>xxx@xxx</w:t>
       </w:r>
       <w:proofErr w:type="spellEnd"/>
@@ -10939,15 +7895,16 @@
     <w:p>
       <w:pPr>
         <w:pStyle w:val="RA82authornames"/>
-      </w:pPr>
-      <w:r>
-        <w:t xml:space="preserve">Nome </w:t>
-      </w:r>
-      <w:proofErr w:type="spellStart"/>
-      <w:r>
-        <w:t>Sobrenome</w:t>
-      </w:r>
-      <w:proofErr w:type="spellEnd"/>
+        <w:rPr>
+          <w:lang w:val="pt-BR"/>
+        </w:rPr>
+      </w:pPr>
+      <w:r>
+        <w:rPr>
+          <w:lang w:val="pt-BR"/>
+        </w:rPr>
+        <w:t>Nome Sobrenome</w:t>
+      </w:r>
     </w:p>
     <w:p>
       <w:pPr>
@@ -10985,12 +7942,21 @@
     <w:p>
       <w:pPr>
         <w:pStyle w:val="RA83minibiography"/>
-      </w:pPr>
-      <w:r>
+        <w:rPr>
+          <w:lang w:val="en-US"/>
+        </w:rPr>
+      </w:pPr>
+      <w:r>
+        <w:rPr>
+          <w:lang w:val="en-US"/>
+        </w:rPr>
         <w:t xml:space="preserve">E-mail: </w:t>
       </w:r>
       <w:proofErr w:type="spellStart"/>
       <w:r>
+        <w:rPr>
+          <w:lang w:val="en-US"/>
+        </w:rPr>
         <w:t>xxx@xxx</w:t>
       </w:r>
       <w:proofErr w:type="spellEnd"/>
@@ -11005,7 +7971,22 @@
         <w:pStyle w:val="RA9paperdata"/>
       </w:pPr>
       <w:r>
-        <w:t>Data de submissão: 25 de setembro de 2025</w:t>
+        <w:t xml:space="preserve">Data de submissão: </w:t>
+      </w:r>
+      <w:r>
+        <w:t>XX</w:t>
+      </w:r>
+      <w:r>
+        <w:t xml:space="preserve"> de </w:t>
+      </w:r>
+      <w:r>
+        <w:t>mês</w:t>
+      </w:r>
+      <w:r>
+        <w:t xml:space="preserve"> de 20</w:t>
+      </w:r>
+      <w:r>
+        <w:t>XX</w:t>
       </w:r>
     </w:p>
     <w:p>
@@ -11013,7 +7994,25 @@
         <w:pStyle w:val="RA9paperdata"/>
       </w:pPr>
       <w:r>
-        <w:t>Aceito para publicação: 15 de dezembro de 2025</w:t>
+        <w:t>Aceito para publicação</w:t>
+      </w:r>
+      <w:r>
+        <w:t xml:space="preserve"> </w:t>
+      </w:r>
+      <w:r>
+        <w:t>XX</w:t>
+      </w:r>
+      <w:r>
+        <w:t xml:space="preserve"> de </w:t>
+      </w:r>
+      <w:r>
+        <w:t>mês</w:t>
+      </w:r>
+      <w:r>
+        <w:t xml:space="preserve"> de 20</w:t>
+      </w:r>
+      <w:r>
+        <w:t>XX</w:t>
       </w:r>
     </w:p>
     <w:p>
@@ -11025,7 +8024,22 @@
         </w:rPr>
       </w:pPr>
       <w:r>
-        <w:t>Data de publicação: 31 de dezembro de 2025</w:t>
+        <w:t xml:space="preserve">Data de publicação: </w:t>
+      </w:r>
+      <w:r>
+        <w:t>XX</w:t>
+      </w:r>
+      <w:r>
+        <w:t xml:space="preserve"> de </w:t>
+      </w:r>
+      <w:r>
+        <w:t>mês</w:t>
+      </w:r>
+      <w:r>
+        <w:t xml:space="preserve"> de 20</w:t>
+      </w:r>
+      <w:r>
+        <w:t>XX</w:t>
       </w:r>
     </w:p>
     <w:sectPr>
@@ -11264,10 +8278,7 @@
         <w:t>: &lt;</w:t>
       </w:r>
       <w:r>
-        <w:t xml:space="preserve"> </w:t>
-      </w:r>
-      <w:r>
-        <w:t>https://rbgeomorfologia.org.br/rbg/about/submissions</w:t>
+        <w:t xml:space="preserve"> https://rbgeomorfologia.org.br/rbg/about/submissions</w:t>
       </w:r>
       <w:r>
         <w:t>&gt;.</w:t>
@@ -13569,6 +10580,7 @@
   <w:style w:type="character" w:default="1" w:styleId="Fontepargpadro">
     <w:name w:val="Default Paragraph Font"/>
     <w:uiPriority w:val="1"/>
+    <w:semiHidden/>
     <w:unhideWhenUsed/>
   </w:style>
   <w:style w:type="table" w:default="1" w:styleId="Tabelanormal">
